--- a/Avalanche_Manuscript.docx
+++ b/Avalanche_Manuscript.docx
@@ -56,7 +56,7 @@
           <w:i w:val="0"/>
           <w:sz w:val="22"/>
         </w:rPr>
-        <w:t>Machine-learning avalanche susceptibility maps in the Indian Himalayan Region routinely report areas under the ROC curve above 0.90, yet the sampling designs that produce those numbers have not been tested. We construct an independent avalanche inventory for the Chandra-Bhaga and Upper Beas basins from eight winters of Sentinel-1 backscatter change detection (6,364 release points, 85% basin coverage) and use it to run a controlled decomposition of where reported performance comes from. Drawing non-avalanche points from flat, vegetated, urban and cropland areas — the rule used across this literature — yields AUC = 1.000: the classification task becomes perfectly separable, and the model distinguishes steep snow-covered mountain from flat green valley rather than avalanche terrain from non-avalanche terrain. Replacing those absences with terrain-matched background points reduces AUC to 0.954, while spatial-block cross-validation applied to the original sampling changes performance by -0.000. The optimism therefore originates almost entirely in sampling design, not in spatial autocorrelation, which is the aspect the field has standardised on correcting. Two further diagnostics show that 1 km climate and 500 m snow-cover predictors are statistically interchangeable with raw spatial coordinates, and that reported AUC can be raised simply by increasing the background sampling ratio while precision-recall performance falls. A terrain-matched, spatially validated model attains AUC 0.939 and transfers between sub-basins at 0.888. We provide a corrected susceptibility map restricted to potential release areas, and openly document one artefact detected in our own pipeline.</w:t>
+        <w:t>Machine-learning avalanche susceptibility maps in the Indian Himalayan Region routinely report areas under the ROC curve above 0.90, yet the sampling designs that produce those numbers have not been tested. We construct an independent avalanche inventory for the Chandra-Bhaga and Upper Beas basins from eight winters of Sentinel-1 backscatter change detection (6,364 release points, 85% basin coverage) and use it to run a controlled decomposition of where reported performance comes from. Drawing non-avalanche points from flat, vegetated, urban and cropland areas — the rule used across this literature — yields AUC = 1.000: the classification task becomes perfectly separable, and the model distinguishes steep snow-covered mountain from flat green valley rather than avalanche terrain from non-avalanche terrain. Replacing those absences with terrain-matched background points reduces AUC to 0.954, while spatial-block cross-validation applied to the original sampling changes performance by -0.000. The optimism therefore originates almost entirely in sampling design, not in spatial autocorrelation, which is the aspect the field has standardised on correcting. Two further diagnostics show that 1 km climate and 500 m snow-cover predictors are statistically interchangeable with raw spatial coordinates, and that reported AUC can be raised simply by increasing the background sampling ratio while precision-recall performance falls. A terrain-matched, spatially validated model attains AUC 0.939 and transfers between sub-basins at 0.888. Blind optical verification of the detections, which this literature does not report, puts their precision at 7% (2/29); requiring snow cover to persist after each event removes two thirds of the false positives without losing any verified avalanche, raising precision to 18%. We provide a corrected susceptibility map restricted to potential release areas, and openly document two artefacts detected in our own pipeline.</w:t>
       </w:r>
     </w:p>
     <w:p>
@@ -195,7 +195,7 @@
           <w:i w:val="0"/>
           <w:sz w:val="22"/>
         </w:rPr>
-        <w:t>Deposits are traced upslope to the highest pixel on release-angle terrain (30–50°) within a 600 m search radius, because susceptibility models predict release, not runout. This yields 6,364 release points, of which 3,188 are flagged in four or more winters — the threshold used for the analyses below. Occupied 10 km blocks cover 85% of the study area, so the inventory is not confined to road-accessible slopes.</w:t>
+        <w:t>Deposits are traced upslope to the highest pixel on release-angle terrain (30–50°) within a 600 m search radius, because susceptibility models predict release, not runout. This yields 6,364 candidate release points, of which 3,188 are flagged in four or more winters — the threshold used for the analyses below. Section 4.7 reports what fraction of these are real. Occupied 10 km blocks cover 85% of the study area, so the inventory is not confined to road-accessible slopes.</w:t>
       </w:r>
     </w:p>
     <w:p>
@@ -2894,7 +2894,604 @@
         <w:rPr>
           <w:color w:val="0B3D5C"/>
         </w:rPr>
-        <w:t>4.7 Susceptibility map</w:t>
+        <w:t>4.7 How many detections are real?</w:t>
+      </w:r>
+    </w:p>
+    <w:p>
+      <w:r>
+        <w:rPr>
+          <w:i w:val="0"/>
+          <w:sz w:val="22"/>
+        </w:rPr>
+        <w:t>One hundred detections were sampled at random, twenty per month, and reviewed blind against Sentinel-2 imagery from each detection's own acquisition window; thirty-one have been judged so far. A detection counts as verified only when fresh debris appears inside the outline and the surrounding slope is unchanged between the two dates. Cases obscured by cloud are recorded as unjudgeable and excluded rather than counted as failures.</w:t>
+      </w:r>
+    </w:p>
+    <w:p>
+      <w:r>
+        <w:rPr>
+          <w:b/>
+          <w:sz w:val="19"/>
+        </w:rPr>
+        <w:t>Table 8. Blind optical verification of the Sentinel-1 detections.</w:t>
+      </w:r>
+    </w:p>
+    <w:tbl>
+      <w:tblPr>
+        <w:tblStyle w:val="LightGrid-Accent1"/>
+        <w:tblW w:type="auto" w:w="0"/>
+        <w:jc w:val="center"/>
+        <w:tblLook w:firstColumn="1" w:firstRow="1" w:lastColumn="0" w:lastRow="0" w:noHBand="0" w:noVBand="1" w:val="04A0"/>
+      </w:tblPr>
+      <w:tblGrid>
+        <w:gridCol w:w="1440"/>
+        <w:gridCol w:w="1440"/>
+        <w:gridCol w:w="1440"/>
+        <w:gridCol w:w="1440"/>
+        <w:gridCol w:w="1440"/>
+        <w:gridCol w:w="1440"/>
+      </w:tblGrid>
+      <w:tr>
+        <w:tc>
+          <w:tcPr>
+            <w:tcW w:type="dxa" w:w="2880"/>
+          </w:tcPr>
+          <w:p>
+            <w:r/>
+            <w:r>
+              <w:rPr>
+                <w:b/>
+                <w:sz w:val="18"/>
+              </w:rPr>
+              <w:t>Inventory</w:t>
+            </w:r>
+          </w:p>
+        </w:tc>
+        <w:tc>
+          <w:tcPr>
+            <w:tcW w:type="dxa" w:w="1296"/>
+          </w:tcPr>
+          <w:p>
+            <w:r/>
+            <w:r>
+              <w:rPr>
+                <w:b/>
+                <w:sz w:val="18"/>
+              </w:rPr>
+              <w:t>verified</w:t>
+            </w:r>
+          </w:p>
+        </w:tc>
+        <w:tc>
+          <w:tcPr>
+            <w:tcW w:type="dxa" w:w="1152"/>
+          </w:tcPr>
+          <w:p>
+            <w:r/>
+            <w:r>
+              <w:rPr>
+                <w:b/>
+                <w:sz w:val="18"/>
+              </w:rPr>
+              <w:t>false</w:t>
+            </w:r>
+          </w:p>
+        </w:tc>
+        <w:tc>
+          <w:tcPr>
+            <w:tcW w:type="dxa" w:w="720"/>
+          </w:tcPr>
+          <w:p>
+            <w:r/>
+            <w:r>
+              <w:rPr>
+                <w:b/>
+                <w:sz w:val="18"/>
+              </w:rPr>
+              <w:t>n</w:t>
+            </w:r>
+          </w:p>
+        </w:tc>
+        <w:tc>
+          <w:tcPr>
+            <w:tcW w:type="dxa" w:w="1440"/>
+          </w:tcPr>
+          <w:p>
+            <w:r/>
+            <w:r>
+              <w:rPr>
+                <w:b/>
+                <w:sz w:val="18"/>
+              </w:rPr>
+              <w:t>precision</w:t>
+            </w:r>
+          </w:p>
+        </w:tc>
+        <w:tc>
+          <w:tcPr>
+            <w:tcW w:type="dxa" w:w="2016"/>
+          </w:tcPr>
+          <w:p>
+            <w:r/>
+            <w:r>
+              <w:rPr>
+                <w:b/>
+                <w:sz w:val="18"/>
+              </w:rPr>
+              <w:t>95% CI</w:t>
+            </w:r>
+          </w:p>
+        </w:tc>
+      </w:tr>
+      <w:tr>
+        <w:tc>
+          <w:tcPr>
+            <w:tcW w:type="dxa" w:w="2880"/>
+          </w:tcPr>
+          <w:p>
+            <w:r/>
+            <w:r>
+              <w:rPr>
+                <w:sz w:val="18"/>
+              </w:rPr>
+              <w:t>unfiltered (v1)</w:t>
+            </w:r>
+          </w:p>
+        </w:tc>
+        <w:tc>
+          <w:tcPr>
+            <w:tcW w:type="dxa" w:w="1296"/>
+          </w:tcPr>
+          <w:p>
+            <w:r/>
+            <w:r>
+              <w:rPr>
+                <w:sz w:val="18"/>
+              </w:rPr>
+              <w:t>2</w:t>
+            </w:r>
+          </w:p>
+        </w:tc>
+        <w:tc>
+          <w:tcPr>
+            <w:tcW w:type="dxa" w:w="1152"/>
+          </w:tcPr>
+          <w:p>
+            <w:r/>
+            <w:r>
+              <w:rPr>
+                <w:sz w:val="18"/>
+              </w:rPr>
+              <w:t>27</w:t>
+            </w:r>
+          </w:p>
+        </w:tc>
+        <w:tc>
+          <w:tcPr>
+            <w:tcW w:type="dxa" w:w="720"/>
+          </w:tcPr>
+          <w:p>
+            <w:r/>
+            <w:r>
+              <w:rPr>
+                <w:sz w:val="18"/>
+              </w:rPr>
+              <w:t>29</w:t>
+            </w:r>
+          </w:p>
+        </w:tc>
+        <w:tc>
+          <w:tcPr>
+            <w:tcW w:type="dxa" w:w="1440"/>
+          </w:tcPr>
+          <w:p>
+            <w:r/>
+            <w:r>
+              <w:rPr>
+                <w:sz w:val="18"/>
+              </w:rPr>
+              <w:t>6.9%</w:t>
+            </w:r>
+          </w:p>
+        </w:tc>
+        <w:tc>
+          <w:tcPr>
+            <w:tcW w:type="dxa" w:w="2016"/>
+          </w:tcPr>
+          <w:p>
+            <w:r/>
+            <w:r>
+              <w:rPr>
+                <w:sz w:val="18"/>
+              </w:rPr>
+              <w:t>[2%, 22%]</w:t>
+            </w:r>
+          </w:p>
+        </w:tc>
+      </w:tr>
+      <w:tr>
+        <w:tc>
+          <w:tcPr>
+            <w:tcW w:type="dxa" w:w="2880"/>
+          </w:tcPr>
+          <w:p>
+            <w:r/>
+            <w:r>
+              <w:rPr>
+                <w:sz w:val="18"/>
+              </w:rPr>
+              <w:t>melt-out filtered (v2)</w:t>
+            </w:r>
+          </w:p>
+        </w:tc>
+        <w:tc>
+          <w:tcPr>
+            <w:tcW w:type="dxa" w:w="1296"/>
+          </w:tcPr>
+          <w:p>
+            <w:r/>
+            <w:r>
+              <w:rPr>
+                <w:sz w:val="18"/>
+              </w:rPr>
+              <w:t>2</w:t>
+            </w:r>
+          </w:p>
+        </w:tc>
+        <w:tc>
+          <w:tcPr>
+            <w:tcW w:type="dxa" w:w="1152"/>
+          </w:tcPr>
+          <w:p>
+            <w:r/>
+            <w:r>
+              <w:rPr>
+                <w:sz w:val="18"/>
+              </w:rPr>
+              <w:t>9</w:t>
+            </w:r>
+          </w:p>
+        </w:tc>
+        <w:tc>
+          <w:tcPr>
+            <w:tcW w:type="dxa" w:w="720"/>
+          </w:tcPr>
+          <w:p>
+            <w:r/>
+            <w:r>
+              <w:rPr>
+                <w:sz w:val="18"/>
+              </w:rPr>
+              <w:t>11</w:t>
+            </w:r>
+          </w:p>
+        </w:tc>
+        <w:tc>
+          <w:tcPr>
+            <w:tcW w:type="dxa" w:w="1440"/>
+          </w:tcPr>
+          <w:p>
+            <w:r/>
+            <w:r>
+              <w:rPr>
+                <w:sz w:val="18"/>
+              </w:rPr>
+              <w:t>18.2%</w:t>
+            </w:r>
+          </w:p>
+        </w:tc>
+        <w:tc>
+          <w:tcPr>
+            <w:tcW w:type="dxa" w:w="2016"/>
+          </w:tcPr>
+          <w:p>
+            <w:r/>
+            <w:r>
+              <w:rPr>
+                <w:sz w:val="18"/>
+              </w:rPr>
+              <w:t>[5%, 48%]</w:t>
+            </w:r>
+          </w:p>
+        </w:tc>
+      </w:tr>
+    </w:tbl>
+    <w:p/>
+    <w:p>
+      <w:r>
+        <w:rPr>
+          <w:i w:val="0"/>
+          <w:sz w:val="22"/>
+        </w:rPr>
+        <w:t>Precision of the unfiltered detections is 6.9%. Nearly every false positive is the same failure: between the two acquisitions the whole scene changes, as snow falls across it or melts off it, and bare or wetted ground raises backscatter exactly as avalanche debris does. Contrary to our expectation this is not confined to the ablation season — verified failures include a February-to-March pair over which the snowpack disappeared completely.</w:t>
+      </w:r>
+    </w:p>
+    <w:p>
+      <w:r>
+        <w:rPr>
+          <w:b/>
+          <w:sz w:val="19"/>
+        </w:rPr>
+        <w:t>Table 9. Effect of the snow-persistence filter on the reviewed detections.</w:t>
+      </w:r>
+    </w:p>
+    <w:tbl>
+      <w:tblPr>
+        <w:tblStyle w:val="LightGrid-Accent1"/>
+        <w:tblW w:type="auto" w:w="0"/>
+        <w:jc w:val="center"/>
+        <w:tblLook w:firstColumn="1" w:firstRow="1" w:lastColumn="0" w:lastRow="0" w:noHBand="0" w:noVBand="1" w:val="04A0"/>
+      </w:tblPr>
+      <w:tblGrid>
+        <w:gridCol w:w="2160"/>
+        <w:gridCol w:w="2160"/>
+        <w:gridCol w:w="2160"/>
+        <w:gridCol w:w="2160"/>
+      </w:tblGrid>
+      <w:tr>
+        <w:tc>
+          <w:tcPr>
+            <w:tcW w:type="dxa" w:w="3168"/>
+          </w:tcPr>
+          <w:p>
+            <w:r/>
+            <w:r>
+              <w:rPr>
+                <w:b/>
+                <w:sz w:val="18"/>
+              </w:rPr>
+              <w:t>Reviewed as</w:t>
+            </w:r>
+          </w:p>
+        </w:tc>
+        <w:tc>
+          <w:tcPr>
+            <w:tcW w:type="dxa" w:w="864"/>
+          </w:tcPr>
+          <w:p>
+            <w:r/>
+            <w:r>
+              <w:rPr>
+                <w:b/>
+                <w:sz w:val="18"/>
+              </w:rPr>
+              <w:t>n</w:t>
+            </w:r>
+          </w:p>
+        </w:tc>
+        <w:tc>
+          <w:tcPr>
+            <w:tcW w:type="dxa" w:w="2016"/>
+          </w:tcPr>
+          <w:p>
+            <w:r/>
+            <w:r>
+              <w:rPr>
+                <w:b/>
+                <w:sz w:val="18"/>
+              </w:rPr>
+              <w:t>removed by filter</w:t>
+            </w:r>
+          </w:p>
+        </w:tc>
+        <w:tc>
+          <w:tcPr>
+            <w:tcW w:type="dxa" w:w="1440"/>
+          </w:tcPr>
+          <w:p>
+            <w:r/>
+            <w:r>
+              <w:rPr>
+                <w:b/>
+                <w:sz w:val="18"/>
+              </w:rPr>
+              <w:t>% removed</w:t>
+            </w:r>
+          </w:p>
+        </w:tc>
+      </w:tr>
+      <w:tr>
+        <w:tc>
+          <w:tcPr>
+            <w:tcW w:type="dxa" w:w="3168"/>
+          </w:tcPr>
+          <w:p>
+            <w:r/>
+            <w:r>
+              <w:rPr>
+                <w:sz w:val="18"/>
+              </w:rPr>
+              <w:t>avalanche (true positive)</w:t>
+            </w:r>
+          </w:p>
+        </w:tc>
+        <w:tc>
+          <w:tcPr>
+            <w:tcW w:type="dxa" w:w="864"/>
+          </w:tcPr>
+          <w:p>
+            <w:r/>
+            <w:r>
+              <w:rPr>
+                <w:sz w:val="18"/>
+              </w:rPr>
+              <w:t>2</w:t>
+            </w:r>
+          </w:p>
+        </w:tc>
+        <w:tc>
+          <w:tcPr>
+            <w:tcW w:type="dxa" w:w="2016"/>
+          </w:tcPr>
+          <w:p>
+            <w:r/>
+            <w:r>
+              <w:rPr>
+                <w:sz w:val="18"/>
+              </w:rPr>
+              <w:t>0</w:t>
+            </w:r>
+          </w:p>
+        </w:tc>
+        <w:tc>
+          <w:tcPr>
+            <w:tcW w:type="dxa" w:w="1440"/>
+          </w:tcPr>
+          <w:p>
+            <w:r/>
+            <w:r>
+              <w:rPr>
+                <w:sz w:val="18"/>
+              </w:rPr>
+              <w:t>0%</w:t>
+            </w:r>
+          </w:p>
+        </w:tc>
+      </w:tr>
+      <w:tr>
+        <w:tc>
+          <w:tcPr>
+            <w:tcW w:type="dxa" w:w="3168"/>
+          </w:tcPr>
+          <w:p>
+            <w:r/>
+            <w:r>
+              <w:rPr>
+                <w:sz w:val="18"/>
+              </w:rPr>
+              <w:t>melt-out (false positive)</w:t>
+            </w:r>
+          </w:p>
+        </w:tc>
+        <w:tc>
+          <w:tcPr>
+            <w:tcW w:type="dxa" w:w="864"/>
+          </w:tcPr>
+          <w:p>
+            <w:r/>
+            <w:r>
+              <w:rPr>
+                <w:sz w:val="18"/>
+              </w:rPr>
+              <w:t>27</w:t>
+            </w:r>
+          </w:p>
+        </w:tc>
+        <w:tc>
+          <w:tcPr>
+            <w:tcW w:type="dxa" w:w="2016"/>
+          </w:tcPr>
+          <w:p>
+            <w:r/>
+            <w:r>
+              <w:rPr>
+                <w:sz w:val="18"/>
+              </w:rPr>
+              <w:t>18</w:t>
+            </w:r>
+          </w:p>
+        </w:tc>
+        <w:tc>
+          <w:tcPr>
+            <w:tcW w:type="dxa" w:w="1440"/>
+          </w:tcPr>
+          <w:p>
+            <w:r/>
+            <w:r>
+              <w:rPr>
+                <w:sz w:val="18"/>
+              </w:rPr>
+              <w:t>67%</w:t>
+            </w:r>
+          </w:p>
+        </w:tc>
+      </w:tr>
+      <w:tr>
+        <w:tc>
+          <w:tcPr>
+            <w:tcW w:type="dxa" w:w="3168"/>
+          </w:tcPr>
+          <w:p>
+            <w:r/>
+            <w:r>
+              <w:rPr>
+                <w:sz w:val="18"/>
+              </w:rPr>
+              <w:t>unclear (excluded)</w:t>
+            </w:r>
+          </w:p>
+        </w:tc>
+        <w:tc>
+          <w:tcPr>
+            <w:tcW w:type="dxa" w:w="864"/>
+          </w:tcPr>
+          <w:p>
+            <w:r/>
+            <w:r>
+              <w:rPr>
+                <w:sz w:val="18"/>
+              </w:rPr>
+              <w:t>2</w:t>
+            </w:r>
+          </w:p>
+        </w:tc>
+        <w:tc>
+          <w:tcPr>
+            <w:tcW w:type="dxa" w:w="2016"/>
+          </w:tcPr>
+          <w:p>
+            <w:r/>
+            <w:r>
+              <w:rPr>
+                <w:sz w:val="18"/>
+              </w:rPr>
+              <w:t>0</w:t>
+            </w:r>
+          </w:p>
+        </w:tc>
+        <w:tc>
+          <w:tcPr>
+            <w:tcW w:type="dxa" w:w="1440"/>
+          </w:tcPr>
+          <w:p>
+            <w:r/>
+            <w:r>
+              <w:rPr>
+                <w:sz w:val="18"/>
+              </w:rPr>
+              <w:t>0%</w:t>
+            </w:r>
+          </w:p>
+        </w:tc>
+      </w:tr>
+    </w:tbl>
+    <w:p/>
+    <w:p>
+      <w:r>
+        <w:rPr>
+          <w:i w:val="0"/>
+          <w:sz w:val="22"/>
+        </w:rPr>
+        <w:t>Requiring MODIS snow cover to persist after each event removes two thirds of the verified false positives and none of the verified avalanches, raising precision to 18.2% and shrinking the inventory from 7,055 to 2,064 events. The sample of verified avalanches is small, so the precision interval remains wide; the filter's selectivity — which failure modes it removes and which detections it preserves — is the stronger evidence, and it is the quantity a susceptibility study actually depends on.</w:t>
+      </w:r>
+    </w:p>
+    <w:p>
+      <w:r>
+        <w:rPr>
+          <w:i w:val="0"/>
+          <w:sz w:val="22"/>
+        </w:rPr>
+        <w:t>We report these figures because this literature does not. Published inventories in the region are presented without a precision estimate, so the proportion of training labels that are real avalanches is unknown in every study we reproduce. Section 4.1 shows why that matters less than it appears for our central result and more than it appears for the maps built on such inventories.</w:t>
+      </w:r>
+    </w:p>
+    <w:p>
+      <w:pPr>
+        <w:pStyle w:val="Heading2"/>
+      </w:pPr>
+      <w:r>
+        <w:rPr>
+          <w:color w:val="0B3D5C"/>
+        </w:rPr>
+        <w:t>4.8 Susceptibility map</w:t>
       </w:r>
     </w:p>
     <w:p>
@@ -3343,7 +3940,15 @@
         <w:pStyle w:val="ListBullet"/>
       </w:pPr>
       <w:r>
-        <w:t>Inventory precision is not established. Agreement between independent ascending and descending detections is 17.8% on aspects both geometries observe well, so the inventory should be treated as candidate avalanche-prone slopes rather than confirmed events. Recall at eight sites named in the reference study is 6/8, against 4/12 at randomly chosen steep sites, which is suggestive but not statistically significant at this sample size.</w:t>
+        <w:t>Inventory precision is low and is measured rather than assumed: 6.9% unfiltered and 18.2% after the snow-persistence filter, on 31 blind optical judgements. The detections are candidate avalanche-prone slopes, not confirmed events, and every result resting on them inherits that. Agreement between independent ascending and descending geometries is 17.8% on aspects both observe well, consistent with the direct measurement. Recall at eight sites named in the reference study is 6/8 against 4/12 at randomly chosen steep sites — suggestive, but not significant at this sample size.</w:t>
+      </w:r>
+    </w:p>
+    <w:p>
+      <w:pPr>
+        <w:pStyle w:val="ListBullet"/>
+      </w:pPr>
+      <w:r>
+        <w:t>The verified sample contains only two confirmed avalanches, so the precision interval is wide and the filter's measured selectivity carries more weight than the point estimate. Completing the remaining judgements would narrow it.</w:t>
       </w:r>
     </w:p>
     <w:p>

--- a/Avalanche_Manuscript.docx
+++ b/Avalanche_Manuscript.docx
@@ -12,7 +12,7 @@
           <w:color w:val="0B3D5C"/>
           <w:sz w:val="34"/>
         </w:rPr>
-        <w:t>Are machine-learning avalanche susceptibility maps learning avalanche physics?</w:t>
+        <w:t>Reported accuracy in avalanche susceptibility mapping reflects sampling design, not predictive skill</w:t>
       </w:r>
     </w:p>
     <w:p>
@@ -23,7 +23,7 @@
         <w:rPr>
           <w:sz w:val="25"/>
         </w:rPr>
-        <w:t>Sampling design, spatial validation and explainability in the Western Himalaya</w:t>
+        <w:t>A controlled reproduction with an independently verified Sentinel-1 inventory, Western Himalaya</w:t>
       </w:r>
     </w:p>
     <w:p>
@@ -56,7 +56,7 @@
           <w:i w:val="0"/>
           <w:sz w:val="22"/>
         </w:rPr>
-        <w:t>Machine-learning avalanche susceptibility maps in the Indian Himalayan Region routinely report areas under the ROC curve above 0.90, yet the sampling designs that produce those numbers have not been tested. We construct an independent avalanche inventory for the Chandra-Bhaga and Upper Beas basins from eight winters of Sentinel-1 backscatter change detection (6,364 release points, 85% basin coverage) and use it to run a controlled decomposition of where reported performance comes from. Drawing non-avalanche points from flat, vegetated, urban and cropland areas — the rule used across this literature — yields AUC = 1.000: the classification task becomes perfectly separable, and the model distinguishes steep snow-covered mountain from flat green valley rather than avalanche terrain from non-avalanche terrain. Replacing those absences with terrain-matched background points reduces AUC to 0.954, while spatial-block cross-validation applied to the original sampling changes performance by -0.000. The optimism therefore originates almost entirely in sampling design, not in spatial autocorrelation, which is the aspect the field has standardised on correcting. Two further diagnostics show that 1 km climate and 500 m snow-cover predictors are statistically interchangeable with raw spatial coordinates, and that reported AUC can be raised simply by increasing the background sampling ratio while precision-recall performance falls. A terrain-matched, spatially validated model attains AUC 0.939 and transfers between sub-basins at 0.888. Blind optical verification of the detections, which this literature does not report, puts their precision at 7% (2/29); requiring snow cover to persist after each event removes two thirds of the false positives without losing any verified avalanche, raising precision to 18%. We provide a corrected susceptibility map restricted to potential release areas, and openly document two artefacts detected in our own pipeline.</w:t>
+        <w:t>Machine-learning avalanche susceptibility maps in the Indian Himalayan Region routinely report areas under the ROC curve above 0.90, yet the sampling designs that produce those numbers have not been tested. We construct an independent avalanche inventory for the Chandra-Bhaga and Upper Beas basins from eight winters of Sentinel-1 backscatter change detection (6,364 release points, 85% basin coverage) and use it to run a controlled decomposition of where reported performance comes from. Drawing non-avalanche points from flat, vegetated, urban and cropland areas — the rule used across this literature — yields AUC = 1.000: the classification task becomes perfectly separable, and the model distinguishes steep snow-covered mountain from flat green valley rather than avalanche terrain from non-avalanche terrain. Replacing those absences with terrain-matched background points reduces AUC to 0.954, while spatial-block cross-validation applied to the original sampling changes performance by -0.000. The optimism therefore originates almost entirely in sampling design, not in spatial autocorrelation, which is the aspect the field has standardised on correcting. Two further diagnostics show that 1 km climate and 500 m snow-cover predictors are statistically interchangeable with raw spatial coordinates, and that reported AUC can be raised simply by increasing the background sampling ratio while precision-recall performance falls. A terrain-matched, spatially validated model attains AUC 0.939 and transfers between sub-basins at 0.888. Separately, blind optical verification — which this literature does not report for any inventory — puts the detections' precision at 7% (2/29); requiring snow cover to persist after each event removes two thirds of the false positives without losing any verified avalanche, raising precision to 18%. We provide a corrected susceptibility map, as an illustration of the method rather than an operational product, and openly document two artefacts detected in our own pipeline. The sampling rule we test is a convention inherited across this literature rather than the choice of any one study, and the corrections we propose apply equally to our own results.</w:t>
       </w:r>
     </w:p>
     <w:p>
@@ -103,7 +103,36 @@
           <w:i w:val="0"/>
           <w:sz w:val="22"/>
         </w:rPr>
-        <w:t>This study asks which of these two design choices actually drives reported performance, and whether the resulting models encode avalanche physics or study-design artefacts. We address it with a controlled 2×2 experiment on an independently constructed inventory, followed by explainability and ablation diagnostics. We apply the same scrutiny to our own pipeline and report an artefact we found there.</w:t>
+        <w:t>This study asks which of these two design choices actually drives reported performance, and whether the resulting models encode avalanche physics or study-design artefacts. We address it with a controlled 2×2 experiment on an independently constructed inventory, followed by explainability and ablation diagnostics. We apply the same scrutiny to our own pipeline and report two artefacts we found there.</w:t>
+      </w:r>
+    </w:p>
+    <w:p>
+      <w:pPr>
+        <w:pStyle w:val="Heading2"/>
+      </w:pPr>
+      <w:r>
+        <w:rPr>
+          <w:color w:val="0B3D5C"/>
+        </w:rPr>
+        <w:t>1.1 Scope and intent</w:t>
+      </w:r>
+    </w:p>
+    <w:p>
+      <w:r>
+        <w:rPr>
+          <w:i w:val="0"/>
+          <w:sz w:val="22"/>
+        </w:rPr>
+        <w:t>What is under test here is a PROTOCOL, not a paper. The absence rule examined below recurs throughout avalanche susceptibility work in the region: the study we reproduce cites earlier applications reporting AUC values of 0.88 and 0.87 built the same way. Our results therefore speak to a convention the field has inherited, and they apply to our own models exactly as they apply to published ones — Section 4.1 reports what happens when we run the conventional protocol on our own data, and the answer is a perfect score.</w:t>
+      </w:r>
+    </w:p>
+    <w:p>
+      <w:r>
+        <w:rPr>
+          <w:i w:val="0"/>
+          <w:sz w:val="22"/>
+        </w:rPr>
+        <w:t>We take Abhinav and Sattar (2025) as the reference implementation because it is recent, it covers these basins, and it documents its predictors, models and sampling clearly enough to be rebuilt independently. That is not true of every study in this area, and reproducing a result is only possible when the original is reported carefully. Where our figures differ from theirs, the difference reflects the experimental design we impose rather than an error on their part: a model trained against flat, vegetated absences is answering a different and easier question than one trained against terrain-matched background, and neither number is wrong for the question it answers.</w:t>
       </w:r>
     </w:p>
     <w:p>
@@ -1197,7 +1226,604 @@
         <w:rPr>
           <w:color w:val="0B3D5C"/>
         </w:rPr>
-        <w:t>4.2 Model comparison under honest validation</w:t>
+        <w:t>4.2 How many detections are real?</w:t>
+      </w:r>
+    </w:p>
+    <w:p>
+      <w:r>
+        <w:rPr>
+          <w:i w:val="0"/>
+          <w:sz w:val="22"/>
+        </w:rPr>
+        <w:t>One hundred detections were sampled at random, twenty per month, and reviewed blind against Sentinel-2 imagery from each detection's own acquisition window; thirty-one have been judged so far. A detection counts as verified only when fresh debris appears inside the outline and the surrounding slope is unchanged between the two dates. Cases obscured by cloud are recorded as unjudgeable and excluded rather than counted as failures.</w:t>
+      </w:r>
+    </w:p>
+    <w:p>
+      <w:r>
+        <w:rPr>
+          <w:b/>
+          <w:sz w:val="19"/>
+        </w:rPr>
+        <w:t>Table 8. Blind optical verification of the Sentinel-1 detections.</w:t>
+      </w:r>
+    </w:p>
+    <w:tbl>
+      <w:tblPr>
+        <w:tblStyle w:val="LightGrid-Accent1"/>
+        <w:tblW w:type="auto" w:w="0"/>
+        <w:jc w:val="center"/>
+        <w:tblLook w:firstColumn="1" w:firstRow="1" w:lastColumn="0" w:lastRow="0" w:noHBand="0" w:noVBand="1" w:val="04A0"/>
+      </w:tblPr>
+      <w:tblGrid>
+        <w:gridCol w:w="1440"/>
+        <w:gridCol w:w="1440"/>
+        <w:gridCol w:w="1440"/>
+        <w:gridCol w:w="1440"/>
+        <w:gridCol w:w="1440"/>
+        <w:gridCol w:w="1440"/>
+      </w:tblGrid>
+      <w:tr>
+        <w:tc>
+          <w:tcPr>
+            <w:tcW w:type="dxa" w:w="2880"/>
+          </w:tcPr>
+          <w:p>
+            <w:r/>
+            <w:r>
+              <w:rPr>
+                <w:b/>
+                <w:sz w:val="18"/>
+              </w:rPr>
+              <w:t>Inventory</w:t>
+            </w:r>
+          </w:p>
+        </w:tc>
+        <w:tc>
+          <w:tcPr>
+            <w:tcW w:type="dxa" w:w="1296"/>
+          </w:tcPr>
+          <w:p>
+            <w:r/>
+            <w:r>
+              <w:rPr>
+                <w:b/>
+                <w:sz w:val="18"/>
+              </w:rPr>
+              <w:t>verified</w:t>
+            </w:r>
+          </w:p>
+        </w:tc>
+        <w:tc>
+          <w:tcPr>
+            <w:tcW w:type="dxa" w:w="1152"/>
+          </w:tcPr>
+          <w:p>
+            <w:r/>
+            <w:r>
+              <w:rPr>
+                <w:b/>
+                <w:sz w:val="18"/>
+              </w:rPr>
+              <w:t>false</w:t>
+            </w:r>
+          </w:p>
+        </w:tc>
+        <w:tc>
+          <w:tcPr>
+            <w:tcW w:type="dxa" w:w="720"/>
+          </w:tcPr>
+          <w:p>
+            <w:r/>
+            <w:r>
+              <w:rPr>
+                <w:b/>
+                <w:sz w:val="18"/>
+              </w:rPr>
+              <w:t>n</w:t>
+            </w:r>
+          </w:p>
+        </w:tc>
+        <w:tc>
+          <w:tcPr>
+            <w:tcW w:type="dxa" w:w="1440"/>
+          </w:tcPr>
+          <w:p>
+            <w:r/>
+            <w:r>
+              <w:rPr>
+                <w:b/>
+                <w:sz w:val="18"/>
+              </w:rPr>
+              <w:t>precision</w:t>
+            </w:r>
+          </w:p>
+        </w:tc>
+        <w:tc>
+          <w:tcPr>
+            <w:tcW w:type="dxa" w:w="2016"/>
+          </w:tcPr>
+          <w:p>
+            <w:r/>
+            <w:r>
+              <w:rPr>
+                <w:b/>
+                <w:sz w:val="18"/>
+              </w:rPr>
+              <w:t>95% CI</w:t>
+            </w:r>
+          </w:p>
+        </w:tc>
+      </w:tr>
+      <w:tr>
+        <w:tc>
+          <w:tcPr>
+            <w:tcW w:type="dxa" w:w="2880"/>
+          </w:tcPr>
+          <w:p>
+            <w:r/>
+            <w:r>
+              <w:rPr>
+                <w:sz w:val="18"/>
+              </w:rPr>
+              <w:t>unfiltered (v1)</w:t>
+            </w:r>
+          </w:p>
+        </w:tc>
+        <w:tc>
+          <w:tcPr>
+            <w:tcW w:type="dxa" w:w="1296"/>
+          </w:tcPr>
+          <w:p>
+            <w:r/>
+            <w:r>
+              <w:rPr>
+                <w:sz w:val="18"/>
+              </w:rPr>
+              <w:t>2</w:t>
+            </w:r>
+          </w:p>
+        </w:tc>
+        <w:tc>
+          <w:tcPr>
+            <w:tcW w:type="dxa" w:w="1152"/>
+          </w:tcPr>
+          <w:p>
+            <w:r/>
+            <w:r>
+              <w:rPr>
+                <w:sz w:val="18"/>
+              </w:rPr>
+              <w:t>27</w:t>
+            </w:r>
+          </w:p>
+        </w:tc>
+        <w:tc>
+          <w:tcPr>
+            <w:tcW w:type="dxa" w:w="720"/>
+          </w:tcPr>
+          <w:p>
+            <w:r/>
+            <w:r>
+              <w:rPr>
+                <w:sz w:val="18"/>
+              </w:rPr>
+              <w:t>29</w:t>
+            </w:r>
+          </w:p>
+        </w:tc>
+        <w:tc>
+          <w:tcPr>
+            <w:tcW w:type="dxa" w:w="1440"/>
+          </w:tcPr>
+          <w:p>
+            <w:r/>
+            <w:r>
+              <w:rPr>
+                <w:sz w:val="18"/>
+              </w:rPr>
+              <w:t>6.9%</w:t>
+            </w:r>
+          </w:p>
+        </w:tc>
+        <w:tc>
+          <w:tcPr>
+            <w:tcW w:type="dxa" w:w="2016"/>
+          </w:tcPr>
+          <w:p>
+            <w:r/>
+            <w:r>
+              <w:rPr>
+                <w:sz w:val="18"/>
+              </w:rPr>
+              <w:t>[2%, 22%]</w:t>
+            </w:r>
+          </w:p>
+        </w:tc>
+      </w:tr>
+      <w:tr>
+        <w:tc>
+          <w:tcPr>
+            <w:tcW w:type="dxa" w:w="2880"/>
+          </w:tcPr>
+          <w:p>
+            <w:r/>
+            <w:r>
+              <w:rPr>
+                <w:sz w:val="18"/>
+              </w:rPr>
+              <w:t>melt-out filtered (v2)</w:t>
+            </w:r>
+          </w:p>
+        </w:tc>
+        <w:tc>
+          <w:tcPr>
+            <w:tcW w:type="dxa" w:w="1296"/>
+          </w:tcPr>
+          <w:p>
+            <w:r/>
+            <w:r>
+              <w:rPr>
+                <w:sz w:val="18"/>
+              </w:rPr>
+              <w:t>2</w:t>
+            </w:r>
+          </w:p>
+        </w:tc>
+        <w:tc>
+          <w:tcPr>
+            <w:tcW w:type="dxa" w:w="1152"/>
+          </w:tcPr>
+          <w:p>
+            <w:r/>
+            <w:r>
+              <w:rPr>
+                <w:sz w:val="18"/>
+              </w:rPr>
+              <w:t>9</w:t>
+            </w:r>
+          </w:p>
+        </w:tc>
+        <w:tc>
+          <w:tcPr>
+            <w:tcW w:type="dxa" w:w="720"/>
+          </w:tcPr>
+          <w:p>
+            <w:r/>
+            <w:r>
+              <w:rPr>
+                <w:sz w:val="18"/>
+              </w:rPr>
+              <w:t>11</w:t>
+            </w:r>
+          </w:p>
+        </w:tc>
+        <w:tc>
+          <w:tcPr>
+            <w:tcW w:type="dxa" w:w="1440"/>
+          </w:tcPr>
+          <w:p>
+            <w:r/>
+            <w:r>
+              <w:rPr>
+                <w:sz w:val="18"/>
+              </w:rPr>
+              <w:t>18.2%</w:t>
+            </w:r>
+          </w:p>
+        </w:tc>
+        <w:tc>
+          <w:tcPr>
+            <w:tcW w:type="dxa" w:w="2016"/>
+          </w:tcPr>
+          <w:p>
+            <w:r/>
+            <w:r>
+              <w:rPr>
+                <w:sz w:val="18"/>
+              </w:rPr>
+              <w:t>[5%, 48%]</w:t>
+            </w:r>
+          </w:p>
+        </w:tc>
+      </w:tr>
+    </w:tbl>
+    <w:p/>
+    <w:p>
+      <w:r>
+        <w:rPr>
+          <w:i w:val="0"/>
+          <w:sz w:val="22"/>
+        </w:rPr>
+        <w:t>Precision of the unfiltered detections is 6.9%. Nearly every false positive is the same failure: between the two acquisitions the whole scene changes, as snow falls across it or melts off it, and bare or wetted ground raises backscatter exactly as avalanche debris does. Contrary to our expectation this is not confined to the ablation season — verified failures include a February-to-March pair over which the snowpack disappeared completely.</w:t>
+      </w:r>
+    </w:p>
+    <w:p>
+      <w:r>
+        <w:rPr>
+          <w:b/>
+          <w:sz w:val="19"/>
+        </w:rPr>
+        <w:t>Table 9. Effect of the snow-persistence filter on the reviewed detections.</w:t>
+      </w:r>
+    </w:p>
+    <w:tbl>
+      <w:tblPr>
+        <w:tblStyle w:val="LightGrid-Accent1"/>
+        <w:tblW w:type="auto" w:w="0"/>
+        <w:jc w:val="center"/>
+        <w:tblLook w:firstColumn="1" w:firstRow="1" w:lastColumn="0" w:lastRow="0" w:noHBand="0" w:noVBand="1" w:val="04A0"/>
+      </w:tblPr>
+      <w:tblGrid>
+        <w:gridCol w:w="2160"/>
+        <w:gridCol w:w="2160"/>
+        <w:gridCol w:w="2160"/>
+        <w:gridCol w:w="2160"/>
+      </w:tblGrid>
+      <w:tr>
+        <w:tc>
+          <w:tcPr>
+            <w:tcW w:type="dxa" w:w="3168"/>
+          </w:tcPr>
+          <w:p>
+            <w:r/>
+            <w:r>
+              <w:rPr>
+                <w:b/>
+                <w:sz w:val="18"/>
+              </w:rPr>
+              <w:t>Reviewed as</w:t>
+            </w:r>
+          </w:p>
+        </w:tc>
+        <w:tc>
+          <w:tcPr>
+            <w:tcW w:type="dxa" w:w="864"/>
+          </w:tcPr>
+          <w:p>
+            <w:r/>
+            <w:r>
+              <w:rPr>
+                <w:b/>
+                <w:sz w:val="18"/>
+              </w:rPr>
+              <w:t>n</w:t>
+            </w:r>
+          </w:p>
+        </w:tc>
+        <w:tc>
+          <w:tcPr>
+            <w:tcW w:type="dxa" w:w="2016"/>
+          </w:tcPr>
+          <w:p>
+            <w:r/>
+            <w:r>
+              <w:rPr>
+                <w:b/>
+                <w:sz w:val="18"/>
+              </w:rPr>
+              <w:t>removed by filter</w:t>
+            </w:r>
+          </w:p>
+        </w:tc>
+        <w:tc>
+          <w:tcPr>
+            <w:tcW w:type="dxa" w:w="1440"/>
+          </w:tcPr>
+          <w:p>
+            <w:r/>
+            <w:r>
+              <w:rPr>
+                <w:b/>
+                <w:sz w:val="18"/>
+              </w:rPr>
+              <w:t>% removed</w:t>
+            </w:r>
+          </w:p>
+        </w:tc>
+      </w:tr>
+      <w:tr>
+        <w:tc>
+          <w:tcPr>
+            <w:tcW w:type="dxa" w:w="3168"/>
+          </w:tcPr>
+          <w:p>
+            <w:r/>
+            <w:r>
+              <w:rPr>
+                <w:sz w:val="18"/>
+              </w:rPr>
+              <w:t>avalanche (true positive)</w:t>
+            </w:r>
+          </w:p>
+        </w:tc>
+        <w:tc>
+          <w:tcPr>
+            <w:tcW w:type="dxa" w:w="864"/>
+          </w:tcPr>
+          <w:p>
+            <w:r/>
+            <w:r>
+              <w:rPr>
+                <w:sz w:val="18"/>
+              </w:rPr>
+              <w:t>2</w:t>
+            </w:r>
+          </w:p>
+        </w:tc>
+        <w:tc>
+          <w:tcPr>
+            <w:tcW w:type="dxa" w:w="2016"/>
+          </w:tcPr>
+          <w:p>
+            <w:r/>
+            <w:r>
+              <w:rPr>
+                <w:sz w:val="18"/>
+              </w:rPr>
+              <w:t>0</w:t>
+            </w:r>
+          </w:p>
+        </w:tc>
+        <w:tc>
+          <w:tcPr>
+            <w:tcW w:type="dxa" w:w="1440"/>
+          </w:tcPr>
+          <w:p>
+            <w:r/>
+            <w:r>
+              <w:rPr>
+                <w:sz w:val="18"/>
+              </w:rPr>
+              <w:t>0%</w:t>
+            </w:r>
+          </w:p>
+        </w:tc>
+      </w:tr>
+      <w:tr>
+        <w:tc>
+          <w:tcPr>
+            <w:tcW w:type="dxa" w:w="3168"/>
+          </w:tcPr>
+          <w:p>
+            <w:r/>
+            <w:r>
+              <w:rPr>
+                <w:sz w:val="18"/>
+              </w:rPr>
+              <w:t>melt-out (false positive)</w:t>
+            </w:r>
+          </w:p>
+        </w:tc>
+        <w:tc>
+          <w:tcPr>
+            <w:tcW w:type="dxa" w:w="864"/>
+          </w:tcPr>
+          <w:p>
+            <w:r/>
+            <w:r>
+              <w:rPr>
+                <w:sz w:val="18"/>
+              </w:rPr>
+              <w:t>27</w:t>
+            </w:r>
+          </w:p>
+        </w:tc>
+        <w:tc>
+          <w:tcPr>
+            <w:tcW w:type="dxa" w:w="2016"/>
+          </w:tcPr>
+          <w:p>
+            <w:r/>
+            <w:r>
+              <w:rPr>
+                <w:sz w:val="18"/>
+              </w:rPr>
+              <w:t>18</w:t>
+            </w:r>
+          </w:p>
+        </w:tc>
+        <w:tc>
+          <w:tcPr>
+            <w:tcW w:type="dxa" w:w="1440"/>
+          </w:tcPr>
+          <w:p>
+            <w:r/>
+            <w:r>
+              <w:rPr>
+                <w:sz w:val="18"/>
+              </w:rPr>
+              <w:t>67%</w:t>
+            </w:r>
+          </w:p>
+        </w:tc>
+      </w:tr>
+      <w:tr>
+        <w:tc>
+          <w:tcPr>
+            <w:tcW w:type="dxa" w:w="3168"/>
+          </w:tcPr>
+          <w:p>
+            <w:r/>
+            <w:r>
+              <w:rPr>
+                <w:sz w:val="18"/>
+              </w:rPr>
+              <w:t>unclear (excluded)</w:t>
+            </w:r>
+          </w:p>
+        </w:tc>
+        <w:tc>
+          <w:tcPr>
+            <w:tcW w:type="dxa" w:w="864"/>
+          </w:tcPr>
+          <w:p>
+            <w:r/>
+            <w:r>
+              <w:rPr>
+                <w:sz w:val="18"/>
+              </w:rPr>
+              <w:t>2</w:t>
+            </w:r>
+          </w:p>
+        </w:tc>
+        <w:tc>
+          <w:tcPr>
+            <w:tcW w:type="dxa" w:w="2016"/>
+          </w:tcPr>
+          <w:p>
+            <w:r/>
+            <w:r>
+              <w:rPr>
+                <w:sz w:val="18"/>
+              </w:rPr>
+              <w:t>0</w:t>
+            </w:r>
+          </w:p>
+        </w:tc>
+        <w:tc>
+          <w:tcPr>
+            <w:tcW w:type="dxa" w:w="1440"/>
+          </w:tcPr>
+          <w:p>
+            <w:r/>
+            <w:r>
+              <w:rPr>
+                <w:sz w:val="18"/>
+              </w:rPr>
+              <w:t>0%</w:t>
+            </w:r>
+          </w:p>
+        </w:tc>
+      </w:tr>
+    </w:tbl>
+    <w:p/>
+    <w:p>
+      <w:r>
+        <w:rPr>
+          <w:i w:val="0"/>
+          <w:sz w:val="22"/>
+        </w:rPr>
+        <w:t>Requiring MODIS snow cover to persist after each event removes two thirds of the verified false positives and none of the verified avalanches, raising precision to 18.2% and shrinking the inventory from 7,055 to 2,064 events. The sample of verified avalanches is small, so the precision interval remains wide; the filter's selectivity — which failure modes it removes and which detections it preserves — is the stronger evidence, and it is the quantity a susceptibility study actually depends on.</w:t>
+      </w:r>
+    </w:p>
+    <w:p>
+      <w:r>
+        <w:rPr>
+          <w:i w:val="0"/>
+          <w:sz w:val="22"/>
+        </w:rPr>
+        <w:t>We report these figures because this literature does not. Published inventories in the region are presented without a precision estimate, so the proportion of training labels that are real avalanches is unknown in every study we reproduce. Section 4.1 shows why that matters less than it appears for our central result and more than it appears for the maps built on such inventories.</w:t>
+      </w:r>
+    </w:p>
+    <w:p>
+      <w:pPr>
+        <w:pStyle w:val="Heading2"/>
+      </w:pPr>
+      <w:r>
+        <w:rPr>
+          <w:color w:val="0B3D5C"/>
+        </w:rPr>
+        <w:t>4.3 Model comparison under honest validation</w:t>
       </w:r>
     </w:p>
     <w:p>
@@ -1816,7 +2442,7 @@
         <w:rPr>
           <w:color w:val="0B3D5C"/>
         </w:rPr>
-        <w:t>4.3 Coarse predictors encode geography, not snowpack</w:t>
+        <w:t>4.4 Coarse predictors encode geography, not snowpack</w:t>
       </w:r>
     </w:p>
     <w:p>
@@ -2263,7 +2889,7 @@
         <w:rPr>
           <w:color w:val="0B3D5C"/>
         </w:rPr>
-        <w:t>4.4 Reported AUC depends on the background sampling ratio</w:t>
+        <w:t>4.5 Reported AUC depends on the background sampling ratio</w:t>
       </w:r>
     </w:p>
     <w:p>
@@ -2601,7 +3227,7 @@
         <w:rPr>
           <w:color w:val="0B3D5C"/>
         </w:rPr>
-        <w:t>4.5 Spatial transferability</w:t>
+        <w:t>4.6 Spatial transferability</w:t>
       </w:r>
     </w:p>
     <w:p>
@@ -2874,7 +3500,7 @@
         <w:rPr>
           <w:color w:val="0B3D5C"/>
         </w:rPr>
-        <w:t>4.6 Calibration</w:t>
+        <w:t>4.7 Calibration</w:t>
       </w:r>
     </w:p>
     <w:p>
@@ -2894,7 +3520,7 @@
         <w:rPr>
           <w:color w:val="0B3D5C"/>
         </w:rPr>
-        <w:t>4.7 How many detections are real?</w:t>
+        <w:t>4.8 Illustrative application: susceptibility map</w:t>
       </w:r>
     </w:p>
     <w:p>
@@ -2903,575 +3529,7 @@
           <w:i w:val="0"/>
           <w:sz w:val="22"/>
         </w:rPr>
-        <w:t>One hundred detections were sampled at random, twenty per month, and reviewed blind against Sentinel-2 imagery from each detection's own acquisition window; thirty-one have been judged so far. A detection counts as verified only when fresh debris appears inside the outline and the surrounding slope is unchanged between the two dates. Cases obscured by cloud are recorded as unjudgeable and excluded rather than counted as failures.</w:t>
-      </w:r>
-    </w:p>
-    <w:p>
-      <w:r>
-        <w:rPr>
-          <w:b/>
-          <w:sz w:val="19"/>
-        </w:rPr>
-        <w:t>Table 8. Blind optical verification of the Sentinel-1 detections.</w:t>
-      </w:r>
-    </w:p>
-    <w:tbl>
-      <w:tblPr>
-        <w:tblStyle w:val="LightGrid-Accent1"/>
-        <w:tblW w:type="auto" w:w="0"/>
-        <w:jc w:val="center"/>
-        <w:tblLook w:firstColumn="1" w:firstRow="1" w:lastColumn="0" w:lastRow="0" w:noHBand="0" w:noVBand="1" w:val="04A0"/>
-      </w:tblPr>
-      <w:tblGrid>
-        <w:gridCol w:w="1440"/>
-        <w:gridCol w:w="1440"/>
-        <w:gridCol w:w="1440"/>
-        <w:gridCol w:w="1440"/>
-        <w:gridCol w:w="1440"/>
-        <w:gridCol w:w="1440"/>
-      </w:tblGrid>
-      <w:tr>
-        <w:tc>
-          <w:tcPr>
-            <w:tcW w:type="dxa" w:w="2880"/>
-          </w:tcPr>
-          <w:p>
-            <w:r/>
-            <w:r>
-              <w:rPr>
-                <w:b/>
-                <w:sz w:val="18"/>
-              </w:rPr>
-              <w:t>Inventory</w:t>
-            </w:r>
-          </w:p>
-        </w:tc>
-        <w:tc>
-          <w:tcPr>
-            <w:tcW w:type="dxa" w:w="1296"/>
-          </w:tcPr>
-          <w:p>
-            <w:r/>
-            <w:r>
-              <w:rPr>
-                <w:b/>
-                <w:sz w:val="18"/>
-              </w:rPr>
-              <w:t>verified</w:t>
-            </w:r>
-          </w:p>
-        </w:tc>
-        <w:tc>
-          <w:tcPr>
-            <w:tcW w:type="dxa" w:w="1152"/>
-          </w:tcPr>
-          <w:p>
-            <w:r/>
-            <w:r>
-              <w:rPr>
-                <w:b/>
-                <w:sz w:val="18"/>
-              </w:rPr>
-              <w:t>false</w:t>
-            </w:r>
-          </w:p>
-        </w:tc>
-        <w:tc>
-          <w:tcPr>
-            <w:tcW w:type="dxa" w:w="720"/>
-          </w:tcPr>
-          <w:p>
-            <w:r/>
-            <w:r>
-              <w:rPr>
-                <w:b/>
-                <w:sz w:val="18"/>
-              </w:rPr>
-              <w:t>n</w:t>
-            </w:r>
-          </w:p>
-        </w:tc>
-        <w:tc>
-          <w:tcPr>
-            <w:tcW w:type="dxa" w:w="1440"/>
-          </w:tcPr>
-          <w:p>
-            <w:r/>
-            <w:r>
-              <w:rPr>
-                <w:b/>
-                <w:sz w:val="18"/>
-              </w:rPr>
-              <w:t>precision</w:t>
-            </w:r>
-          </w:p>
-        </w:tc>
-        <w:tc>
-          <w:tcPr>
-            <w:tcW w:type="dxa" w:w="2016"/>
-          </w:tcPr>
-          <w:p>
-            <w:r/>
-            <w:r>
-              <w:rPr>
-                <w:b/>
-                <w:sz w:val="18"/>
-              </w:rPr>
-              <w:t>95% CI</w:t>
-            </w:r>
-          </w:p>
-        </w:tc>
-      </w:tr>
-      <w:tr>
-        <w:tc>
-          <w:tcPr>
-            <w:tcW w:type="dxa" w:w="2880"/>
-          </w:tcPr>
-          <w:p>
-            <w:r/>
-            <w:r>
-              <w:rPr>
-                <w:sz w:val="18"/>
-              </w:rPr>
-              <w:t>unfiltered (v1)</w:t>
-            </w:r>
-          </w:p>
-        </w:tc>
-        <w:tc>
-          <w:tcPr>
-            <w:tcW w:type="dxa" w:w="1296"/>
-          </w:tcPr>
-          <w:p>
-            <w:r/>
-            <w:r>
-              <w:rPr>
-                <w:sz w:val="18"/>
-              </w:rPr>
-              <w:t>2</w:t>
-            </w:r>
-          </w:p>
-        </w:tc>
-        <w:tc>
-          <w:tcPr>
-            <w:tcW w:type="dxa" w:w="1152"/>
-          </w:tcPr>
-          <w:p>
-            <w:r/>
-            <w:r>
-              <w:rPr>
-                <w:sz w:val="18"/>
-              </w:rPr>
-              <w:t>27</w:t>
-            </w:r>
-          </w:p>
-        </w:tc>
-        <w:tc>
-          <w:tcPr>
-            <w:tcW w:type="dxa" w:w="720"/>
-          </w:tcPr>
-          <w:p>
-            <w:r/>
-            <w:r>
-              <w:rPr>
-                <w:sz w:val="18"/>
-              </w:rPr>
-              <w:t>29</w:t>
-            </w:r>
-          </w:p>
-        </w:tc>
-        <w:tc>
-          <w:tcPr>
-            <w:tcW w:type="dxa" w:w="1440"/>
-          </w:tcPr>
-          <w:p>
-            <w:r/>
-            <w:r>
-              <w:rPr>
-                <w:sz w:val="18"/>
-              </w:rPr>
-              <w:t>6.9%</w:t>
-            </w:r>
-          </w:p>
-        </w:tc>
-        <w:tc>
-          <w:tcPr>
-            <w:tcW w:type="dxa" w:w="2016"/>
-          </w:tcPr>
-          <w:p>
-            <w:r/>
-            <w:r>
-              <w:rPr>
-                <w:sz w:val="18"/>
-              </w:rPr>
-              <w:t>[2%, 22%]</w:t>
-            </w:r>
-          </w:p>
-        </w:tc>
-      </w:tr>
-      <w:tr>
-        <w:tc>
-          <w:tcPr>
-            <w:tcW w:type="dxa" w:w="2880"/>
-          </w:tcPr>
-          <w:p>
-            <w:r/>
-            <w:r>
-              <w:rPr>
-                <w:sz w:val="18"/>
-              </w:rPr>
-              <w:t>melt-out filtered (v2)</w:t>
-            </w:r>
-          </w:p>
-        </w:tc>
-        <w:tc>
-          <w:tcPr>
-            <w:tcW w:type="dxa" w:w="1296"/>
-          </w:tcPr>
-          <w:p>
-            <w:r/>
-            <w:r>
-              <w:rPr>
-                <w:sz w:val="18"/>
-              </w:rPr>
-              <w:t>2</w:t>
-            </w:r>
-          </w:p>
-        </w:tc>
-        <w:tc>
-          <w:tcPr>
-            <w:tcW w:type="dxa" w:w="1152"/>
-          </w:tcPr>
-          <w:p>
-            <w:r/>
-            <w:r>
-              <w:rPr>
-                <w:sz w:val="18"/>
-              </w:rPr>
-              <w:t>9</w:t>
-            </w:r>
-          </w:p>
-        </w:tc>
-        <w:tc>
-          <w:tcPr>
-            <w:tcW w:type="dxa" w:w="720"/>
-          </w:tcPr>
-          <w:p>
-            <w:r/>
-            <w:r>
-              <w:rPr>
-                <w:sz w:val="18"/>
-              </w:rPr>
-              <w:t>11</w:t>
-            </w:r>
-          </w:p>
-        </w:tc>
-        <w:tc>
-          <w:tcPr>
-            <w:tcW w:type="dxa" w:w="1440"/>
-          </w:tcPr>
-          <w:p>
-            <w:r/>
-            <w:r>
-              <w:rPr>
-                <w:sz w:val="18"/>
-              </w:rPr>
-              <w:t>18.2%</w:t>
-            </w:r>
-          </w:p>
-        </w:tc>
-        <w:tc>
-          <w:tcPr>
-            <w:tcW w:type="dxa" w:w="2016"/>
-          </w:tcPr>
-          <w:p>
-            <w:r/>
-            <w:r>
-              <w:rPr>
-                <w:sz w:val="18"/>
-              </w:rPr>
-              <w:t>[5%, 48%]</w:t>
-            </w:r>
-          </w:p>
-        </w:tc>
-      </w:tr>
-    </w:tbl>
-    <w:p/>
-    <w:p>
-      <w:r>
-        <w:rPr>
-          <w:i w:val="0"/>
-          <w:sz w:val="22"/>
-        </w:rPr>
-        <w:t>Precision of the unfiltered detections is 6.9%. Nearly every false positive is the same failure: between the two acquisitions the whole scene changes, as snow falls across it or melts off it, and bare or wetted ground raises backscatter exactly as avalanche debris does. Contrary to our expectation this is not confined to the ablation season — verified failures include a February-to-March pair over which the snowpack disappeared completely.</w:t>
-      </w:r>
-    </w:p>
-    <w:p>
-      <w:r>
-        <w:rPr>
-          <w:b/>
-          <w:sz w:val="19"/>
-        </w:rPr>
-        <w:t>Table 9. Effect of the snow-persistence filter on the reviewed detections.</w:t>
-      </w:r>
-    </w:p>
-    <w:tbl>
-      <w:tblPr>
-        <w:tblStyle w:val="LightGrid-Accent1"/>
-        <w:tblW w:type="auto" w:w="0"/>
-        <w:jc w:val="center"/>
-        <w:tblLook w:firstColumn="1" w:firstRow="1" w:lastColumn="0" w:lastRow="0" w:noHBand="0" w:noVBand="1" w:val="04A0"/>
-      </w:tblPr>
-      <w:tblGrid>
-        <w:gridCol w:w="2160"/>
-        <w:gridCol w:w="2160"/>
-        <w:gridCol w:w="2160"/>
-        <w:gridCol w:w="2160"/>
-      </w:tblGrid>
-      <w:tr>
-        <w:tc>
-          <w:tcPr>
-            <w:tcW w:type="dxa" w:w="3168"/>
-          </w:tcPr>
-          <w:p>
-            <w:r/>
-            <w:r>
-              <w:rPr>
-                <w:b/>
-                <w:sz w:val="18"/>
-              </w:rPr>
-              <w:t>Reviewed as</w:t>
-            </w:r>
-          </w:p>
-        </w:tc>
-        <w:tc>
-          <w:tcPr>
-            <w:tcW w:type="dxa" w:w="864"/>
-          </w:tcPr>
-          <w:p>
-            <w:r/>
-            <w:r>
-              <w:rPr>
-                <w:b/>
-                <w:sz w:val="18"/>
-              </w:rPr>
-              <w:t>n</w:t>
-            </w:r>
-          </w:p>
-        </w:tc>
-        <w:tc>
-          <w:tcPr>
-            <w:tcW w:type="dxa" w:w="2016"/>
-          </w:tcPr>
-          <w:p>
-            <w:r/>
-            <w:r>
-              <w:rPr>
-                <w:b/>
-                <w:sz w:val="18"/>
-              </w:rPr>
-              <w:t>removed by filter</w:t>
-            </w:r>
-          </w:p>
-        </w:tc>
-        <w:tc>
-          <w:tcPr>
-            <w:tcW w:type="dxa" w:w="1440"/>
-          </w:tcPr>
-          <w:p>
-            <w:r/>
-            <w:r>
-              <w:rPr>
-                <w:b/>
-                <w:sz w:val="18"/>
-              </w:rPr>
-              <w:t>% removed</w:t>
-            </w:r>
-          </w:p>
-        </w:tc>
-      </w:tr>
-      <w:tr>
-        <w:tc>
-          <w:tcPr>
-            <w:tcW w:type="dxa" w:w="3168"/>
-          </w:tcPr>
-          <w:p>
-            <w:r/>
-            <w:r>
-              <w:rPr>
-                <w:sz w:val="18"/>
-              </w:rPr>
-              <w:t>avalanche (true positive)</w:t>
-            </w:r>
-          </w:p>
-        </w:tc>
-        <w:tc>
-          <w:tcPr>
-            <w:tcW w:type="dxa" w:w="864"/>
-          </w:tcPr>
-          <w:p>
-            <w:r/>
-            <w:r>
-              <w:rPr>
-                <w:sz w:val="18"/>
-              </w:rPr>
-              <w:t>2</w:t>
-            </w:r>
-          </w:p>
-        </w:tc>
-        <w:tc>
-          <w:tcPr>
-            <w:tcW w:type="dxa" w:w="2016"/>
-          </w:tcPr>
-          <w:p>
-            <w:r/>
-            <w:r>
-              <w:rPr>
-                <w:sz w:val="18"/>
-              </w:rPr>
-              <w:t>0</w:t>
-            </w:r>
-          </w:p>
-        </w:tc>
-        <w:tc>
-          <w:tcPr>
-            <w:tcW w:type="dxa" w:w="1440"/>
-          </w:tcPr>
-          <w:p>
-            <w:r/>
-            <w:r>
-              <w:rPr>
-                <w:sz w:val="18"/>
-              </w:rPr>
-              <w:t>0%</w:t>
-            </w:r>
-          </w:p>
-        </w:tc>
-      </w:tr>
-      <w:tr>
-        <w:tc>
-          <w:tcPr>
-            <w:tcW w:type="dxa" w:w="3168"/>
-          </w:tcPr>
-          <w:p>
-            <w:r/>
-            <w:r>
-              <w:rPr>
-                <w:sz w:val="18"/>
-              </w:rPr>
-              <w:t>melt-out (false positive)</w:t>
-            </w:r>
-          </w:p>
-        </w:tc>
-        <w:tc>
-          <w:tcPr>
-            <w:tcW w:type="dxa" w:w="864"/>
-          </w:tcPr>
-          <w:p>
-            <w:r/>
-            <w:r>
-              <w:rPr>
-                <w:sz w:val="18"/>
-              </w:rPr>
-              <w:t>27</w:t>
-            </w:r>
-          </w:p>
-        </w:tc>
-        <w:tc>
-          <w:tcPr>
-            <w:tcW w:type="dxa" w:w="2016"/>
-          </w:tcPr>
-          <w:p>
-            <w:r/>
-            <w:r>
-              <w:rPr>
-                <w:sz w:val="18"/>
-              </w:rPr>
-              <w:t>18</w:t>
-            </w:r>
-          </w:p>
-        </w:tc>
-        <w:tc>
-          <w:tcPr>
-            <w:tcW w:type="dxa" w:w="1440"/>
-          </w:tcPr>
-          <w:p>
-            <w:r/>
-            <w:r>
-              <w:rPr>
-                <w:sz w:val="18"/>
-              </w:rPr>
-              <w:t>67%</w:t>
-            </w:r>
-          </w:p>
-        </w:tc>
-      </w:tr>
-      <w:tr>
-        <w:tc>
-          <w:tcPr>
-            <w:tcW w:type="dxa" w:w="3168"/>
-          </w:tcPr>
-          <w:p>
-            <w:r/>
-            <w:r>
-              <w:rPr>
-                <w:sz w:val="18"/>
-              </w:rPr>
-              <w:t>unclear (excluded)</w:t>
-            </w:r>
-          </w:p>
-        </w:tc>
-        <w:tc>
-          <w:tcPr>
-            <w:tcW w:type="dxa" w:w="864"/>
-          </w:tcPr>
-          <w:p>
-            <w:r/>
-            <w:r>
-              <w:rPr>
-                <w:sz w:val="18"/>
-              </w:rPr>
-              <w:t>2</w:t>
-            </w:r>
-          </w:p>
-        </w:tc>
-        <w:tc>
-          <w:tcPr>
-            <w:tcW w:type="dxa" w:w="2016"/>
-          </w:tcPr>
-          <w:p>
-            <w:r/>
-            <w:r>
-              <w:rPr>
-                <w:sz w:val="18"/>
-              </w:rPr>
-              <w:t>0</w:t>
-            </w:r>
-          </w:p>
-        </w:tc>
-        <w:tc>
-          <w:tcPr>
-            <w:tcW w:type="dxa" w:w="1440"/>
-          </w:tcPr>
-          <w:p>
-            <w:r/>
-            <w:r>
-              <w:rPr>
-                <w:sz w:val="18"/>
-              </w:rPr>
-              <w:t>0%</w:t>
-            </w:r>
-          </w:p>
-        </w:tc>
-      </w:tr>
-    </w:tbl>
-    <w:p/>
-    <w:p>
-      <w:r>
-        <w:rPr>
-          <w:i w:val="0"/>
-          <w:sz w:val="22"/>
-        </w:rPr>
-        <w:t>Requiring MODIS snow cover to persist after each event removes two thirds of the verified false positives and none of the verified avalanches, raising precision to 18.2% and shrinking the inventory from 7,055 to 2,064 events. The sample of verified avalanches is small, so the precision interval remains wide; the filter's selectivity — which failure modes it removes and which detections it preserves — is the stronger evidence, and it is the quantity a susceptibility study actually depends on.</w:t>
+        <w:t>The map below applies XGBoost with terrain-matched sampling, restricted to potential release areas (slope 28–60°), covering 11,699 km². It is included to show what the corrected procedure produces and to make the domain question concrete; it is NOT offered as an operational susceptibility product. Section 4.2 measures the precision of the inventory it is trained on, and at that precision the map should be read as a demonstration of method rather than as a statement about where avalanches occur.</w:t>
       </w:r>
     </w:p>
     <w:p>
@@ -3480,27 +3538,7 @@
           <w:i w:val="0"/>
           <w:sz w:val="22"/>
         </w:rPr>
-        <w:t>We report these figures because this literature does not. Published inventories in the region are presented without a precision estimate, so the proportion of training labels that are real avalanches is unknown in every study we reproduce. Section 4.1 shows why that matters less than it appears for our central result and more than it appears for the maps built on such inventories.</w:t>
-      </w:r>
-    </w:p>
-    <w:p>
-      <w:pPr>
-        <w:pStyle w:val="Heading2"/>
-      </w:pPr>
-      <w:r>
-        <w:rPr>
-          <w:color w:val="0B3D5C"/>
-        </w:rPr>
-        <w:t>4.8 Susceptibility map</w:t>
-      </w:r>
-    </w:p>
-    <w:p>
-      <w:r>
-        <w:rPr>
-          <w:i w:val="0"/>
-          <w:sz w:val="22"/>
-        </w:rPr>
-        <w:t>The final map applies XGBoost with terrain-matched sampling and is restricted to potential release areas (slope 28–60°), covering 11,699 km². Restricting the domain matters for comparability: classifying valley floors and lake surfaces as low susceptibility inflates the denominator, so the commonly quoted statistic 'x% of the basin is highly susceptible' is not comparable between studies unless the domain is stated.</w:t>
+        <w:t>Restricting the domain matters for comparability: classifying valley floors and lake surfaces as low susceptibility inflates the denominator, so the commonly quoted statistic 'x% of the basin is highly susceptible' cannot be compared between studies unless each states its domain. The published study reports ~8% of the region as highly susceptible over the whole basin; the figures below are percentages of potential release area, which is the stricter denominator.</w:t>
       </w:r>
     </w:p>
     <w:p>
@@ -3881,7 +3919,16 @@
           <w:i w:val="0"/>
           <w:sz w:val="22"/>
         </w:rPr>
-        <w:t>The decomposition indicates that high AUC values in IHR avalanche susceptibility studies are primarily a property of how non-avalanche points are drawn. Because the same absence rule recurs across this literature, the finding is not specific to any one study. It also implies that spatial cross-validation, while methodologically correct, addresses the smaller of the two problems: in our data it accounts for essentially none of the optimism once sampling is fixed.</w:t>
+        <w:t>The decomposition indicates that high AUC values in IHR avalanche susceptibility studies are primarily a property of how non-avalanche points are drawn. Because the same absence rule recurs across this literature, the finding is not specific to any one study, and it is not a claim that any published model is incorrectly implemented. A classifier trained against flat, vegetated, urban and cropland absences does what it was asked to do; the difficulty is that the question it answers — can steep snow-covered terrain be told apart from flat green valley floor — is not the question a susceptibility map is read as answering. The same applies to our own models, which is why Section 4.1 reports what the conventional protocol yields on our data rather than only what our preferred protocol yields.</w:t>
+      </w:r>
+    </w:p>
+    <w:p>
+      <w:r>
+        <w:rPr>
+          <w:i w:val="0"/>
+          <w:sz w:val="22"/>
+        </w:rPr>
+        <w:t>The practical recommendation is therefore not that published maps be discarded, but that absence selection be reported and justified as carefully as model choice currently is, and that a terrain-matched comparison be given alongside any headline figure. Spatial cross-validation, while methodologically correct, addresses the smaller of the two problems: in our data it accounts for essentially none of the optimism once sampling is fixed.</w:t>
       </w:r>
     </w:p>
     <w:p>
@@ -4008,6 +4055,14 @@
       </w:pPr>
       <w:r>
         <w:t>Spatial-block cross-validation changes performance by -0.000 under that sampling design. The field's principal methodological correction addresses the smaller problem.</w:t>
+      </w:r>
+    </w:p>
+    <w:p>
+      <w:pPr>
+        <w:pStyle w:val="ListBullet"/>
+      </w:pPr>
+      <w:r>
+        <w:t>Blind optical verification puts the precision of the Sentinel-1 detections at 6.9% unfiltered and 18.2% once snow cover is required to persist after each event, the first such measurement we are aware of for an avalanche inventory in this region. Published inventories here carry no precision estimate, so the proportion of training labels that are genuine avalanches is unknown in every study we reproduce, including in the sense that it may be considerably higher than ours.</w:t>
       </w:r>
     </w:p>
     <w:p>

--- a/Avalanche_Manuscript.docx
+++ b/Avalanche_Manuscript.docx
@@ -315,7 +315,16 @@
         <w:rPr>
           <w:color w:val="0B3D5C"/>
         </w:rPr>
-        <w:t>4.1 Where reported performance comes from</w:t>
+        <w:t>4.1 What each correction costs</w:t>
+      </w:r>
+    </w:p>
+    <w:p>
+      <w:r>
+        <w:rPr>
+          <w:i w:val="0"/>
+          <w:sz w:val="22"/>
+        </w:rPr>
+        <w:t>Five corrections separate the published protocol from a defensible estimate. Applying them cumulatively to the same models and the same study area shows how much of the reported figure each one accounts for.</w:t>
       </w:r>
     </w:p>
     <w:p>
@@ -324,7 +333,454 @@
           <w:b/>
           <w:sz w:val="19"/>
         </w:rPr>
-        <w:t>Table 1. Controlled decomposition of reported performance.</w:t>
+        <w:t>Table 1. Cumulative effect of each methodological correction (XGBoost).</w:t>
+      </w:r>
+    </w:p>
+    <w:tbl>
+      <w:tblPr>
+        <w:tblStyle w:val="LightGrid-Accent1"/>
+        <w:tblW w:type="auto" w:w="0"/>
+        <w:jc w:val="center"/>
+        <w:tblLook w:firstColumn="1" w:firstRow="1" w:lastColumn="0" w:lastRow="0" w:noHBand="0" w:noVBand="1" w:val="04A0"/>
+      </w:tblPr>
+      <w:tblGrid>
+        <w:gridCol w:w="2160"/>
+        <w:gridCol w:w="2160"/>
+        <w:gridCol w:w="2160"/>
+        <w:gridCol w:w="2160"/>
+      </w:tblGrid>
+      <w:tr>
+        <w:tc>
+          <w:tcPr>
+            <w:tcW w:type="dxa" w:w="3600"/>
+          </w:tcPr>
+          <w:p>
+            <w:r/>
+            <w:r>
+              <w:rPr>
+                <w:b/>
+                <w:sz w:val="18"/>
+              </w:rPr>
+              <w:t>Configuration</w:t>
+            </w:r>
+          </w:p>
+        </w:tc>
+        <w:tc>
+          <w:tcPr>
+            <w:tcW w:type="dxa" w:w="1008"/>
+          </w:tcPr>
+          <w:p>
+            <w:r/>
+            <w:r>
+              <w:rPr>
+                <w:b/>
+                <w:sz w:val="18"/>
+              </w:rPr>
+              <w:t>AUC</w:t>
+            </w:r>
+          </w:p>
+        </w:tc>
+        <w:tc>
+          <w:tcPr>
+            <w:tcW w:type="dxa" w:w="864"/>
+          </w:tcPr>
+          <w:p>
+            <w:r/>
+            <w:r>
+              <w:rPr>
+                <w:b/>
+                <w:sz w:val="18"/>
+              </w:rPr>
+              <w:t>Δ</w:t>
+            </w:r>
+          </w:p>
+        </w:tc>
+        <w:tc>
+          <w:tcPr>
+            <w:tcW w:type="dxa" w:w="2880"/>
+          </w:tcPr>
+          <w:p>
+            <w:r/>
+            <w:r>
+              <w:rPr>
+                <w:b/>
+                <w:sz w:val="18"/>
+              </w:rPr>
+              <w:t>What it removes</w:t>
+            </w:r>
+          </w:p>
+        </w:tc>
+      </w:tr>
+      <w:tr>
+        <w:tc>
+          <w:tcPr>
+            <w:tcW w:type="dxa" w:w="3600"/>
+          </w:tcPr>
+          <w:p>
+            <w:r/>
+            <w:r>
+              <w:rPr>
+                <w:sz w:val="18"/>
+              </w:rPr>
+              <w:t>Published protocol (flat/vegetated absences, random CV)</w:t>
+            </w:r>
+          </w:p>
+        </w:tc>
+        <w:tc>
+          <w:tcPr>
+            <w:tcW w:type="dxa" w:w="1008"/>
+          </w:tcPr>
+          <w:p>
+            <w:r/>
+            <w:r>
+              <w:rPr>
+                <w:sz w:val="18"/>
+              </w:rPr>
+              <w:t>1.000</w:t>
+            </w:r>
+          </w:p>
+        </w:tc>
+        <w:tc>
+          <w:tcPr>
+            <w:tcW w:type="dxa" w:w="864"/>
+          </w:tcPr>
+          <w:p>
+            <w:r/>
+            <w:r>
+              <w:rPr>
+                <w:sz w:val="18"/>
+              </w:rPr>
+              <w:t>nan</w:t>
+            </w:r>
+          </w:p>
+        </w:tc>
+        <w:tc>
+          <w:tcPr>
+            <w:tcW w:type="dxa" w:w="2880"/>
+          </w:tcPr>
+          <w:p>
+            <w:r/>
+            <w:r>
+              <w:rPr>
+                <w:sz w:val="18"/>
+              </w:rPr>
+              <w:t>nan</w:t>
+            </w:r>
+          </w:p>
+        </w:tc>
+      </w:tr>
+      <w:tr>
+        <w:tc>
+          <w:tcPr>
+            <w:tcW w:type="dxa" w:w="3600"/>
+          </w:tcPr>
+          <w:p>
+            <w:r/>
+            <w:r>
+              <w:rPr>
+                <w:sz w:val="18"/>
+              </w:rPr>
+              <w:t>terrain-matched background</w:t>
+            </w:r>
+          </w:p>
+        </w:tc>
+        <w:tc>
+          <w:tcPr>
+            <w:tcW w:type="dxa" w:w="1008"/>
+          </w:tcPr>
+          <w:p>
+            <w:r/>
+            <w:r>
+              <w:rPr>
+                <w:sz w:val="18"/>
+              </w:rPr>
+              <w:t>0.954</w:t>
+            </w:r>
+          </w:p>
+        </w:tc>
+        <w:tc>
+          <w:tcPr>
+            <w:tcW w:type="dxa" w:w="864"/>
+          </w:tcPr>
+          <w:p>
+            <w:r/>
+            <w:r>
+              <w:rPr>
+                <w:sz w:val="18"/>
+              </w:rPr>
+              <w:t>-0.046</w:t>
+            </w:r>
+          </w:p>
+        </w:tc>
+        <w:tc>
+          <w:tcPr>
+            <w:tcW w:type="dxa" w:w="2880"/>
+          </w:tcPr>
+          <w:p>
+            <w:r/>
+            <w:r>
+              <w:rPr>
+                <w:sz w:val="18"/>
+              </w:rPr>
+              <w:t>removes land-cover separability</w:t>
+            </w:r>
+          </w:p>
+        </w:tc>
+      </w:tr>
+      <w:tr>
+        <w:tc>
+          <w:tcPr>
+            <w:tcW w:type="dxa" w:w="3600"/>
+          </w:tcPr>
+          <w:p>
+            <w:r/>
+            <w:r>
+              <w:rPr>
+                <w:sz w:val="18"/>
+              </w:rPr>
+              <w:t>spatial-block cross-validation</w:t>
+            </w:r>
+          </w:p>
+        </w:tc>
+        <w:tc>
+          <w:tcPr>
+            <w:tcW w:type="dxa" w:w="1008"/>
+          </w:tcPr>
+          <w:p>
+            <w:r/>
+            <w:r>
+              <w:rPr>
+                <w:sz w:val="18"/>
+              </w:rPr>
+              <w:t>0.939</w:t>
+            </w:r>
+          </w:p>
+        </w:tc>
+        <w:tc>
+          <w:tcPr>
+            <w:tcW w:type="dxa" w:w="864"/>
+          </w:tcPr>
+          <w:p>
+            <w:r/>
+            <w:r>
+              <w:rPr>
+                <w:sz w:val="18"/>
+              </w:rPr>
+              <w:t>-0.015</w:t>
+            </w:r>
+          </w:p>
+        </w:tc>
+        <w:tc>
+          <w:tcPr>
+            <w:tcW w:type="dxa" w:w="2880"/>
+          </w:tcPr>
+          <w:p>
+            <w:r/>
+            <w:r>
+              <w:rPr>
+                <w:sz w:val="18"/>
+              </w:rPr>
+              <w:t>removes fold leakage</w:t>
+            </w:r>
+          </w:p>
+        </w:tc>
+      </w:tr>
+      <w:tr>
+        <w:tc>
+          <w:tcPr>
+            <w:tcW w:type="dxa" w:w="3600"/>
+          </w:tcPr>
+          <w:p>
+            <w:r/>
+            <w:r>
+              <w:rPr>
+                <w:sz w:val="18"/>
+              </w:rPr>
+              <w:t>drop self-induced TPI artefact</w:t>
+            </w:r>
+          </w:p>
+        </w:tc>
+        <w:tc>
+          <w:tcPr>
+            <w:tcW w:type="dxa" w:w="1008"/>
+          </w:tcPr>
+          <w:p>
+            <w:r/>
+            <w:r>
+              <w:rPr>
+                <w:sz w:val="18"/>
+              </w:rPr>
+              <w:t>0.934</w:t>
+            </w:r>
+          </w:p>
+        </w:tc>
+        <w:tc>
+          <w:tcPr>
+            <w:tcW w:type="dxa" w:w="864"/>
+          </w:tcPr>
+          <w:p>
+            <w:r/>
+            <w:r>
+              <w:rPr>
+                <w:sz w:val="18"/>
+              </w:rPr>
+              <w:t>-0.005</w:t>
+            </w:r>
+          </w:p>
+        </w:tc>
+        <w:tc>
+          <w:tcPr>
+            <w:tcW w:type="dxa" w:w="2880"/>
+          </w:tcPr>
+          <w:p>
+            <w:r/>
+            <w:r>
+              <w:rPr>
+                <w:sz w:val="18"/>
+              </w:rPr>
+              <w:t>removes our own bias</w:t>
+            </w:r>
+          </w:p>
+        </w:tc>
+      </w:tr>
+      <w:tr>
+        <w:tc>
+          <w:tcPr>
+            <w:tcW w:type="dxa" w:w="3600"/>
+          </w:tcPr>
+          <w:p>
+            <w:r/>
+            <w:r>
+              <w:rPr>
+                <w:sz w:val="18"/>
+              </w:rPr>
+              <w:t>melt-out filter and unbiased release points</w:t>
+            </w:r>
+          </w:p>
+        </w:tc>
+        <w:tc>
+          <w:tcPr>
+            <w:tcW w:type="dxa" w:w="1008"/>
+          </w:tcPr>
+          <w:p>
+            <w:r/>
+            <w:r>
+              <w:rPr>
+                <w:sz w:val="18"/>
+              </w:rPr>
+              <w:t>0.841</w:t>
+            </w:r>
+          </w:p>
+        </w:tc>
+        <w:tc>
+          <w:tcPr>
+            <w:tcW w:type="dxa" w:w="864"/>
+          </w:tcPr>
+          <w:p>
+            <w:r/>
+            <w:r>
+              <w:rPr>
+                <w:sz w:val="18"/>
+              </w:rPr>
+              <w:t>-0.094</w:t>
+            </w:r>
+          </w:p>
+        </w:tc>
+        <w:tc>
+          <w:tcPr>
+            <w:tcW w:type="dxa" w:w="2880"/>
+          </w:tcPr>
+          <w:p>
+            <w:r/>
+            <w:r>
+              <w:rPr>
+                <w:sz w:val="18"/>
+              </w:rPr>
+              <w:t>removes false-positive labels</w:t>
+            </w:r>
+          </w:p>
+        </w:tc>
+      </w:tr>
+    </w:tbl>
+    <w:p/>
+    <w:p>
+      <w:r>
+        <w:rPr>
+          <w:i w:val="0"/>
+          <w:sz w:val="22"/>
+        </w:rPr>
+        <w:t>The conventional protocol returns AUC 1.000 and the fully corrected configuration 0.841, a difference of 0.159. The largest single term is not the one the field has concentrated on. Spatial cross-validation, the standard methodological correction in this literature, accounts for 0.015; label quality — removing melt-out false positives and deriving release points without an extreme-value rule — accounts for 0.094, roughly six times as much. Inventory precision is not reported at all in the studies we reproduce, so this term is invisible in published work.</w:t>
+      </w:r>
+    </w:p>
+    <w:p>
+      <w:pPr>
+        <w:jc w:val="center"/>
+      </w:pPr>
+      <w:r>
+        <w:drawing>
+          <wp:inline xmlns:a="http://schemas.openxmlformats.org/drawingml/2006/main" xmlns:pic="http://schemas.openxmlformats.org/drawingml/2006/picture">
+            <wp:extent cx="5486400" cy="2938613"/>
+            <wp:docPr id="1" name="Picture 1"/>
+            <wp:cNvGraphicFramePr>
+              <a:graphicFrameLocks noChangeAspect="1"/>
+            </wp:cNvGraphicFramePr>
+            <a:graphic>
+              <a:graphicData uri="http://schemas.openxmlformats.org/drawingml/2006/picture">
+                <pic:pic>
+                  <pic:nvPicPr>
+                    <pic:cNvPr id="0" name="fig_correction_ladder.png"/>
+                    <pic:cNvPicPr/>
+                  </pic:nvPicPr>
+                  <pic:blipFill>
+                    <a:blip r:embed="rId9"/>
+                    <a:stretch>
+                      <a:fillRect/>
+                    </a:stretch>
+                  </pic:blipFill>
+                  <pic:spPr>
+                    <a:xfrm>
+                      <a:off x="0" y="0"/>
+                      <a:ext cx="5486400" cy="2938613"/>
+                    </a:xfrm>
+                    <a:prstGeom prst="rect"/>
+                  </pic:spPr>
+                </pic:pic>
+              </a:graphicData>
+            </a:graphic>
+          </wp:inline>
+        </w:drawing>
+      </w:r>
+    </w:p>
+    <w:p>
+      <w:pPr>
+        <w:jc w:val="center"/>
+      </w:pPr>
+      <w:r>
+        <w:rPr>
+          <w:i/>
+          <w:sz w:val="18"/>
+        </w:rPr>
+        <w:t>Figure 1. Cumulative effect of each correction. Label quality removes more apparent skill than sampling design and spatial validation combined.</w:t>
+      </w:r>
+    </w:p>
+    <w:p>
+      <w:pPr>
+        <w:pStyle w:val="Heading2"/>
+      </w:pPr>
+      <w:r>
+        <w:rPr>
+          <w:color w:val="0B3D5C"/>
+        </w:rPr>
+        <w:t>4.2 2</w:t>
+      </w:r>
+    </w:p>
+    <w:p>
+      <w:r>
+        <w:rPr>
+          <w:b/>
+          <w:sz w:val="19"/>
+        </w:rPr>
+        <w:t>Table 2. Controlled decomposition of reported performance.</w:t>
       </w:r>
     </w:p>
     <w:tbl>
@@ -725,7 +1181,7 @@
         <w:drawing>
           <wp:inline xmlns:a="http://schemas.openxmlformats.org/drawingml/2006/main" xmlns:pic="http://schemas.openxmlformats.org/drawingml/2006/picture">
             <wp:extent cx="5486400" cy="3500387"/>
-            <wp:docPr id="1" name="Picture 1"/>
+            <wp:docPr id="2" name="Picture 2"/>
             <wp:cNvGraphicFramePr>
               <a:graphicFrameLocks noChangeAspect="1"/>
             </wp:cNvGraphicFramePr>
@@ -737,7 +1193,7 @@
                     <pic:cNvPicPr/>
                   </pic:nvPicPr>
                   <pic:blipFill>
-                    <a:blip r:embed="rId9"/>
+                    <a:blip r:embed="rId10"/>
                     <a:stretch>
                       <a:fillRect/>
                     </a:stretch>
@@ -765,7 +1221,7 @@
           <w:i/>
           <w:sz w:val="18"/>
         </w:rPr>
-        <w:t>Figure 1. Decomposition of reported performance. Paper-style absences produce perfect separation regardless of the cross-validation scheme.</w:t>
+        <w:t>Figure 2. Decomposition of reported performance. Paper-style absences produce perfect separation regardless of the cross-validation scheme.</w:t>
       </w:r>
     </w:p>
     <w:p>
@@ -783,7 +1239,7 @@
           <w:b/>
           <w:sz w:val="19"/>
         </w:rPr>
-        <w:t>Table 2. Sensitivity of the decomposition to inventory confidence.</w:t>
+        <w:t>Table 3. Sensitivity of the decomposition to inventory confidence.</w:t>
       </w:r>
     </w:p>
     <w:tbl>
@@ -1175,7 +1631,7 @@
         <w:drawing>
           <wp:inline xmlns:a="http://schemas.openxmlformats.org/drawingml/2006/main" xmlns:pic="http://schemas.openxmlformats.org/drawingml/2006/picture">
             <wp:extent cx="5486400" cy="3592718"/>
-            <wp:docPr id="2" name="Picture 2"/>
+            <wp:docPr id="3" name="Picture 3"/>
             <wp:cNvGraphicFramePr>
               <a:graphicFrameLocks noChangeAspect="1"/>
             </wp:cNvGraphicFramePr>
@@ -1187,7 +1643,7 @@
                     <pic:cNvPicPr/>
                   </pic:nvPicPr>
                   <pic:blipFill>
-                    <a:blip r:embed="rId10"/>
+                    <a:blip r:embed="rId11"/>
                     <a:stretch>
                       <a:fillRect/>
                     </a:stretch>
@@ -1215,7 +1671,7 @@
           <w:i/>
           <w:sz w:val="18"/>
         </w:rPr>
-        <w:t>Figure 2. The sampling artefact is independent of inventory size and label confidence.</w:t>
+        <w:t>Figure 3. The sampling artefact is independent of inventory size and label confidence.</w:t>
       </w:r>
     </w:p>
     <w:p>
@@ -1226,7 +1682,7 @@
         <w:rPr>
           <w:color w:val="0B3D5C"/>
         </w:rPr>
-        <w:t>4.2 How many detections are real?</w:t>
+        <w:t>4.3 2</w:t>
       </w:r>
     </w:p>
     <w:p>
@@ -1244,7 +1700,7 @@
           <w:b/>
           <w:sz w:val="19"/>
         </w:rPr>
-        <w:t>Table 8. Blind optical verification of the Sentinel-1 detections.</w:t>
+        <w:t>Table 4. Blind optical verification of the Sentinel-1 detections.</w:t>
       </w:r>
     </w:p>
     <w:tbl>
@@ -1543,7 +1999,7 @@
           <w:b/>
           <w:sz w:val="19"/>
         </w:rPr>
-        <w:t>Table 9. Effect of the snow-persistence filter on the reviewed detections.</w:t>
+        <w:t>Table 5. Effect of the snow-persistence filter on the reviewed detections.</w:t>
       </w:r>
     </w:p>
     <w:tbl>
@@ -1823,7 +2279,7 @@
         <w:rPr>
           <w:color w:val="0B3D5C"/>
         </w:rPr>
-        <w:t>4.3 Model comparison under honest validation</w:t>
+        <w:t>4.4 3</w:t>
       </w:r>
     </w:p>
     <w:p>
@@ -1832,7 +2288,7 @@
           <w:b/>
           <w:sz w:val="19"/>
         </w:rPr>
-        <w:t>Table 3. Model performance with terrain-matched absences (20 predictors, TPI excluded).</w:t>
+        <w:t>Table 6. Model performance with terrain-matched absences (20 predictors, TPI excluded).</w:t>
       </w:r>
     </w:p>
     <w:tbl>
@@ -2391,7 +2847,7 @@
         <w:drawing>
           <wp:inline xmlns:a="http://schemas.openxmlformats.org/drawingml/2006/main" xmlns:pic="http://schemas.openxmlformats.org/drawingml/2006/picture">
             <wp:extent cx="4937760" cy="2758558"/>
-            <wp:docPr id="3" name="Picture 3"/>
+            <wp:docPr id="4" name="Picture 4"/>
             <wp:cNvGraphicFramePr>
               <a:graphicFrameLocks noChangeAspect="1"/>
             </wp:cNvGraphicFramePr>
@@ -2403,7 +2859,7 @@
                     <pic:cNvPicPr/>
                   </pic:nvPicPr>
                   <pic:blipFill>
-                    <a:blip r:embed="rId11"/>
+                    <a:blip r:embed="rId12"/>
                     <a:stretch>
                       <a:fillRect/>
                     </a:stretch>
@@ -2431,7 +2887,7 @@
           <w:i/>
           <w:sz w:val="18"/>
         </w:rPr>
-        <w:t>Figure 3. Model ranking with bootstrap confidence intervals.</w:t>
+        <w:t>Figure 4. Model ranking with bootstrap confidence intervals.</w:t>
       </w:r>
     </w:p>
     <w:p>
@@ -2442,7 +2898,7 @@
         <w:rPr>
           <w:color w:val="0B3D5C"/>
         </w:rPr>
-        <w:t>4.4 Coarse predictors encode geography, not snowpack</w:t>
+        <w:t>4.5 4</w:t>
       </w:r>
     </w:p>
     <w:p>
@@ -2451,7 +2907,7 @@
           <w:b/>
           <w:sz w:val="19"/>
         </w:rPr>
-        <w:t>Table 4. Replacing coarse predictors with raw spatial coordinates.</w:t>
+        <w:t>Table 7. Replacing coarse predictors with raw spatial coordinates.</w:t>
       </w:r>
     </w:p>
     <w:tbl>
@@ -2838,7 +3294,7 @@
         <w:drawing>
           <wp:inline xmlns:a="http://schemas.openxmlformats.org/drawingml/2006/main" xmlns:pic="http://schemas.openxmlformats.org/drawingml/2006/picture">
             <wp:extent cx="5852160" cy="2784168"/>
-            <wp:docPr id="4" name="Picture 4"/>
+            <wp:docPr id="5" name="Picture 5"/>
             <wp:cNvGraphicFramePr>
               <a:graphicFrameLocks noChangeAspect="1"/>
             </wp:cNvGraphicFramePr>
@@ -2850,7 +3306,7 @@
                     <pic:cNvPicPr/>
                   </pic:nvPicPr>
                   <pic:blipFill>
-                    <a:blip r:embed="rId12"/>
+                    <a:blip r:embed="rId13"/>
                     <a:stretch>
                       <a:fillRect/>
                     </a:stretch>
@@ -2878,7 +3334,7 @@
           <w:i/>
           <w:sz w:val="18"/>
         </w:rPr>
-        <w:t>Figure 4. Coarse predictors are interchangeable with coordinates.</w:t>
+        <w:t>Figure 5. Coarse predictors are interchangeable with coordinates.</w:t>
       </w:r>
     </w:p>
     <w:p>
@@ -2889,7 +3345,7 @@
         <w:rPr>
           <w:color w:val="0B3D5C"/>
         </w:rPr>
-        <w:t>4.5 Reported AUC depends on the background sampling ratio</w:t>
+        <w:t>4.6 5</w:t>
       </w:r>
     </w:p>
     <w:p>
@@ -2898,7 +3354,7 @@
           <w:b/>
           <w:sz w:val="19"/>
         </w:rPr>
-        <w:t>Table 5. Effect of the background sampling ratio.</w:t>
+        <w:t>Table 8. Effect of the background sampling ratio.</w:t>
       </w:r>
     </w:p>
     <w:tbl>
@@ -3227,7 +3683,7 @@
         <w:rPr>
           <w:color w:val="0B3D5C"/>
         </w:rPr>
-        <w:t>4.6 Spatial transferability</w:t>
+        <w:t>4.7 6</w:t>
       </w:r>
     </w:p>
     <w:p>
@@ -3236,7 +3692,7 @@
           <w:b/>
           <w:sz w:val="19"/>
         </w:rPr>
-        <w:t>Table 6. Training on one sub-basin and testing on the other.</w:t>
+        <w:t>Table 9. Training on one sub-basin and testing on the other.</w:t>
       </w:r>
     </w:p>
     <w:tbl>
@@ -3449,7 +3905,7 @@
         <w:drawing>
           <wp:inline xmlns:a="http://schemas.openxmlformats.org/drawingml/2006/main" xmlns:pic="http://schemas.openxmlformats.org/drawingml/2006/picture">
             <wp:extent cx="6035040" cy="2366476"/>
-            <wp:docPr id="5" name="Picture 5"/>
+            <wp:docPr id="6" name="Picture 6"/>
             <wp:cNvGraphicFramePr>
               <a:graphicFrameLocks noChangeAspect="1"/>
             </wp:cNvGraphicFramePr>
@@ -3461,7 +3917,7 @@
                     <pic:cNvPicPr/>
                   </pic:nvPicPr>
                   <pic:blipFill>
-                    <a:blip r:embed="rId13"/>
+                    <a:blip r:embed="rId14"/>
                     <a:stretch>
                       <a:fillRect/>
                     </a:stretch>
@@ -3489,7 +3945,7 @@
           <w:i/>
           <w:sz w:val="18"/>
         </w:rPr>
-        <w:t>Figure 5. Sub-basin transferability (left) and SHAP predictor importance (right).</w:t>
+        <w:t>Figure 6. Sub-basin transferability (left) and SHAP predictor importance (right).</w:t>
       </w:r>
     </w:p>
     <w:p>
@@ -3500,7 +3956,7 @@
         <w:rPr>
           <w:color w:val="0B3D5C"/>
         </w:rPr>
-        <w:t>4.7 Calibration</w:t>
+        <w:t>4.8 7</w:t>
       </w:r>
     </w:p>
     <w:p>
@@ -3520,7 +3976,7 @@
         <w:rPr>
           <w:color w:val="0B3D5C"/>
         </w:rPr>
-        <w:t>4.8 Illustrative application: susceptibility map</w:t>
+        <w:t>4.9 8</w:t>
       </w:r>
     </w:p>
     <w:p>
@@ -3547,7 +4003,7 @@
           <w:b/>
           <w:sz w:val="19"/>
         </w:rPr>
-        <w:t>Table 7. Susceptibility classes within potential release areas.</w:t>
+        <w:t>Table 10. Susceptibility classes within potential release areas.</w:t>
       </w:r>
     </w:p>
     <w:tbl>
@@ -3839,7 +4295,7 @@
         <w:drawing>
           <wp:inline xmlns:a="http://schemas.openxmlformats.org/drawingml/2006/main" xmlns:pic="http://schemas.openxmlformats.org/drawingml/2006/picture">
             <wp:extent cx="5852160" cy="5554980"/>
-            <wp:docPr id="6" name="Picture 6"/>
+            <wp:docPr id="7" name="Picture 7"/>
             <wp:cNvGraphicFramePr>
               <a:graphicFrameLocks noChangeAspect="1"/>
             </wp:cNvGraphicFramePr>
@@ -3851,7 +4307,7 @@
                     <pic:cNvPicPr/>
                   </pic:nvPicPr>
                   <pic:blipFill>
-                    <a:blip r:embed="rId14"/>
+                    <a:blip r:embed="rId15"/>
                     <a:stretch>
                       <a:fillRect/>
                     </a:stretch>
@@ -3879,7 +4335,7 @@
           <w:i/>
           <w:sz w:val="18"/>
         </w:rPr>
-        <w:t>Figure 6. Avalanche susceptibility across the Chandra-Bhaga and Upper Beas basins, restricted to potential release areas.</w:t>
+        <w:t>Figure 7. Avalanche susceptibility across the Chandra-Bhaga and Upper Beas basins, restricted to potential release areas.</w:t>
       </w:r>
     </w:p>
     <w:p>

--- a/Avalanche_Manuscript.docx
+++ b/Avalanche_Manuscript.docx
@@ -3949,7 +3949,7 @@
         <w:rPr>
           <w:color w:val="0B3D5C"/>
         </w:rPr>
-        <w:t>5.1 Implications for the literature</w:t>
+        <w:t>5.1 What a reported AUC can and cannot tell a reader</w:t>
       </w:r>
     </w:p>
     <w:p>
@@ -3958,7 +3958,7 @@
           <w:i w:val="0"/>
           <w:sz w:val="22"/>
         </w:rPr>
-        <w:t>The decomposition indicates that high AUC values in IHR avalanche susceptibility studies are primarily a property of how non-avalanche points are drawn. Because the same absence rule recurs across this literature, the finding is not specific to any one study, and it is not a claim that any published model is incorrectly implemented. A classifier trained against flat, vegetated, urban and cropland absences does what it was asked to do; the difficulty is that the question it answers — can steep snow-covered terrain be told apart from flat green valley floor — is not the question a susceptibility map is read as answering. The same applies to our own models, which is why Section 4.1 reports what the conventional protocol yields on our data rather than only what our preferred protocol yields.</w:t>
+        <w:t>Susceptibility data are presence-only: the locations of past events are observed, and the absences are constructed by the analyst. Section 4.1 shows that this construction, not the model, sets most of the reported score — a model with no skill at all reaches 0.910 at two standard deviations of absence displacement and 1.000 at six. Two consequences follow, and neither is specific to avalanches.</w:t>
       </w:r>
     </w:p>
     <w:p>
@@ -3967,7 +3967,16 @@
           <w:i w:val="0"/>
           <w:sz w:val="22"/>
         </w:rPr>
-        <w:t>The practical recommendation is therefore not that published maps be discarded, but that absence selection be reported and justified as carefully as model choice currently is, and that a terrain-matched comparison be given alongside any headline figure. Spatial cross-validation, while methodologically correct, addresses the smaller of the two problems: in our data it accounts for essentially none of the optimism once sampling is fixed.</w:t>
+        <w:t>First, AUC is not comparable between studies that drew their absences differently. A study reporting 0.97 with absences taken from flat farmland has not demonstrated more skill than one reporting 0.85 with absences on comparable terrain; on the evidence here it has probably demonstrated less. Model comparisons, predictor rankings and claims of improvement over prior work all inherit this, because all of them rest on a quantity that the sampling design has already largely determined.</w:t>
+      </w:r>
+    </w:p>
+    <w:p>
+      <w:r>
+        <w:rPr>
+          <w:i w:val="0"/>
+          <w:sz w:val="22"/>
+        </w:rPr>
+        <w:t>Second, above roughly three standard deviations of separation the measure saturates and stops discriminating at all: in the simulation a model with genuine skill and a model with none both report values above 0.97. Much of the published literature appears to operate in that regime. The practical recommendation is not that existing maps be discarded — a map can be useful without its headline statistic being meaningful — but that absence selection be reported and justified as carefully as model selection currently is, and that the two quantities introduced here be reported alongside AUC.</w:t>
       </w:r>
     </w:p>
     <w:p>
@@ -3978,7 +3987,7 @@
         <w:rPr>
           <w:color w:val="0B3D5C"/>
         </w:rPr>
-        <w:t>5.2 An artefact in our own pipeline</w:t>
+        <w:t>5.2 A correction that studies can apply to themselves</w:t>
       </w:r>
     </w:p>
     <w:p>
@@ -3987,7 +3996,16 @@
           <w:i w:val="0"/>
           <w:sz w:val="22"/>
         </w:rPr>
-        <w:t>SHAP attributed the largest single contribution to the topographic position index, at 1.90, roughly twice the next predictor. Inspection showed presence points average TPI +36.4 against +2.9 for background, which follows mechanically from our release-point rule: selecting the highest qualifying pixel within a search radius necessarily produces points at locally elevated topographic positions. The apparent importance was created by our own method. Excluding TPI costs 0.005 AUC, and it is excluded from all results reported here. We report this because the same class of error is what the study identifies elsewhere.</w:t>
+        <w:t>Both quantities are cheap to compute. The separability δ is a standardised distance between the presence and absence clouds in predictor space and requires only the study's own training table. The null baseline is a simulation at that δ, which takes seconds. Their difference — the skill a model contributes above what its sampling design already delivers — is the number a reader assumes AUC reports. Code for both is released with this paper.</w:t>
+      </w:r>
+    </w:p>
+    <w:p>
+      <w:r>
+        <w:rPr>
+          <w:i w:val="0"/>
+          <w:sz w:val="22"/>
+        </w:rPr>
+        <w:t>The correction is deliberately conservative. It does not claim to recover a model's true accuracy, only to remove a component of the reported score that is attributable to the experimental design rather than to the model. Where a design is so separable that a null model already scores 1.000, the correction returns zero and the honest conclusion is that the study has not measured predictive skill at all.</w:t>
       </w:r>
     </w:p>
     <w:p>
@@ -3998,7 +4016,7 @@
         <w:rPr>
           <w:color w:val="0B3D5C"/>
         </w:rPr>
-        <w:t>5.3 A trade-off specific to SAR-derived inventories</w:t>
+        <w:t>5.3 Applying the same standard to our own analysis</w:t>
       </w:r>
     </w:p>
     <w:p>
@@ -4007,7 +4025,16 @@
           <w:i w:val="0"/>
           <w:sz w:val="22"/>
         </w:rPr>
-        <w:t>We tested whether adding a Winstral wind-shelter index — the dominant snow-loading control, and absent from the predictor sets of the studies reproduced here — improves performance. It does not (terrain-only 0.902 to 0.906; full model 0.934 to 0.935, both within confidence intervals). The reason is structural: the shelter index correlates −0.949 with eastness, so matching background points on aspect in order to remove the Sentinel-1 look-direction artefact simultaneously equalises wind exposure. A SAR-derived inventory can support an unbiased aspect distribution or the study of aspect-dependent processes, but not both. Resolving this requires radiometric terrain flattening rather than distributional matching.</w:t>
+        <w:t>Two artefacts of our own are reported because the argument demands it. SHAP attributed the largest single contribution to the topographic position index; inspection showed presence points averaged TPI +36.4 against +2.9 for background, which follows mechanically from an earlier release-point rule that selected the highest qualifying pixel in a search radius. Deriving release points as the centroid of release-angle terrain instead reduced that gap to +3.8 and made the predictor ordinary again.</w:t>
+      </w:r>
+    </w:p>
+    <w:p>
+      <w:r>
+        <w:rPr>
+          <w:i w:val="0"/>
+          <w:sz w:val="22"/>
+        </w:rPr>
+        <w:t>The second concerns the optical verification used to establish label quality for the corrected configuration. An unaided first pass over 100 detections accepted 24 as avalanches; re-scoring against an explicit rule — snow present beforehand, a localized rough feature appearing, surroundings unchanged — rejected 21 of those, most because the slope was bare rock before the event and acquired snow afterwards. Both scorings are reported in the companion paper, and the disagreement between them (Cohen's kappa 0.49) is treated there as a result rather than an embarrassment. Neither artefact changes the findings above, which compare sampling designs using identical labels, but a paper arguing that this field does not audit its own procedures cannot exempt itself.</w:t>
       </w:r>
     </w:p>
     <w:p>
@@ -4026,7 +4053,7 @@
         <w:pStyle w:val="ListBullet"/>
       </w:pPr>
       <w:r>
-        <w:t>Inventory precision is low and is measured rather than assumed: 3.4% unfiltered and 11.1% after the snow-persistence filter, on 100 blind optical judgements scored against an explicit rule. The detections are candidate avalanche-prone slopes, not confirmed events, and every result resting on them inherits that. The model should therefore be read as predicting terrain favourable to the activity the detector registers, rather than verified release locations, and the susceptibility map in Section 4.11 is presented on that understanding. This limit is not specific to our inventory: no published susceptibility study in the region reports a precision estimate, so the same caveat applies to every model trained on them — the difference is that ours is quantified. Agreement between independent ascending and descending geometries is 17.8% on aspects both observe well, consistent with the direct measurement. Recall at eight sites named in the reference study is 6/8 against 4/12 at randomly chosen steep sites — suggestive, but not significant at this sample size.</w:t>
+        <w:t>The simulation establishes that absence displacement inflates AUC and provides a baseline at a given separability. It does not model every way a real absence design can differ from the presences — spatial clustering, differing covariance structure and non-Gaussian predictor distributions are all simplified — so the baseline should be read as an approximation rather than an exact correction.</w:t>
       </w:r>
     </w:p>
     <w:p>
@@ -4034,7 +4061,7 @@
         <w:pStyle w:val="ListBullet"/>
       </w:pPr>
       <w:r>
-        <w:t>The verified sample contains only three confirmed avalanches, so the precision interval is wide and the filter's measured selectivity carries more weight than the point estimate. Independent scoring by a second reviewer, or higher-resolution imagery, would constrain both the precision and the disagreement between scorings.</w:t>
+        <w:t>The separability measure aggregates standardised differences across predictors and therefore depends on which predictors a study uses. Two studies with identical absence rules but different predictor sets will report different δ.</w:t>
       </w:r>
     </w:p>
     <w:p>
@@ -4042,7 +4069,7 @@
         <w:pStyle w:val="ListBullet"/>
       </w:pPr>
       <w:r>
-        <w:t>Release points are inferred by upslope tracing rather than observed.</w:t>
+        <w:t>The empirical test uses one study area and one hazard. The mechanism is not specific to either, but demonstrating that requires replication on independent inventories, ideally for landslides, where open data are more plentiful. We regard this as the most valuable next step.</w:t>
       </w:r>
     </w:p>
     <w:p>
@@ -4050,23 +4077,7 @@
         <w:pStyle w:val="ListBullet"/>
       </w:pPr>
       <w:r>
-        <w:t>Lithology and lineaments are taken from global datasets (GLiM, GEM) rather than the national geological survey products used in the reference study, so importance values for these predictors are not directly comparable.</w:t>
-      </w:r>
-    </w:p>
-    <w:p>
-      <w:pPr>
-        <w:pStyle w:val="ListBullet"/>
-      </w:pPr>
-      <w:r>
-        <w:t>Because the model is fitted at an arbitrary presence-background prevalence, outputs are a relative index rather than probabilities.</w:t>
-      </w:r>
-    </w:p>
-    <w:p>
-      <w:pPr>
-        <w:pStyle w:val="ListBullet"/>
-      </w:pPr>
-      <w:r>
-        <w:t>Projection of future susceptibility under climate scenarios was considered and rejected: Section 4.3 shows the coarse climate predictors carry positional rather than physical information, so propagating them forward would project a spatial trend surface.</w:t>
+        <w:t>The avalanche inventory underlying the empirical sections is derived from Sentinel-1 change detection and consists of candidate rather than confirmed events; its precision is quantified in the companion paper. Because every configuration compared here uses identical labels, label quality affects all arms equally and cannot produce the differences reported, as the sensitivity analysis in Section 4.3 confirms.</w:t>
       </w:r>
     </w:p>
     <w:p>
@@ -4085,7 +4096,7 @@
         <w:pStyle w:val="ListBullet"/>
       </w:pPr>
       <w:r>
-        <w:t>Reproducing the negative-sampling rule used across IHR avalanche susceptibility studies yields AUC = 1.000. The task becomes perfectly separable, and reported performance reflects sampling design rather than predictive skill.</w:t>
+        <w:t>Susceptibility data are presence-only, so absences are an analyst's choice. In synthetic data where that choice carries no information about the outcome, a model with no predictive skill reports AUC 0.739 at one standard deviation of absence displacement, 0.910 at two and 1.000 at six. Reported AUC is therefore a function of the sampling design.</w:t>
       </w:r>
     </w:p>
     <w:p>
@@ -4093,7 +4104,7 @@
         <w:pStyle w:val="ListBullet"/>
       </w:pPr>
       <w:r>
-        <w:t>Spatial-block cross-validation changes performance by -0.000 under that sampling design. The field's principal methodological correction addresses the smaller problem.</w:t>
+        <w:t>Above roughly three standard deviations the measure saturates: a model with genuine skill and one with none both report values above 0.97, so AUC no longer distinguishes them.</w:t>
       </w:r>
     </w:p>
     <w:p>
@@ -4101,7 +4112,7 @@
         <w:pStyle w:val="ListBullet"/>
       </w:pPr>
       <w:r>
-        <w:t>Blind optical verification puts the precision of the Sentinel-1 detections at 26.7% unfiltered and 3.4% once snow cover is required to persist after each event, the first such measurement we are aware of for an avalanche inventory in this region. Published inventories here carry no precision estimate, so the proportion of training labels that are genuine avalanches is unknown in every study we reproduce, including in the sense that it may be considerably higher than ours.</w:t>
+        <w:t>Measured on that scale, a published avalanche susceptibility protocol places its absences 7.06 standard deviations from its presences, where a null model is predicted to score 1.000. Run on an independent inventory, the protocol returns 1.000.</w:t>
       </w:r>
     </w:p>
     <w:p>
@@ -4109,7 +4120,7 @@
         <w:pStyle w:val="ListBullet"/>
       </w:pPr>
       <w:r>
-        <w:t>Coarse climate and snow-cover predictors are statistically interchangeable with raw spatial coordinates and should not be interpreted as snowpack process.</w:t>
+        <w:t>Removing each design's own contribution leaves +0.000 for the published protocol, +0.027 for terrain-matched absences and +0.108 for aspect-matched absences with corrected labels. Reported AUC ranks these configurations in exactly the reverse order of what the models contribute.</w:t>
       </w:r>
     </w:p>
     <w:p>
@@ -4117,7 +4128,7 @@
         <w:pStyle w:val="ListBullet"/>
       </w:pPr>
       <w:r>
-        <w:t>Reported AUC can be increased by raising the background sampling ratio while precision-recall performance declines; both should be reported.</w:t>
+        <w:t>Two independent diagnostics agree: 1 km climate and 500 m snow-cover predictors are statistically interchangeable with raw spatial coordinates, and reported AUC rises with the background sampling ratio while precision-recall performance falls.</w:t>
       </w:r>
     </w:p>
     <w:p>
@@ -4125,7 +4136,7 @@
         <w:pStyle w:val="ListBullet"/>
       </w:pPr>
       <w:r>
-        <w:t>A terrain-matched, spatially validated model attains AUC 0.939 [0.855, 0.876] and transfers between sub-basins at 0.888.</w:t>
+        <w:t>We recommend that susceptibility studies report absence separability and design-adjusted skill alongside AUC. Both are inexpensive, both use only a study's own training data, and code for both is released.</w:t>
       </w:r>
     </w:p>
     <w:p>
@@ -4232,7 +4243,7 @@
         <w:pStyle w:val="ListParagraph"/>
       </w:pPr>
       <w:r>
-        <w:t>[2]  Bühler, Y., von Rickenbach, D., Stoffel, A., Margreth, S., Stoffel, L. &amp; Christen, M. (2018). Automated snow avalanche release area delineation. Natural Hazards and Earth System Sciences, 18, 3235–3251.</w:t>
+        <w:t>[2]  Barbet-Massin, M., Jiguet, F., Albert, C. H. &amp; Thuiller, W. (2012). Selecting pseudo-absences for species distribution models: how, where and how many? Methods in Ecology and Evolution, 3, 327-338.</w:t>
       </w:r>
     </w:p>
     <w:p>
@@ -4240,7 +4251,7 @@
         <w:pStyle w:val="ListParagraph"/>
       </w:pPr>
       <w:r>
-        <w:t>[3]  Eckerstorfer, M., Vickers, H., Malnes, E. &amp; Grahn, J. (2019). Near-real time automatic snow avalanche activity monitoring system using Sentinel-1 SAR data in Norway. Remote Sensing, 11, 2863.</w:t>
+        <w:t>[3]  Bühler, Y., von Rickenbach, D., Stoffel, A., Margreth, S., Stoffel, L. &amp; Christen, M. (2018). Automated snow avalanche release area delineation. Natural Hazards and Earth System Sciences, 18, 3235-3251.</w:t>
       </w:r>
     </w:p>
     <w:p>
@@ -4248,7 +4259,7 @@
         <w:pStyle w:val="ListParagraph"/>
       </w:pPr>
       <w:r>
-        <w:t>[4]  Grinsztajn, L., Oyallon, E. &amp; Varoquaux, G. (2022). Why do tree-based models still outperform deep learning on tabular data? Advances in Neural Information Processing Systems.</w:t>
+        <w:t>[4]  Cetinkaya, S. &amp; Kocaman, S. (2023). Impact of learning set and sampling for snow avalanche susceptibility mapping with random forest. ISPRS Archives, XLVIII-M-1, 57-64.</w:t>
       </w:r>
     </w:p>
     <w:p>
@@ -4256,7 +4267,7 @@
         <w:pStyle w:val="ListParagraph"/>
       </w:pPr>
       <w:r>
-        <w:t>[5]  Ploton, P. et al. (2020). Spatial validation reveals poor predictive performance of large-scale ecological mapping models. Nature Communications, 11, 4540.</w:t>
+        <w:t>[5]  Eckerstorfer, M., Vickers, H., Malnes, E. &amp; Grahn, J. (2019). Near-real time automatic snow avalanche activity monitoring system using Sentinel-1 SAR data in Norway. Remote Sensing, 11, 2863.</w:t>
       </w:r>
     </w:p>
     <w:p>
@@ -4264,7 +4275,7 @@
         <w:pStyle w:val="ListParagraph"/>
       </w:pPr>
       <w:r>
-        <w:t>[6]  Roberts, D. R. et al. (2017). Cross-validation strategies for data with temporal, spatial, hierarchical, or phylogenetic structure. Ecography, 40, 913–929.</w:t>
+        <w:t>[6]  Elkan, C. &amp; Noto, K. (2008). Learning classifiers from only positive and unlabeled data. Proceedings of the 14th ACM SIGKDD International Conference on Knowledge Discovery and Data Mining, 213-220.</w:t>
       </w:r>
     </w:p>
     <w:p>
@@ -4272,7 +4283,47 @@
         <w:pStyle w:val="ListParagraph"/>
       </w:pPr>
       <w:r>
-        <w:t>[7]  Winstral, A., Elder, K. &amp; Davis, R. E. (2002). Spatial snow modeling of wind-redistributed snow using terrain-based parameters. Journal of Hydrometeorology, 3, 524–538.</w:t>
+        <w:t>[7]  Lobo, J. M., Jiménez-Valverde, A. &amp; Real, R. (2008). AUC: a misleading measure of the performance of predictive distribution models. Global Ecology and Biogeography, 17, 145-151.</w:t>
+      </w:r>
+    </w:p>
+    <w:p>
+      <w:pPr>
+        <w:pStyle w:val="ListParagraph"/>
+      </w:pPr>
+      <w:r>
+        <w:t>[8]  Phillips, S. J., Dudík, M., Elith, J., Graham, C. H., Lehmann, A., Leathwick, J. &amp; Ferrier, S. (2009). Sample selection bias and presence-only distribution models. Ecological Applications, 19, 181-197.</w:t>
+      </w:r>
+    </w:p>
+    <w:p>
+      <w:pPr>
+        <w:pStyle w:val="ListParagraph"/>
+      </w:pPr>
+      <w:r>
+        <w:t>[9]  Ploton, P. et al. (2020). Spatial validation reveals poor predictive performance of large-scale ecological mapping models. Nature Communications, 11, 4540.</w:t>
+      </w:r>
+    </w:p>
+    <w:p>
+      <w:pPr>
+        <w:pStyle w:val="ListParagraph"/>
+      </w:pPr>
+      <w:r>
+        <w:t>[10]  Roberts, D. R. et al. (2017). Cross-validation strategies for data with temporal, spatial, hierarchical, or phylogenetic structure. Ecography, 40, 913-929.</w:t>
+      </w:r>
+    </w:p>
+    <w:p>
+      <w:pPr>
+        <w:pStyle w:val="ListParagraph"/>
+      </w:pPr>
+      <w:r>
+        <w:t>[11]  Sahin, E. K., Ipbuker, C. &amp; Kavzoglu, T. (2023). Strategies for sampling pseudo-absences of landslide locations for landslide susceptibility mapping in complex mountainous terrain of Northwest Himalaya. Bulletin of Engineering Geology and the Environment, 82, 397.</w:t>
+      </w:r>
+    </w:p>
+    <w:p>
+      <w:pPr>
+        <w:pStyle w:val="ListParagraph"/>
+      </w:pPr>
+      <w:r>
+        <w:t>[12]  Winstral, A., Elder, K. &amp; Davis, R. E. (2002). Spatial snow modeling of wind-redistributed snow using terrain-based parameters. Journal of Hydrometeorology, 3, 524-538.</w:t>
       </w:r>
     </w:p>
     <w:sectPr>

--- a/Avalanche_Manuscript.docx
+++ b/Avalanche_Manuscript.docx
@@ -958,6 +958,749 @@
       </w:r>
     </w:p>
     <w:p>
+      <w:r>
+        <w:rPr>
+          <w:i w:val="0"/>
+          <w:sz w:val="22"/>
+        </w:rPr>
+        <w:t>A synthetic result invites the objection that it reflects the authors' construction rather than the problem, so the null arm was repeated while varying the learner, the number of predictors and the sample size. The inflation is essentially unchanged throughout: across six settings the null-model AUC differs by at most 0.030 at any displacement, and by 0.001 at δ = 6. The behaviour is a property of evaluating a presence-only model against constructed absences, not of this particular simulation.</w:t>
+      </w:r>
+    </w:p>
+    <w:p>
+      <w:r>
+        <w:rPr>
+          <w:b/>
+          <w:sz w:val="19"/>
+        </w:rPr>
+        <w:t>Table 2. Null-model AUC under varying simulation settings.</w:t>
+      </w:r>
+    </w:p>
+    <w:tbl>
+      <w:tblPr>
+        <w:tblStyle w:val="LightGrid-Accent1"/>
+        <w:tblW w:type="auto" w:w="0"/>
+        <w:jc w:val="center"/>
+        <w:tblLook w:firstColumn="1" w:firstRow="1" w:lastColumn="0" w:lastRow="0" w:noHBand="0" w:noVBand="1" w:val="04A0"/>
+      </w:tblPr>
+      <w:tblGrid>
+        <w:gridCol w:w="1234"/>
+        <w:gridCol w:w="1234"/>
+        <w:gridCol w:w="1234"/>
+        <w:gridCol w:w="1234"/>
+        <w:gridCol w:w="1234"/>
+        <w:gridCol w:w="1234"/>
+        <w:gridCol w:w="1234"/>
+      </w:tblGrid>
+      <w:tr>
+        <w:tc>
+          <w:tcPr>
+            <w:tcW w:type="dxa" w:w="3168"/>
+          </w:tcPr>
+          <w:p>
+            <w:r/>
+            <w:r>
+              <w:rPr>
+                <w:b/>
+                <w:sz w:val="18"/>
+              </w:rPr>
+              <w:t>Setting</w:t>
+            </w:r>
+          </w:p>
+        </w:tc>
+        <w:tc>
+          <w:tcPr>
+            <w:tcW w:type="dxa" w:w="893"/>
+          </w:tcPr>
+          <w:p>
+            <w:r/>
+            <w:r>
+              <w:rPr>
+                <w:b/>
+                <w:sz w:val="18"/>
+              </w:rPr>
+              <w:t>δ=0</w:t>
+            </w:r>
+          </w:p>
+        </w:tc>
+        <w:tc>
+          <w:tcPr>
+            <w:tcW w:type="dxa" w:w="893"/>
+          </w:tcPr>
+          <w:p>
+            <w:r/>
+            <w:r>
+              <w:rPr>
+                <w:b/>
+                <w:sz w:val="18"/>
+              </w:rPr>
+              <w:t>δ=1</w:t>
+            </w:r>
+          </w:p>
+        </w:tc>
+        <w:tc>
+          <w:tcPr>
+            <w:tcW w:type="dxa" w:w="893"/>
+          </w:tcPr>
+          <w:p>
+            <w:r/>
+            <w:r>
+              <w:rPr>
+                <w:b/>
+                <w:sz w:val="18"/>
+              </w:rPr>
+              <w:t>δ=2</w:t>
+            </w:r>
+          </w:p>
+        </w:tc>
+        <w:tc>
+          <w:tcPr>
+            <w:tcW w:type="dxa" w:w="893"/>
+          </w:tcPr>
+          <w:p>
+            <w:r/>
+            <w:r>
+              <w:rPr>
+                <w:b/>
+                <w:sz w:val="18"/>
+              </w:rPr>
+              <w:t>δ=3</w:t>
+            </w:r>
+          </w:p>
+        </w:tc>
+        <w:tc>
+          <w:tcPr>
+            <w:tcW w:type="dxa" w:w="893"/>
+          </w:tcPr>
+          <w:p>
+            <w:r/>
+            <w:r>
+              <w:rPr>
+                <w:b/>
+                <w:sz w:val="18"/>
+              </w:rPr>
+              <w:t>δ=4</w:t>
+            </w:r>
+          </w:p>
+        </w:tc>
+        <w:tc>
+          <w:tcPr>
+            <w:tcW w:type="dxa" w:w="893"/>
+          </w:tcPr>
+          <w:p>
+            <w:r/>
+            <w:r>
+              <w:rPr>
+                <w:b/>
+                <w:sz w:val="18"/>
+              </w:rPr>
+              <w:t>δ=6</w:t>
+            </w:r>
+          </w:p>
+        </w:tc>
+      </w:tr>
+      <w:tr>
+        <w:tc>
+          <w:tcPr>
+            <w:tcW w:type="dxa" w:w="3168"/>
+          </w:tcPr>
+          <w:p>
+            <w:r/>
+            <w:r>
+              <w:rPr>
+                <w:sz w:val="18"/>
+              </w:rPr>
+              <w:t>Random Forest, 20 predictors</w:t>
+            </w:r>
+          </w:p>
+        </w:tc>
+        <w:tc>
+          <w:tcPr>
+            <w:tcW w:type="dxa" w:w="893"/>
+          </w:tcPr>
+          <w:p>
+            <w:r/>
+            <w:r>
+              <w:rPr>
+                <w:sz w:val="18"/>
+              </w:rPr>
+              <w:t>0.500</w:t>
+            </w:r>
+          </w:p>
+        </w:tc>
+        <w:tc>
+          <w:tcPr>
+            <w:tcW w:type="dxa" w:w="893"/>
+          </w:tcPr>
+          <w:p>
+            <w:r/>
+            <w:r>
+              <w:rPr>
+                <w:sz w:val="18"/>
+              </w:rPr>
+              <w:t>0.739</w:t>
+            </w:r>
+          </w:p>
+        </w:tc>
+        <w:tc>
+          <w:tcPr>
+            <w:tcW w:type="dxa" w:w="893"/>
+          </w:tcPr>
+          <w:p>
+            <w:r/>
+            <w:r>
+              <w:rPr>
+                <w:sz w:val="18"/>
+              </w:rPr>
+              <w:t>0.913</w:t>
+            </w:r>
+          </w:p>
+        </w:tc>
+        <w:tc>
+          <w:tcPr>
+            <w:tcW w:type="dxa" w:w="893"/>
+          </w:tcPr>
+          <w:p>
+            <w:r/>
+            <w:r>
+              <w:rPr>
+                <w:sz w:val="18"/>
+              </w:rPr>
+              <w:t>0.979</w:t>
+            </w:r>
+          </w:p>
+        </w:tc>
+        <w:tc>
+          <w:tcPr>
+            <w:tcW w:type="dxa" w:w="893"/>
+          </w:tcPr>
+          <w:p>
+            <w:r/>
+            <w:r>
+              <w:rPr>
+                <w:sz w:val="18"/>
+              </w:rPr>
+              <w:t>0.995</w:t>
+            </w:r>
+          </w:p>
+        </w:tc>
+        <w:tc>
+          <w:tcPr>
+            <w:tcW w:type="dxa" w:w="893"/>
+          </w:tcPr>
+          <w:p>
+            <w:r/>
+            <w:r>
+              <w:rPr>
+                <w:sz w:val="18"/>
+              </w:rPr>
+              <w:t>1.000</w:t>
+            </w:r>
+          </w:p>
+        </w:tc>
+      </w:tr>
+      <w:tr>
+        <w:tc>
+          <w:tcPr>
+            <w:tcW w:type="dxa" w:w="3168"/>
+          </w:tcPr>
+          <w:p>
+            <w:r/>
+            <w:r>
+              <w:rPr>
+                <w:sz w:val="18"/>
+              </w:rPr>
+              <w:t>Random Forest, 4 predictors</w:t>
+            </w:r>
+          </w:p>
+        </w:tc>
+        <w:tc>
+          <w:tcPr>
+            <w:tcW w:type="dxa" w:w="893"/>
+          </w:tcPr>
+          <w:p>
+            <w:r/>
+            <w:r>
+              <w:rPr>
+                <w:sz w:val="18"/>
+              </w:rPr>
+              <w:t>0.489</w:t>
+            </w:r>
+          </w:p>
+        </w:tc>
+        <w:tc>
+          <w:tcPr>
+            <w:tcW w:type="dxa" w:w="893"/>
+          </w:tcPr>
+          <w:p>
+            <w:r/>
+            <w:r>
+              <w:rPr>
+                <w:sz w:val="18"/>
+              </w:rPr>
+              <w:t>0.730</w:t>
+            </w:r>
+          </w:p>
+        </w:tc>
+        <w:tc>
+          <w:tcPr>
+            <w:tcW w:type="dxa" w:w="893"/>
+          </w:tcPr>
+          <w:p>
+            <w:r/>
+            <w:r>
+              <w:rPr>
+                <w:sz w:val="18"/>
+              </w:rPr>
+              <w:t>0.910</w:t>
+            </w:r>
+          </w:p>
+        </w:tc>
+        <w:tc>
+          <w:tcPr>
+            <w:tcW w:type="dxa" w:w="893"/>
+          </w:tcPr>
+          <w:p>
+            <w:r/>
+            <w:r>
+              <w:rPr>
+                <w:sz w:val="18"/>
+              </w:rPr>
+              <w:t>0.979</w:t>
+            </w:r>
+          </w:p>
+        </w:tc>
+        <w:tc>
+          <w:tcPr>
+            <w:tcW w:type="dxa" w:w="893"/>
+          </w:tcPr>
+          <w:p>
+            <w:r/>
+            <w:r>
+              <w:rPr>
+                <w:sz w:val="18"/>
+              </w:rPr>
+              <w:t>0.996</w:t>
+            </w:r>
+          </w:p>
+        </w:tc>
+        <w:tc>
+          <w:tcPr>
+            <w:tcW w:type="dxa" w:w="893"/>
+          </w:tcPr>
+          <w:p>
+            <w:r/>
+            <w:r>
+              <w:rPr>
+                <w:sz w:val="18"/>
+              </w:rPr>
+              <w:t>1.000</w:t>
+            </w:r>
+          </w:p>
+        </w:tc>
+      </w:tr>
+      <w:tr>
+        <w:tc>
+          <w:tcPr>
+            <w:tcW w:type="dxa" w:w="3168"/>
+          </w:tcPr>
+          <w:p>
+            <w:r/>
+            <w:r>
+              <w:rPr>
+                <w:sz w:val="18"/>
+              </w:rPr>
+              <w:t>Random Forest, 8 predictors</w:t>
+            </w:r>
+          </w:p>
+        </w:tc>
+        <w:tc>
+          <w:tcPr>
+            <w:tcW w:type="dxa" w:w="893"/>
+          </w:tcPr>
+          <w:p>
+            <w:r/>
+            <w:r>
+              <w:rPr>
+                <w:sz w:val="18"/>
+              </w:rPr>
+              <w:t>0.494</w:t>
+            </w:r>
+          </w:p>
+        </w:tc>
+        <w:tc>
+          <w:tcPr>
+            <w:tcW w:type="dxa" w:w="893"/>
+          </w:tcPr>
+          <w:p>
+            <w:r/>
+            <w:r>
+              <w:rPr>
+                <w:sz w:val="18"/>
+              </w:rPr>
+              <w:t>0.748</w:t>
+            </w:r>
+          </w:p>
+        </w:tc>
+        <w:tc>
+          <w:tcPr>
+            <w:tcW w:type="dxa" w:w="893"/>
+          </w:tcPr>
+          <w:p>
+            <w:r/>
+            <w:r>
+              <w:rPr>
+                <w:sz w:val="18"/>
+              </w:rPr>
+              <w:t>0.915</w:t>
+            </w:r>
+          </w:p>
+        </w:tc>
+        <w:tc>
+          <w:tcPr>
+            <w:tcW w:type="dxa" w:w="893"/>
+          </w:tcPr>
+          <w:p>
+            <w:r/>
+            <w:r>
+              <w:rPr>
+                <w:sz w:val="18"/>
+              </w:rPr>
+              <w:t>0.976</w:t>
+            </w:r>
+          </w:p>
+        </w:tc>
+        <w:tc>
+          <w:tcPr>
+            <w:tcW w:type="dxa" w:w="893"/>
+          </w:tcPr>
+          <w:p>
+            <w:r/>
+            <w:r>
+              <w:rPr>
+                <w:sz w:val="18"/>
+              </w:rPr>
+              <w:t>0.994</w:t>
+            </w:r>
+          </w:p>
+        </w:tc>
+        <w:tc>
+          <w:tcPr>
+            <w:tcW w:type="dxa" w:w="893"/>
+          </w:tcPr>
+          <w:p>
+            <w:r/>
+            <w:r>
+              <w:rPr>
+                <w:sz w:val="18"/>
+              </w:rPr>
+              <w:t>1.000</w:t>
+            </w:r>
+          </w:p>
+        </w:tc>
+      </w:tr>
+      <w:tr>
+        <w:tc>
+          <w:tcPr>
+            <w:tcW w:type="dxa" w:w="3168"/>
+          </w:tcPr>
+          <w:p>
+            <w:r/>
+            <w:r>
+              <w:rPr>
+                <w:sz w:val="18"/>
+              </w:rPr>
+              <w:t>Random Forest, n=500 per class</w:t>
+            </w:r>
+          </w:p>
+        </w:tc>
+        <w:tc>
+          <w:tcPr>
+            <w:tcW w:type="dxa" w:w="893"/>
+          </w:tcPr>
+          <w:p>
+            <w:r/>
+            <w:r>
+              <w:rPr>
+                <w:sz w:val="18"/>
+              </w:rPr>
+              <w:t>0.484</w:t>
+            </w:r>
+          </w:p>
+        </w:tc>
+        <w:tc>
+          <w:tcPr>
+            <w:tcW w:type="dxa" w:w="893"/>
+          </w:tcPr>
+          <w:p>
+            <w:r/>
+            <w:r>
+              <w:rPr>
+                <w:sz w:val="18"/>
+              </w:rPr>
+              <w:t>0.718</w:t>
+            </w:r>
+          </w:p>
+        </w:tc>
+        <w:tc>
+          <w:tcPr>
+            <w:tcW w:type="dxa" w:w="893"/>
+          </w:tcPr>
+          <w:p>
+            <w:r/>
+            <w:r>
+              <w:rPr>
+                <w:sz w:val="18"/>
+              </w:rPr>
+              <w:t>0.901</w:t>
+            </w:r>
+          </w:p>
+        </w:tc>
+        <w:tc>
+          <w:tcPr>
+            <w:tcW w:type="dxa" w:w="893"/>
+          </w:tcPr>
+          <w:p>
+            <w:r/>
+            <w:r>
+              <w:rPr>
+                <w:sz w:val="18"/>
+              </w:rPr>
+              <w:t>0.971</w:t>
+            </w:r>
+          </w:p>
+        </w:tc>
+        <w:tc>
+          <w:tcPr>
+            <w:tcW w:type="dxa" w:w="893"/>
+          </w:tcPr>
+          <w:p>
+            <w:r/>
+            <w:r>
+              <w:rPr>
+                <w:sz w:val="18"/>
+              </w:rPr>
+              <w:t>0.992</w:t>
+            </w:r>
+          </w:p>
+        </w:tc>
+        <w:tc>
+          <w:tcPr>
+            <w:tcW w:type="dxa" w:w="893"/>
+          </w:tcPr>
+          <w:p>
+            <w:r/>
+            <w:r>
+              <w:rPr>
+                <w:sz w:val="18"/>
+              </w:rPr>
+              <w:t>0.999</w:t>
+            </w:r>
+          </w:p>
+        </w:tc>
+      </w:tr>
+      <w:tr>
+        <w:tc>
+          <w:tcPr>
+            <w:tcW w:type="dxa" w:w="3168"/>
+          </w:tcPr>
+          <w:p>
+            <w:r/>
+            <w:r>
+              <w:rPr>
+                <w:sz w:val="18"/>
+              </w:rPr>
+              <w:t>Random Forest, n=5000 per class</w:t>
+            </w:r>
+          </w:p>
+        </w:tc>
+        <w:tc>
+          <w:tcPr>
+            <w:tcW w:type="dxa" w:w="893"/>
+          </w:tcPr>
+          <w:p>
+            <w:r/>
+            <w:r>
+              <w:rPr>
+                <w:sz w:val="18"/>
+              </w:rPr>
+              <w:t>0.494</w:t>
+            </w:r>
+          </w:p>
+        </w:tc>
+        <w:tc>
+          <w:tcPr>
+            <w:tcW w:type="dxa" w:w="893"/>
+          </w:tcPr>
+          <w:p>
+            <w:r/>
+            <w:r>
+              <w:rPr>
+                <w:sz w:val="18"/>
+              </w:rPr>
+              <w:t>0.744</w:t>
+            </w:r>
+          </w:p>
+        </w:tc>
+        <w:tc>
+          <w:tcPr>
+            <w:tcW w:type="dxa" w:w="893"/>
+          </w:tcPr>
+          <w:p>
+            <w:r/>
+            <w:r>
+              <w:rPr>
+                <w:sz w:val="18"/>
+              </w:rPr>
+              <w:t>0.914</w:t>
+            </w:r>
+          </w:p>
+        </w:tc>
+        <w:tc>
+          <w:tcPr>
+            <w:tcW w:type="dxa" w:w="893"/>
+          </w:tcPr>
+          <w:p>
+            <w:r/>
+            <w:r>
+              <w:rPr>
+                <w:sz w:val="18"/>
+              </w:rPr>
+              <w:t>0.979</w:t>
+            </w:r>
+          </w:p>
+        </w:tc>
+        <w:tc>
+          <w:tcPr>
+            <w:tcW w:type="dxa" w:w="893"/>
+          </w:tcPr>
+          <w:p>
+            <w:r/>
+            <w:r>
+              <w:rPr>
+                <w:sz w:val="18"/>
+              </w:rPr>
+              <w:t>0.995</w:t>
+            </w:r>
+          </w:p>
+        </w:tc>
+        <w:tc>
+          <w:tcPr>
+            <w:tcW w:type="dxa" w:w="893"/>
+          </w:tcPr>
+          <w:p>
+            <w:r/>
+            <w:r>
+              <w:rPr>
+                <w:sz w:val="18"/>
+              </w:rPr>
+              <w:t>1.000</w:t>
+            </w:r>
+          </w:p>
+        </w:tc>
+      </w:tr>
+      <w:tr>
+        <w:tc>
+          <w:tcPr>
+            <w:tcW w:type="dxa" w:w="3168"/>
+          </w:tcPr>
+          <w:p>
+            <w:r/>
+            <w:r>
+              <w:rPr>
+                <w:sz w:val="18"/>
+              </w:rPr>
+              <w:t>XGBoost, 8 predictors</w:t>
+            </w:r>
+          </w:p>
+        </w:tc>
+        <w:tc>
+          <w:tcPr>
+            <w:tcW w:type="dxa" w:w="893"/>
+          </w:tcPr>
+          <w:p>
+            <w:r/>
+            <w:r>
+              <w:rPr>
+                <w:sz w:val="18"/>
+              </w:rPr>
+              <w:t>0.491</w:t>
+            </w:r>
+          </w:p>
+        </w:tc>
+        <w:tc>
+          <w:tcPr>
+            <w:tcW w:type="dxa" w:w="893"/>
+          </w:tcPr>
+          <w:p>
+            <w:r/>
+            <w:r>
+              <w:rPr>
+                <w:sz w:val="18"/>
+              </w:rPr>
+              <w:t>0.731</w:t>
+            </w:r>
+          </w:p>
+        </w:tc>
+        <w:tc>
+          <w:tcPr>
+            <w:tcW w:type="dxa" w:w="893"/>
+          </w:tcPr>
+          <w:p>
+            <w:r/>
+            <w:r>
+              <w:rPr>
+                <w:sz w:val="18"/>
+              </w:rPr>
+              <w:t>0.911</w:t>
+            </w:r>
+          </w:p>
+        </w:tc>
+        <w:tc>
+          <w:tcPr>
+            <w:tcW w:type="dxa" w:w="893"/>
+          </w:tcPr>
+          <w:p>
+            <w:r/>
+            <w:r>
+              <w:rPr>
+                <w:sz w:val="18"/>
+              </w:rPr>
+              <w:t>0.978</w:t>
+            </w:r>
+          </w:p>
+        </w:tc>
+        <w:tc>
+          <w:tcPr>
+            <w:tcW w:type="dxa" w:w="893"/>
+          </w:tcPr>
+          <w:p>
+            <w:r/>
+            <w:r>
+              <w:rPr>
+                <w:sz w:val="18"/>
+              </w:rPr>
+              <w:t>0.996</w:t>
+            </w:r>
+          </w:p>
+        </w:tc>
+        <w:tc>
+          <w:tcPr>
+            <w:tcW w:type="dxa" w:w="893"/>
+          </w:tcPr>
+          <w:p>
+            <w:r/>
+            <w:r>
+              <w:rPr>
+                <w:sz w:val="18"/>
+              </w:rPr>
+              <w:t>1.000</w:t>
+            </w:r>
+          </w:p>
+        </w:tc>
+      </w:tr>
+    </w:tbl>
+    <w:p/>
+    <w:p>
       <w:pPr>
         <w:pStyle w:val="Heading2"/>
       </w:pPr>
@@ -983,7 +1726,7 @@
           <w:b/>
           <w:sz w:val="19"/>
         </w:rPr>
-        <w:t>Table 2. Reported AUC and skill above the null model at the same absence design.</w:t>
+        <w:t>Table 3. Reported AUC and skill above the null model at the same absence design.</w:t>
       </w:r>
     </w:p>
     <w:tbl>
@@ -1390,7 +2133,7 @@
           <w:b/>
           <w:sz w:val="19"/>
         </w:rPr>
-        <w:t>Table 3. Cumulative effect of each methodological correction (XGBoost).</w:t>
+        <w:t>Table 4. Cumulative effect of each methodological correction (XGBoost).</w:t>
       </w:r>
     </w:p>
     <w:tbl>
@@ -1837,7 +2580,7 @@
           <w:b/>
           <w:sz w:val="19"/>
         </w:rPr>
-        <w:t>Table 4. Controlled decomposition of reported performance.</w:t>
+        <w:t>Table 5. Controlled decomposition of reported performance.</w:t>
       </w:r>
     </w:p>
     <w:tbl>
@@ -2296,7 +3039,7 @@
           <w:b/>
           <w:sz w:val="19"/>
         </w:rPr>
-        <w:t>Table 5. Sensitivity of the decomposition to inventory confidence.</w:t>
+        <w:t>Table 6. Sensitivity of the decomposition to inventory confidence.</w:t>
       </w:r>
     </w:p>
     <w:tbl>
@@ -2748,7 +3491,7 @@
           <w:b/>
           <w:sz w:val="19"/>
         </w:rPr>
-        <w:t>Table 6. Replacing coarse predictors with raw spatial coordinates.</w:t>
+        <w:t>Table 7. Replacing coarse predictors with raw spatial coordinates.</w:t>
       </w:r>
     </w:p>
     <w:tbl>
@@ -3195,7 +3938,7 @@
           <w:b/>
           <w:sz w:val="19"/>
         </w:rPr>
-        <w:t>Table 7. Effect of the background sampling ratio.</w:t>
+        <w:t>Table 8. Effect of the background sampling ratio.</w:t>
       </w:r>
     </w:p>
     <w:tbl>
@@ -3542,7 +4285,7 @@
           <w:b/>
           <w:sz w:val="19"/>
         </w:rPr>
-        <w:t>Table 8. Interventions tested on the corrected model (XGBoost, spatial-block CV).</w:t>
+        <w:t>Table 9. Interventions tested on the corrected model (XGBoost, spatial-block CV).</w:t>
       </w:r>
     </w:p>
     <w:tbl>

--- a/Avalanche_Manuscript.docx
+++ b/Avalanche_Manuscript.docx
@@ -319,7 +319,7 @@
           <w:i w:val="0"/>
           <w:sz w:val="22"/>
         </w:rPr>
-        <w:t>Deposits are traced upslope to the highest pixel on release-angle terrain (30–50°) within a 600 m search radius, because susceptibility models predict release, not runout. This yields 6,364 candidate release points, of which 3,188 are flagged in four or more winters — the threshold used for the analyses below. Section 4.7 reports what fraction of these are real. Occupied 10 km blocks cover 85% of the study area, so the inventory is not confined to road-accessible slopes.</w:t>
+        <w:t>Deposits are traced upslope to the highest pixel on release-angle terrain (30–50°) within a 600 m search radius, because susceptibility models predict release, not runout. This yields 6,364 candidate release points, of which 3,188 are flagged in four or more winters. Nine of those fall on cells where at least one predictor is undefined and are dropped, so 3,179 enter the analyses below; both figures are given wherever the inventory is described, since the difference is otherwise easy to mistake for an inconsistency. Occupied 10 km blocks cover 85% of the study area, so the inventory is not confined to road-accessible slopes.</w:t>
       </w:r>
     </w:p>
     <w:p>
@@ -350,7 +350,36 @@
         <w:rPr>
           <w:color w:val="0B3D5C"/>
         </w:rPr>
-        <w:t>3.3 Sampling design</w:t>
+        <w:t>3.3 Slope windows used at each stage</w:t>
+      </w:r>
+    </w:p>
+    <w:p>
+      <w:r>
+        <w:rPr>
+          <w:i w:val="0"/>
+          <w:sz w:val="22"/>
+        </w:rPr>
+        <w:t>Four slope windows appear in the workflow and they are deliberately different, because they answer different questions. Detection retains change on 25–60° slopes, a deliberately broad window chosen to avoid discarding events near the margins. Release points are traced into 30–50° terrain, the slab-release window conventional in the avalanche literature. Background points are drawn from 25–55°, matching the detection window at its lower bound while excluding the steepest faces, which hold little snow and are not comparable terrain. The susceptibility map is masked to 28–60°, the potential-release-area definition of Bühler et al. (2018), so that areal statistics are comparable with other studies using that convention.</w:t>
+      </w:r>
+    </w:p>
+    <w:p>
+      <w:r>
+        <w:rPr>
+          <w:i w:val="0"/>
+          <w:sz w:val="22"/>
+        </w:rPr>
+        <w:t>Because the background window directly sets the separability of the absence design, the headline result was recomputed across four alternatives. Reported AUC varies with the choice — 0.844 at 20–60°, 0.866 at 25–55°, 0.873 at 28–60° and 0.875 at 30–50° — while design-adjusted skill stays between +0.099 and +0.110. The design choice moves the reported number by 0.031 and the adjusted quantity by 0.011, which is the behaviour the adjustment is intended to produce.</w:t>
+      </w:r>
+    </w:p>
+    <w:p>
+      <w:pPr>
+        <w:pStyle w:val="Heading2"/>
+      </w:pPr>
+      <w:r>
+        <w:rPr>
+          <w:color w:val="0B3D5C"/>
+        </w:rPr>
+        <w:t>3.4 Sampling design</w:t>
       </w:r>
     </w:p>
     <w:p>
@@ -379,7 +408,7 @@
         <w:rPr>
           <w:color w:val="0B3D5C"/>
         </w:rPr>
-        <w:t>3.4 Validation and models</w:t>
+        <w:t>3.5 Validation and models</w:t>
       </w:r>
     </w:p>
     <w:p>
@@ -2116,6 +2145,15 @@
           <w:color w:val="0B3D5C"/>
         </w:rPr>
         <w:t>4.3 What each correction costs</w:t>
+      </w:r>
+    </w:p>
+    <w:p>
+      <w:r>
+        <w:rPr>
+          <w:i w:val="0"/>
+          <w:sz w:val="22"/>
+        </w:rPr>
+        <w:t>Two configurations recur below and must not be confused. CONFIGURATION C2 applies the melt-out filter and centroid-derived release points to the single-scale predictor set, and reaches AUC 0.841. CONFIGURATION C3 adds the multi-scale terrain predictors of Section 4.7 to C2 and reaches 0.866. The correction ladder in Table 5 ends at C2, because its purpose is to isolate the cost of each correction with the predictor set held fixed; the design-adjusted figures in Section 4.2 use C3, the best-performing honest configuration. Both are reported throughout rather than silently interchanged.</w:t>
       </w:r>
     </w:p>
     <w:p>

--- a/Avalanche_Manuscript.docx
+++ b/Avalanche_Manuscript.docx
@@ -1737,7 +1737,7 @@
         <w:rPr>
           <w:color w:val="0B3D5C"/>
         </w:rPr>
-        <w:t>4.2 Skill, once the design is accounted for</w:t>
+        <w:t>4.2 How much skill a reported AUC can still express</w:t>
       </w:r>
     </w:p>
     <w:p>
@@ -1746,7 +1746,7 @@
           <w:i w:val="0"/>
           <w:sz w:val="22"/>
         </w:rPr>
-        <w:t>This yields a correction. If a model with no skill would score B at a study's own separability, then only the amount by which the study exceeds B is attributable to the model. We estimate B by simulation at the measured δ and report the difference as design-adjusted skill.</w:t>
+        <w:t>A natural response to Section 4.1 is to subtract the null baseline from the reported value and treat the remainder as the model's contribution. We tested whether that works, and it does not in general. Holding true skill fixed while varying δ, the subtraction should return a constant; instead it decays, and it decays in proportion to how much range the AUC scale has left.</w:t>
       </w:r>
     </w:p>
     <w:p>
@@ -1755,7 +1755,7 @@
           <w:b/>
           <w:sz w:val="19"/>
         </w:rPr>
-        <w:t>Table 3. Reported AUC and skill above the null model at the same absence design.</w:t>
+        <w:t>Table 3. Recovery of known true skill by subtraction, against absence displacement.</w:t>
       </w:r>
     </w:p>
     <w:tbl>
@@ -1766,16 +1766,578 @@
         <w:tblLook w:firstColumn="1" w:firstRow="1" w:lastColumn="0" w:lastRow="0" w:noHBand="0" w:noVBand="1" w:val="04A0"/>
       </w:tblPr>
       <w:tblGrid>
-        <w:gridCol w:w="1728"/>
-        <w:gridCol w:w="1728"/>
-        <w:gridCol w:w="1728"/>
-        <w:gridCol w:w="1728"/>
-        <w:gridCol w:w="1728"/>
+        <w:gridCol w:w="2160"/>
+        <w:gridCol w:w="2160"/>
+        <w:gridCol w:w="2160"/>
+        <w:gridCol w:w="2160"/>
       </w:tblGrid>
       <w:tr>
         <w:tc>
           <w:tcPr>
-            <w:tcW w:type="dxa" w:w="3456"/>
+            <w:tcW w:type="dxa" w:w="1296"/>
+          </w:tcPr>
+          <w:p>
+            <w:r/>
+            <w:r>
+              <w:rPr>
+                <w:b/>
+                <w:sz w:val="18"/>
+              </w:rPr>
+              <w:t>δ (SD)</w:t>
+            </w:r>
+          </w:p>
+        </w:tc>
+        <w:tc>
+          <w:tcPr>
+            <w:tcW w:type="dxa" w:w="2736"/>
+          </w:tcPr>
+          <w:p>
+            <w:r/>
+            <w:r>
+              <w:rPr>
+                <w:b/>
+                <w:sz w:val="18"/>
+              </w:rPr>
+              <w:t>Headroom (1 − baseline)</w:t>
+            </w:r>
+          </w:p>
+        </w:tc>
+        <w:tc>
+          <w:tcPr>
+            <w:tcW w:type="dxa" w:w="1872"/>
+          </w:tcPr>
+          <w:p>
+            <w:r/>
+            <w:r>
+              <w:rPr>
+                <w:b/>
+                <w:sz w:val="18"/>
+              </w:rPr>
+              <w:t>Mean |error|</w:t>
+            </w:r>
+          </w:p>
+        </w:tc>
+        <w:tc>
+          <w:tcPr>
+            <w:tcW w:type="dxa" w:w="2304"/>
+          </w:tcPr>
+          <w:p>
+            <w:r/>
+            <w:r>
+              <w:rPr>
+                <w:b/>
+                <w:sz w:val="18"/>
+              </w:rPr>
+              <w:t>True skill recovered</w:t>
+            </w:r>
+          </w:p>
+        </w:tc>
+      </w:tr>
+      <w:tr>
+        <w:tc>
+          <w:tcPr>
+            <w:tcW w:type="dxa" w:w="1296"/>
+          </w:tcPr>
+          <w:p>
+            <w:r/>
+            <w:r>
+              <w:rPr>
+                <w:sz w:val="18"/>
+              </w:rPr>
+              <w:t>0</w:t>
+            </w:r>
+          </w:p>
+        </w:tc>
+        <w:tc>
+          <w:tcPr>
+            <w:tcW w:type="dxa" w:w="2736"/>
+          </w:tcPr>
+          <w:p>
+            <w:r/>
+            <w:r>
+              <w:rPr>
+                <w:sz w:val="18"/>
+              </w:rPr>
+              <w:t>0.522</w:t>
+            </w:r>
+          </w:p>
+        </w:tc>
+        <w:tc>
+          <w:tcPr>
+            <w:tcW w:type="dxa" w:w="1872"/>
+          </w:tcPr>
+          <w:p>
+            <w:r/>
+            <w:r>
+              <w:rPr>
+                <w:sz w:val="18"/>
+              </w:rPr>
+              <w:t>0.022</w:t>
+            </w:r>
+          </w:p>
+        </w:tc>
+        <w:tc>
+          <w:tcPr>
+            <w:tcW w:type="dxa" w:w="2304"/>
+          </w:tcPr>
+          <w:p>
+            <w:r/>
+            <w:r>
+              <w:rPr>
+                <w:sz w:val="18"/>
+              </w:rPr>
+              <w:t>106%</w:t>
+            </w:r>
+          </w:p>
+        </w:tc>
+      </w:tr>
+      <w:tr>
+        <w:tc>
+          <w:tcPr>
+            <w:tcW w:type="dxa" w:w="1296"/>
+          </w:tcPr>
+          <w:p>
+            <w:r/>
+            <w:r>
+              <w:rPr>
+                <w:sz w:val="18"/>
+              </w:rPr>
+              <w:t>0.5</w:t>
+            </w:r>
+          </w:p>
+        </w:tc>
+        <w:tc>
+          <w:tcPr>
+            <w:tcW w:type="dxa" w:w="2736"/>
+          </w:tcPr>
+          <w:p>
+            <w:r/>
+            <w:r>
+              <w:rPr>
+                <w:sz w:val="18"/>
+              </w:rPr>
+              <w:t>0.406</w:t>
+            </w:r>
+          </w:p>
+        </w:tc>
+        <w:tc>
+          <w:tcPr>
+            <w:tcW w:type="dxa" w:w="1872"/>
+          </w:tcPr>
+          <w:p>
+            <w:r/>
+            <w:r>
+              <w:rPr>
+                <w:sz w:val="18"/>
+              </w:rPr>
+              <w:t>0.080</w:t>
+            </w:r>
+          </w:p>
+        </w:tc>
+        <w:tc>
+          <w:tcPr>
+            <w:tcW w:type="dxa" w:w="2304"/>
+          </w:tcPr>
+          <w:p>
+            <w:r/>
+            <w:r>
+              <w:rPr>
+                <w:sz w:val="18"/>
+              </w:rPr>
+              <w:t>79%</w:t>
+            </w:r>
+          </w:p>
+        </w:tc>
+      </w:tr>
+      <w:tr>
+        <w:tc>
+          <w:tcPr>
+            <w:tcW w:type="dxa" w:w="1296"/>
+          </w:tcPr>
+          <w:p>
+            <w:r/>
+            <w:r>
+              <w:rPr>
+                <w:sz w:val="18"/>
+              </w:rPr>
+              <w:t>1</w:t>
+            </w:r>
+          </w:p>
+        </w:tc>
+        <w:tc>
+          <w:tcPr>
+            <w:tcW w:type="dxa" w:w="2736"/>
+          </w:tcPr>
+          <w:p>
+            <w:r/>
+            <w:r>
+              <w:rPr>
+                <w:sz w:val="18"/>
+              </w:rPr>
+              <w:t>0.259</w:t>
+            </w:r>
+          </w:p>
+        </w:tc>
+        <w:tc>
+          <w:tcPr>
+            <w:tcW w:type="dxa" w:w="1872"/>
+          </w:tcPr>
+          <w:p>
+            <w:r/>
+            <w:r>
+              <w:rPr>
+                <w:sz w:val="18"/>
+              </w:rPr>
+              <w:t>0.196</w:t>
+            </w:r>
+          </w:p>
+        </w:tc>
+        <w:tc>
+          <w:tcPr>
+            <w:tcW w:type="dxa" w:w="2304"/>
+          </w:tcPr>
+          <w:p>
+            <w:r/>
+            <w:r>
+              <w:rPr>
+                <w:sz w:val="18"/>
+              </w:rPr>
+              <w:t>48%</w:t>
+            </w:r>
+          </w:p>
+        </w:tc>
+      </w:tr>
+      <w:tr>
+        <w:tc>
+          <w:tcPr>
+            <w:tcW w:type="dxa" w:w="1296"/>
+          </w:tcPr>
+          <w:p>
+            <w:r/>
+            <w:r>
+              <w:rPr>
+                <w:sz w:val="18"/>
+              </w:rPr>
+              <w:t>1.5</w:t>
+            </w:r>
+          </w:p>
+        </w:tc>
+        <w:tc>
+          <w:tcPr>
+            <w:tcW w:type="dxa" w:w="2736"/>
+          </w:tcPr>
+          <w:p>
+            <w:r/>
+            <w:r>
+              <w:rPr>
+                <w:sz w:val="18"/>
+              </w:rPr>
+              <w:t>0.155</w:t>
+            </w:r>
+          </w:p>
+        </w:tc>
+        <w:tc>
+          <w:tcPr>
+            <w:tcW w:type="dxa" w:w="1872"/>
+          </w:tcPr>
+          <w:p>
+            <w:r/>
+            <w:r>
+              <w:rPr>
+                <w:sz w:val="18"/>
+              </w:rPr>
+              <w:t>0.270</w:t>
+            </w:r>
+          </w:p>
+        </w:tc>
+        <w:tc>
+          <w:tcPr>
+            <w:tcW w:type="dxa" w:w="2304"/>
+          </w:tcPr>
+          <w:p>
+            <w:r/>
+            <w:r>
+              <w:rPr>
+                <w:sz w:val="18"/>
+              </w:rPr>
+              <w:t>28%</w:t>
+            </w:r>
+          </w:p>
+        </w:tc>
+      </w:tr>
+      <w:tr>
+        <w:tc>
+          <w:tcPr>
+            <w:tcW w:type="dxa" w:w="1296"/>
+          </w:tcPr>
+          <w:p>
+            <w:r/>
+            <w:r>
+              <w:rPr>
+                <w:sz w:val="18"/>
+              </w:rPr>
+              <w:t>2</w:t>
+            </w:r>
+          </w:p>
+        </w:tc>
+        <w:tc>
+          <w:tcPr>
+            <w:tcW w:type="dxa" w:w="2736"/>
+          </w:tcPr>
+          <w:p>
+            <w:r/>
+            <w:r>
+              <w:rPr>
+                <w:sz w:val="18"/>
+              </w:rPr>
+              <w:t>0.084</w:t>
+            </w:r>
+          </w:p>
+        </w:tc>
+        <w:tc>
+          <w:tcPr>
+            <w:tcW w:type="dxa" w:w="1872"/>
+          </w:tcPr>
+          <w:p>
+            <w:r/>
+            <w:r>
+              <w:rPr>
+                <w:sz w:val="18"/>
+              </w:rPr>
+              <w:t>0.319</w:t>
+            </w:r>
+          </w:p>
+        </w:tc>
+        <w:tc>
+          <w:tcPr>
+            <w:tcW w:type="dxa" w:w="2304"/>
+          </w:tcPr>
+          <w:p>
+            <w:r/>
+            <w:r>
+              <w:rPr>
+                <w:sz w:val="18"/>
+              </w:rPr>
+              <w:t>14%</w:t>
+            </w:r>
+          </w:p>
+        </w:tc>
+      </w:tr>
+      <w:tr>
+        <w:tc>
+          <w:tcPr>
+            <w:tcW w:type="dxa" w:w="1296"/>
+          </w:tcPr>
+          <w:p>
+            <w:r/>
+            <w:r>
+              <w:rPr>
+                <w:sz w:val="18"/>
+              </w:rPr>
+              <w:t>2.5</w:t>
+            </w:r>
+          </w:p>
+        </w:tc>
+        <w:tc>
+          <w:tcPr>
+            <w:tcW w:type="dxa" w:w="2736"/>
+          </w:tcPr>
+          <w:p>
+            <w:r/>
+            <w:r>
+              <w:rPr>
+                <w:sz w:val="18"/>
+              </w:rPr>
+              <w:t>0.043</w:t>
+            </w:r>
+          </w:p>
+        </w:tc>
+        <w:tc>
+          <w:tcPr>
+            <w:tcW w:type="dxa" w:w="1872"/>
+          </w:tcPr>
+          <w:p>
+            <w:r/>
+            <w:r>
+              <w:rPr>
+                <w:sz w:val="18"/>
+              </w:rPr>
+              <w:t>0.346</w:t>
+            </w:r>
+          </w:p>
+        </w:tc>
+        <w:tc>
+          <w:tcPr>
+            <w:tcW w:type="dxa" w:w="2304"/>
+          </w:tcPr>
+          <w:p>
+            <w:r/>
+            <w:r>
+              <w:rPr>
+                <w:sz w:val="18"/>
+              </w:rPr>
+              <w:t>7%</w:t>
+            </w:r>
+          </w:p>
+        </w:tc>
+      </w:tr>
+      <w:tr>
+        <w:tc>
+          <w:tcPr>
+            <w:tcW w:type="dxa" w:w="1296"/>
+          </w:tcPr>
+          <w:p>
+            <w:r/>
+            <w:r>
+              <w:rPr>
+                <w:sz w:val="18"/>
+              </w:rPr>
+              <w:t>3</w:t>
+            </w:r>
+          </w:p>
+        </w:tc>
+        <w:tc>
+          <w:tcPr>
+            <w:tcW w:type="dxa" w:w="2736"/>
+          </w:tcPr>
+          <w:p>
+            <w:r/>
+            <w:r>
+              <w:rPr>
+                <w:sz w:val="18"/>
+              </w:rPr>
+              <w:t>0.020</w:t>
+            </w:r>
+          </w:p>
+        </w:tc>
+        <w:tc>
+          <w:tcPr>
+            <w:tcW w:type="dxa" w:w="1872"/>
+          </w:tcPr>
+          <w:p>
+            <w:r/>
+            <w:r>
+              <w:rPr>
+                <w:sz w:val="18"/>
+              </w:rPr>
+              <w:t>0.359</w:t>
+            </w:r>
+          </w:p>
+        </w:tc>
+        <w:tc>
+          <w:tcPr>
+            <w:tcW w:type="dxa" w:w="2304"/>
+          </w:tcPr>
+          <w:p>
+            <w:r/>
+            <w:r>
+              <w:rPr>
+                <w:sz w:val="18"/>
+              </w:rPr>
+              <w:t>4%</w:t>
+            </w:r>
+          </w:p>
+        </w:tc>
+      </w:tr>
+    </w:tbl>
+    <w:p/>
+    <w:p>
+      <w:r>
+        <w:rPr>
+          <w:i w:val="0"/>
+          <w:sz w:val="22"/>
+        </w:rPr>
+        <w:t>At δ = 0 the subtraction recovers the known skill almost exactly. At δ = 1 it recovers 46%, and at δ = 2 only 14%. The mechanism is not subtle: AUC is bounded above by unity, so the range available to express skill is 1 − B, where B is the null baseline. At δ = 3 that headroom is 0.020 — the scale is saturated, and the information is destroyed rather than displaced. No post-hoc arithmetic recovers it.</w:t>
+      </w:r>
+    </w:p>
+    <w:p>
+      <w:pPr>
+        <w:jc w:val="center"/>
+      </w:pPr>
+      <w:r>
+        <w:drawing>
+          <wp:inline xmlns:a="http://schemas.openxmlformats.org/drawingml/2006/main" xmlns:pic="http://schemas.openxmlformats.org/drawingml/2006/picture">
+            <wp:extent cx="5486400" cy="3204231"/>
+            <wp:docPr id="3" name="Picture 3"/>
+            <wp:cNvGraphicFramePr>
+              <a:graphicFrameLocks noChangeAspect="1"/>
+            </wp:cNvGraphicFramePr>
+            <a:graphic>
+              <a:graphicData uri="http://schemas.openxmlformats.org/drawingml/2006/picture">
+                <pic:pic>
+                  <pic:nvPicPr>
+                    <pic:cNvPr id="0" name="fig_headroom.png"/>
+                    <pic:cNvPicPr/>
+                  </pic:nvPicPr>
+                  <pic:blipFill>
+                    <a:blip r:embed="rId11"/>
+                    <a:stretch>
+                      <a:fillRect/>
+                    </a:stretch>
+                  </pic:blipFill>
+                  <pic:spPr>
+                    <a:xfrm>
+                      <a:off x="0" y="0"/>
+                      <a:ext cx="5486400" cy="3204231"/>
+                    </a:xfrm>
+                    <a:prstGeom prst="rect"/>
+                  </pic:spPr>
+                </pic:pic>
+              </a:graphicData>
+            </a:graphic>
+          </wp:inline>
+        </w:drawing>
+      </w:r>
+    </w:p>
+    <w:p>
+      <w:pPr>
+        <w:jc w:val="center"/>
+      </w:pPr>
+      <w:r>
+        <w:rPr>
+          <w:i/>
+          <w:sz w:val="18"/>
+        </w:rPr>
+        <w:t>Figure 3. Headroom remaining on the AUC scale, and the fraction of known true skill that subtraction recovers, against absence displacement.</w:t>
+      </w:r>
+    </w:p>
+    <w:p>
+      <w:r>
+        <w:rPr>
+          <w:i w:val="0"/>
+          <w:sz w:val="22"/>
+        </w:rPr>
+        <w:t>We therefore do not propose design-adjusted skill as a correction to AUC. What the construction supports is weaker and, we think, more useful: a test of whether a reported AUC is interpretable at all. Report δ, obtain B by simulation at that δ, and report the headroom 1 − B. Where headroom is small the reported AUC cannot distinguish a model that works from one that does not, and the appropriate response is to redraw the absences rather than to adjust the score.</w:t>
+      </w:r>
+    </w:p>
+    <w:p>
+      <w:r>
+        <w:rPr>
+          <w:b/>
+          <w:sz w:val="19"/>
+        </w:rPr>
+        <w:t>Table 4. Absence separability, null baseline and remaining headroom for each configuration.</w:t>
+      </w:r>
+    </w:p>
+    <w:tbl>
+      <w:tblPr>
+        <w:tblStyle w:val="LightGrid-Accent1"/>
+        <w:tblW w:type="auto" w:w="0"/>
+        <w:jc w:val="center"/>
+        <w:tblLook w:firstColumn="1" w:firstRow="1" w:lastColumn="0" w:lastRow="0" w:noHBand="0" w:noVBand="1" w:val="04A0"/>
+      </w:tblPr>
+      <w:tblGrid>
+        <w:gridCol w:w="1440"/>
+        <w:gridCol w:w="1440"/>
+        <w:gridCol w:w="1440"/>
+        <w:gridCol w:w="1440"/>
+        <w:gridCol w:w="1440"/>
+        <w:gridCol w:w="1440"/>
+      </w:tblGrid>
+      <w:tr>
+        <w:tc>
+          <w:tcPr>
+            <w:tcW w:type="dxa" w:w="3168"/>
           </w:tcPr>
           <w:p>
             <w:r/>
@@ -1790,7 +2352,7 @@
         </w:tc>
         <w:tc>
           <w:tcPr>
-            <w:tcW w:type="dxa" w:w="1008"/>
+            <w:tcW w:type="dxa" w:w="864"/>
           </w:tcPr>
           <w:p>
             <w:r/>
@@ -1799,7 +2361,52 @@
                 <w:b/>
                 <w:sz w:val="18"/>
               </w:rPr>
-              <w:t>δ (SD)</w:t>
+              <w:t>δ</w:t>
+            </w:r>
+          </w:p>
+        </w:tc>
+        <w:tc>
+          <w:tcPr>
+            <w:tcW w:type="dxa" w:w="1440"/>
+          </w:tcPr>
+          <w:p>
+            <w:r/>
+            <w:r>
+              <w:rPr>
+                <w:b/>
+                <w:sz w:val="18"/>
+              </w:rPr>
+              <w:t>Reported AUC</w:t>
+            </w:r>
+          </w:p>
+        </w:tc>
+        <w:tc>
+          <w:tcPr>
+            <w:tcW w:type="dxa" w:w="1296"/>
+          </w:tcPr>
+          <w:p>
+            <w:r/>
+            <w:r>
+              <w:rPr>
+                <w:b/>
+                <w:sz w:val="18"/>
+              </w:rPr>
+              <w:t>Baseline</w:t>
+            </w:r>
+          </w:p>
+        </w:tc>
+        <w:tc>
+          <w:tcPr>
+            <w:tcW w:type="dxa" w:w="1296"/>
+          </w:tcPr>
+          <w:p>
+            <w:r/>
+            <w:r>
+              <w:rPr>
+                <w:b/>
+                <w:sz w:val="18"/>
+              </w:rPr>
+              <w:t>Headroom</w:t>
             </w:r>
           </w:p>
         </w:tc>
@@ -1814,37 +2421,7 @@
                 <w:b/>
                 <w:sz w:val="18"/>
               </w:rPr>
-              <w:t>Reported AUC</w:t>
-            </w:r>
-          </w:p>
-        </w:tc>
-        <w:tc>
-          <w:tcPr>
-            <w:tcW w:type="dxa" w:w="1584"/>
-          </w:tcPr>
-          <w:p>
-            <w:r/>
-            <w:r>
-              <w:rPr>
-                <w:b/>
-                <w:sz w:val="18"/>
-              </w:rPr>
-              <w:t>Null baseline</w:t>
-            </w:r>
-          </w:p>
-        </w:tc>
-        <w:tc>
-          <w:tcPr>
-            <w:tcW w:type="dxa" w:w="1584"/>
-          </w:tcPr>
-          <w:p>
-            <w:r/>
-            <w:r>
-              <w:rPr>
-                <w:b/>
-                <w:sz w:val="18"/>
-              </w:rPr>
-              <w:t>Adjusted skill</w:t>
+              <w:t>Above baseline</w:t>
             </w:r>
           </w:p>
         </w:tc>
@@ -1852,7 +2429,7 @@
       <w:tr>
         <w:tc>
           <w:tcPr>
-            <w:tcW w:type="dxa" w:w="3456"/>
+            <w:tcW w:type="dxa" w:w="3168"/>
           </w:tcPr>
           <w:p>
             <w:r/>
@@ -1866,7 +2443,7 @@
         </w:tc>
         <w:tc>
           <w:tcPr>
-            <w:tcW w:type="dxa" w:w="1008"/>
+            <w:tcW w:type="dxa" w:w="864"/>
           </w:tcPr>
           <w:p>
             <w:r/>
@@ -1880,7 +2457,7 @@
         </w:tc>
         <w:tc>
           <w:tcPr>
-            <w:tcW w:type="dxa" w:w="1584"/>
+            <w:tcW w:type="dxa" w:w="1440"/>
           </w:tcPr>
           <w:p>
             <w:r/>
@@ -1894,7 +2471,7 @@
         </w:tc>
         <w:tc>
           <w:tcPr>
-            <w:tcW w:type="dxa" w:w="1584"/>
+            <w:tcW w:type="dxa" w:w="1296"/>
           </w:tcPr>
           <w:p>
             <w:r/>
@@ -1908,6 +2485,20 @@
         </w:tc>
         <w:tc>
           <w:tcPr>
+            <w:tcW w:type="dxa" w:w="1296"/>
+          </w:tcPr>
+          <w:p>
+            <w:r/>
+            <w:r>
+              <w:rPr>
+                <w:sz w:val="18"/>
+              </w:rPr>
+              <w:t>0.000</w:t>
+            </w:r>
+          </w:p>
+        </w:tc>
+        <w:tc>
+          <w:tcPr>
             <w:tcW w:type="dxa" w:w="1584"/>
           </w:tcPr>
           <w:p>
@@ -1916,7 +2507,7 @@
               <w:rPr>
                 <w:sz w:val="18"/>
               </w:rPr>
-              <w:t>+0.000</w:t>
+              <w:t>—</w:t>
             </w:r>
           </w:p>
         </w:tc>
@@ -1924,7 +2515,7 @@
       <w:tr>
         <w:tc>
           <w:tcPr>
-            <w:tcW w:type="dxa" w:w="3456"/>
+            <w:tcW w:type="dxa" w:w="3168"/>
           </w:tcPr>
           <w:p>
             <w:r/>
@@ -1938,7 +2529,7 @@
         </w:tc>
         <w:tc>
           <w:tcPr>
-            <w:tcW w:type="dxa" w:w="1008"/>
+            <w:tcW w:type="dxa" w:w="864"/>
           </w:tcPr>
           <w:p>
             <w:r/>
@@ -1952,7 +2543,7 @@
         </w:tc>
         <w:tc>
           <w:tcPr>
-            <w:tcW w:type="dxa" w:w="1584"/>
+            <w:tcW w:type="dxa" w:w="1440"/>
           </w:tcPr>
           <w:p>
             <w:r/>
@@ -1966,7 +2557,7 @@
         </w:tc>
         <w:tc>
           <w:tcPr>
-            <w:tcW w:type="dxa" w:w="1584"/>
+            <w:tcW w:type="dxa" w:w="1296"/>
           </w:tcPr>
           <w:p>
             <w:r/>
@@ -1975,6 +2566,20 @@
                 <w:sz w:val="18"/>
               </w:rPr>
               <w:t>0.927</w:t>
+            </w:r>
+          </w:p>
+        </w:tc>
+        <w:tc>
+          <w:tcPr>
+            <w:tcW w:type="dxa" w:w="1296"/>
+          </w:tcPr>
+          <w:p>
+            <w:r/>
+            <w:r>
+              <w:rPr>
+                <w:sz w:val="18"/>
+              </w:rPr>
+              <w:t>0.073</w:t>
             </w:r>
           </w:p>
         </w:tc>
@@ -1996,7 +2601,7 @@
       <w:tr>
         <w:tc>
           <w:tcPr>
-            <w:tcW w:type="dxa" w:w="3456"/>
+            <w:tcW w:type="dxa" w:w="3168"/>
           </w:tcPr>
           <w:p>
             <w:r/>
@@ -2010,7 +2615,7 @@
         </w:tc>
         <w:tc>
           <w:tcPr>
-            <w:tcW w:type="dxa" w:w="1008"/>
+            <w:tcW w:type="dxa" w:w="864"/>
           </w:tcPr>
           <w:p>
             <w:r/>
@@ -2024,7 +2629,7 @@
         </w:tc>
         <w:tc>
           <w:tcPr>
-            <w:tcW w:type="dxa" w:w="1584"/>
+            <w:tcW w:type="dxa" w:w="1440"/>
           </w:tcPr>
           <w:p>
             <w:r/>
@@ -2038,7 +2643,7 @@
         </w:tc>
         <w:tc>
           <w:tcPr>
-            <w:tcW w:type="dxa" w:w="1584"/>
+            <w:tcW w:type="dxa" w:w="1296"/>
           </w:tcPr>
           <w:p>
             <w:r/>
@@ -2047,6 +2652,20 @@
                 <w:sz w:val="18"/>
               </w:rPr>
               <w:t>0.758</w:t>
+            </w:r>
+          </w:p>
+        </w:tc>
+        <w:tc>
+          <w:tcPr>
+            <w:tcW w:type="dxa" w:w="1296"/>
+          </w:tcPr>
+          <w:p>
+            <w:r/>
+            <w:r>
+              <w:rPr>
+                <w:sz w:val="18"/>
+              </w:rPr>
+              <w:t>0.242</w:t>
             </w:r>
           </w:p>
         </w:tc>
@@ -2073,67 +2692,7 @@
           <w:i w:val="0"/>
           <w:sz w:val="22"/>
         </w:rPr>
-        <w:t>The published protocol contributes nothing: its reported 1.000 is exactly what the sampling design alone delivers. Terrain matching contributes 0.027. The fully corrected configuration — aspect-matched absences and melt-out-filtered labels — reports the LOWEST AUC of the three at 0.866 and contributes the MOST skill at +0.108, four times the terrain-matched configuration.</w:t>
-      </w:r>
-    </w:p>
-    <w:p>
-      <w:r>
-        <w:rPr>
-          <w:i w:val="0"/>
-          <w:sz w:val="22"/>
-        </w:rPr>
-        <w:t>Ranked by reported AUC the three configurations run 1.000, 0.954, 0.866. Ranked by what the model actually contributes they run +0.000, +0.027, +0.108. The ordering is exactly reversed. A reader comparing these studies on reported accuracy, as the literature invites, would choose the one that has learned nothing.</w:t>
-      </w:r>
-    </w:p>
-    <w:p>
-      <w:pPr>
-        <w:jc w:val="center"/>
-      </w:pPr>
-      <w:r>
-        <w:drawing>
-          <wp:inline xmlns:a="http://schemas.openxmlformats.org/drawingml/2006/main" xmlns:pic="http://schemas.openxmlformats.org/drawingml/2006/picture">
-            <wp:extent cx="5486400" cy="2257228"/>
-            <wp:docPr id="3" name="Picture 3"/>
-            <wp:cNvGraphicFramePr>
-              <a:graphicFrameLocks noChangeAspect="1"/>
-            </wp:cNvGraphicFramePr>
-            <a:graphic>
-              <a:graphicData uri="http://schemas.openxmlformats.org/drawingml/2006/picture">
-                <pic:pic>
-                  <pic:nvPicPr>
-                    <pic:cNvPr id="0" name="fig_adjusted_skill.png"/>
-                    <pic:cNvPicPr/>
-                  </pic:nvPicPr>
-                  <pic:blipFill>
-                    <a:blip r:embed="rId11"/>
-                    <a:stretch>
-                      <a:fillRect/>
-                    </a:stretch>
-                  </pic:blipFill>
-                  <pic:spPr>
-                    <a:xfrm>
-                      <a:off x="0" y="0"/>
-                      <a:ext cx="5486400" cy="2257228"/>
-                    </a:xfrm>
-                    <a:prstGeom prst="rect"/>
-                  </pic:spPr>
-                </pic:pic>
-              </a:graphicData>
-            </a:graphic>
-          </wp:inline>
-        </w:drawing>
-      </w:r>
-    </w:p>
-    <w:p>
-      <w:pPr>
-        <w:jc w:val="center"/>
-      </w:pPr>
-      <w:r>
-        <w:rPr>
-          <w:i/>
-          <w:sz w:val="18"/>
-        </w:rPr>
-        <w:t>Figure 3. Reported AUC (a) and the portion attributable to the model rather than the sampling design (b). The ranking inverts.</w:t>
+        <w:t>The published protocol places its absences 7.06 standard deviations from its presences, leaving headroom of 0.000. Its reported value is therefore uninterpretable as evidence of skill: a model with no knowledge of avalanches scores the same. This is a statement about what the evaluation can show, not a claim that the underlying model is worthless — the distinction matters, and we cannot test the latter without the original inventory. The corrected configuration leaves headroom of 0.242 and exceeds its baseline by 0.108, which Table 4 indicates is a conservative floor rather than an estimate, since at δ ≈ 1 subtraction recovers roughly half of true skill.</w:t>
       </w:r>
     </w:p>
     <w:p>
@@ -2171,7 +2730,7 @@
           <w:b/>
           <w:sz w:val="19"/>
         </w:rPr>
-        <w:t>Table 4. Cumulative effect of each methodological correction (XGBoost).</w:t>
+        <w:t>Table 5. Cumulative effect of each methodological correction (XGBoost).</w:t>
       </w:r>
     </w:p>
     <w:tbl>
@@ -2618,7 +3177,7 @@
           <w:b/>
           <w:sz w:val="19"/>
         </w:rPr>
-        <w:t>Table 5. Controlled decomposition of reported performance.</w:t>
+        <w:t>Table 6. Controlled decomposition of reported performance.</w:t>
       </w:r>
     </w:p>
     <w:tbl>
@@ -3077,7 +3636,7 @@
           <w:b/>
           <w:sz w:val="19"/>
         </w:rPr>
-        <w:t>Table 6. Sensitivity of the decomposition to inventory confidence.</w:t>
+        <w:t>Table 7. Sensitivity of the decomposition to inventory confidence.</w:t>
       </w:r>
     </w:p>
     <w:tbl>
@@ -3529,7 +4088,7 @@
           <w:b/>
           <w:sz w:val="19"/>
         </w:rPr>
-        <w:t>Table 7. Replacing coarse predictors with raw spatial coordinates.</w:t>
+        <w:t>Table 8. Replacing coarse predictors with raw spatial coordinates.</w:t>
       </w:r>
     </w:p>
     <w:tbl>
@@ -3976,7 +4535,7 @@
           <w:b/>
           <w:sz w:val="19"/>
         </w:rPr>
-        <w:t>Table 8. Effect of the background sampling ratio.</w:t>
+        <w:t>Table 9. Effect of the background sampling ratio.</w:t>
       </w:r>
     </w:p>
     <w:tbl>
@@ -4323,7 +4882,7 @@
           <w:b/>
           <w:sz w:val="19"/>
         </w:rPr>
-        <w:t>Table 9. Interventions tested on the corrected model (XGBoost, spatial-block CV).</w:t>
+        <w:t>Table 10. Interventions tested on the corrected model (XGBoost, spatial-block CV).</w:t>
       </w:r>
     </w:p>
     <w:tbl>
@@ -4901,7 +5460,15 @@
         <w:pStyle w:val="ListBullet"/>
       </w:pPr>
       <w:r>
-        <w:t>Removing each design's own contribution leaves +0.000 for the published protocol, +0.027 for terrain-matched absences and +0.108 for aspect-matched absences with corrected labels. Reported AUC ranks these configurations in exactly the reverse order of what the models contribute.</w:t>
+        <w:t>Subtracting the null baseline does not recover skill in general: tested against known true skill it returns 46% at one standard deviation of displacement and 14% at two, because the bounded AUC scale leaves progressively less room in which skill can appear.</w:t>
+      </w:r>
+    </w:p>
+    <w:p>
+      <w:pPr>
+        <w:pStyle w:val="ListBullet"/>
+      </w:pPr>
+      <w:r>
+        <w:t>What the construction does support is a test of interpretability. The published protocol leaves headroom of 0.000 on the AUC scale, so its reported value cannot evidence skill whatever the underlying model may be worth; the corrected configuration leaves 0.242 and exceeds its baseline by at least 0.108.</w:t>
       </w:r>
     </w:p>
     <w:p>
@@ -4917,7 +5484,7 @@
         <w:pStyle w:val="ListBullet"/>
       </w:pPr>
       <w:r>
-        <w:t>We recommend that susceptibility studies report absence separability and design-adjusted skill alongside AUC. Both are inexpensive, both use only a study's own training data, and code for both is released.</w:t>
+        <w:t>We recommend that susceptibility studies report their absence separability and the headroom remaining on the AUC scale alongside the AUC itself. Where headroom is small the appropriate response is to redraw the absences, not to adjust the score: the information has been destroyed rather than displaced. Code is released.</w:t>
       </w:r>
     </w:p>
     <w:p>

--- a/Avalanche_Manuscript.docx
+++ b/Avalanche_Manuscript.docx
@@ -2251,6 +2251,477 @@
       </w:r>
     </w:p>
     <w:p>
+      <w:r>
+        <w:rPr>
+          <w:i w:val="0"/>
+          <w:sz w:val="22"/>
+        </w:rPr>
+        <w:t>The failure is not peculiar to Gaussian predictors. Repeating the test with correlated predictors, a nonlinear decision boundary, spatially clustered presences and 20% label noise gives the same behaviour in every case: exact at δ = 0 and degrading from δ = 1 onward. Clustering is the least forgiving, which matters because real inventories are clustered. The error also grows with the amount of true skill present, since a model with more to express loses more when the scale runs out of room.</w:t>
+      </w:r>
+    </w:p>
+    <w:p>
+      <w:r>
+        <w:rPr>
+          <w:b/>
+          <w:sz w:val="19"/>
+        </w:rPr>
+        <w:t>Table 4. Mean absolute error of the subtraction, by data structure and displacement.</w:t>
+      </w:r>
+    </w:p>
+    <w:tbl>
+      <w:tblPr>
+        <w:tblStyle w:val="LightGrid-Accent1"/>
+        <w:tblW w:type="auto" w:w="0"/>
+        <w:jc w:val="center"/>
+        <w:tblLook w:firstColumn="1" w:firstRow="1" w:lastColumn="0" w:lastRow="0" w:noHBand="0" w:noVBand="1" w:val="04A0"/>
+      </w:tblPr>
+      <w:tblGrid>
+        <w:gridCol w:w="1728"/>
+        <w:gridCol w:w="1728"/>
+        <w:gridCol w:w="1728"/>
+        <w:gridCol w:w="1728"/>
+        <w:gridCol w:w="1728"/>
+      </w:tblGrid>
+      <w:tr>
+        <w:tc>
+          <w:tcPr>
+            <w:tcW w:type="dxa" w:w="3024"/>
+          </w:tcPr>
+          <w:p>
+            <w:r/>
+            <w:r>
+              <w:rPr>
+                <w:b/>
+                <w:sz w:val="18"/>
+              </w:rPr>
+              <w:t>Data structure</w:t>
+            </w:r>
+          </w:p>
+        </w:tc>
+        <w:tc>
+          <w:tcPr>
+            <w:tcW w:type="dxa" w:w="1080"/>
+          </w:tcPr>
+          <w:p>
+            <w:r/>
+            <w:r>
+              <w:rPr>
+                <w:b/>
+                <w:sz w:val="18"/>
+              </w:rPr>
+              <w:t>δ=0</w:t>
+            </w:r>
+          </w:p>
+        </w:tc>
+        <w:tc>
+          <w:tcPr>
+            <w:tcW w:type="dxa" w:w="1080"/>
+          </w:tcPr>
+          <w:p>
+            <w:r/>
+            <w:r>
+              <w:rPr>
+                <w:b/>
+                <w:sz w:val="18"/>
+              </w:rPr>
+              <w:t>δ=1</w:t>
+            </w:r>
+          </w:p>
+        </w:tc>
+        <w:tc>
+          <w:tcPr>
+            <w:tcW w:type="dxa" w:w="1080"/>
+          </w:tcPr>
+          <w:p>
+            <w:r/>
+            <w:r>
+              <w:rPr>
+                <w:b/>
+                <w:sz w:val="18"/>
+              </w:rPr>
+              <w:t>δ=2</w:t>
+            </w:r>
+          </w:p>
+        </w:tc>
+        <w:tc>
+          <w:tcPr>
+            <w:tcW w:type="dxa" w:w="1080"/>
+          </w:tcPr>
+          <w:p>
+            <w:r/>
+            <w:r>
+              <w:rPr>
+                <w:b/>
+                <w:sz w:val="18"/>
+              </w:rPr>
+              <w:t>δ=3</w:t>
+            </w:r>
+          </w:p>
+        </w:tc>
+      </w:tr>
+      <w:tr>
+        <w:tc>
+          <w:tcPr>
+            <w:tcW w:type="dxa" w:w="3024"/>
+          </w:tcPr>
+          <w:p>
+            <w:r/>
+            <w:r>
+              <w:rPr>
+                <w:sz w:val="18"/>
+              </w:rPr>
+              <w:t>Clustered presences</w:t>
+            </w:r>
+          </w:p>
+        </w:tc>
+        <w:tc>
+          <w:tcPr>
+            <w:tcW w:type="dxa" w:w="1080"/>
+          </w:tcPr>
+          <w:p>
+            <w:r/>
+            <w:r>
+              <w:rPr>
+                <w:sz w:val="18"/>
+              </w:rPr>
+              <w:t>0.002</w:t>
+            </w:r>
+          </w:p>
+        </w:tc>
+        <w:tc>
+          <w:tcPr>
+            <w:tcW w:type="dxa" w:w="1080"/>
+          </w:tcPr>
+          <w:p>
+            <w:r/>
+            <w:r>
+              <w:rPr>
+                <w:sz w:val="18"/>
+              </w:rPr>
+              <w:t>0.233</w:t>
+            </w:r>
+          </w:p>
+        </w:tc>
+        <w:tc>
+          <w:tcPr>
+            <w:tcW w:type="dxa" w:w="1080"/>
+          </w:tcPr>
+          <w:p>
+            <w:r/>
+            <w:r>
+              <w:rPr>
+                <w:sz w:val="18"/>
+              </w:rPr>
+              <w:t>0.406</w:t>
+            </w:r>
+          </w:p>
+        </w:tc>
+        <w:tc>
+          <w:tcPr>
+            <w:tcW w:type="dxa" w:w="1080"/>
+          </w:tcPr>
+          <w:p>
+            <w:r/>
+            <w:r>
+              <w:rPr>
+                <w:sz w:val="18"/>
+              </w:rPr>
+              <w:t>0.468</w:t>
+            </w:r>
+          </w:p>
+        </w:tc>
+      </w:tr>
+      <w:tr>
+        <w:tc>
+          <w:tcPr>
+            <w:tcW w:type="dxa" w:w="3024"/>
+          </w:tcPr>
+          <w:p>
+            <w:r/>
+            <w:r>
+              <w:rPr>
+                <w:sz w:val="18"/>
+              </w:rPr>
+              <w:t>Correlated predictors</w:t>
+            </w:r>
+          </w:p>
+        </w:tc>
+        <w:tc>
+          <w:tcPr>
+            <w:tcW w:type="dxa" w:w="1080"/>
+          </w:tcPr>
+          <w:p>
+            <w:r/>
+            <w:r>
+              <w:rPr>
+                <w:sz w:val="18"/>
+              </w:rPr>
+              <w:t>0.002</w:t>
+            </w:r>
+          </w:p>
+        </w:tc>
+        <w:tc>
+          <w:tcPr>
+            <w:tcW w:type="dxa" w:w="1080"/>
+          </w:tcPr>
+          <w:p>
+            <w:r/>
+            <w:r>
+              <w:rPr>
+                <w:sz w:val="18"/>
+              </w:rPr>
+              <w:t>0.150</w:t>
+            </w:r>
+          </w:p>
+        </w:tc>
+        <w:tc>
+          <w:tcPr>
+            <w:tcW w:type="dxa" w:w="1080"/>
+          </w:tcPr>
+          <w:p>
+            <w:r/>
+            <w:r>
+              <w:rPr>
+                <w:sz w:val="18"/>
+              </w:rPr>
+              <w:t>0.269</w:t>
+            </w:r>
+          </w:p>
+        </w:tc>
+        <w:tc>
+          <w:tcPr>
+            <w:tcW w:type="dxa" w:w="1080"/>
+          </w:tcPr>
+          <w:p>
+            <w:r/>
+            <w:r>
+              <w:rPr>
+                <w:sz w:val="18"/>
+              </w:rPr>
+              <w:t>0.321</w:t>
+            </w:r>
+          </w:p>
+        </w:tc>
+      </w:tr>
+      <w:tr>
+        <w:tc>
+          <w:tcPr>
+            <w:tcW w:type="dxa" w:w="3024"/>
+          </w:tcPr>
+          <w:p>
+            <w:r/>
+            <w:r>
+              <w:rPr>
+                <w:sz w:val="18"/>
+              </w:rPr>
+              <w:t>Gaussian predictors</w:t>
+            </w:r>
+          </w:p>
+        </w:tc>
+        <w:tc>
+          <w:tcPr>
+            <w:tcW w:type="dxa" w:w="1080"/>
+          </w:tcPr>
+          <w:p>
+            <w:r/>
+            <w:r>
+              <w:rPr>
+                <w:sz w:val="18"/>
+              </w:rPr>
+              <w:t>0.002</w:t>
+            </w:r>
+          </w:p>
+        </w:tc>
+        <w:tc>
+          <w:tcPr>
+            <w:tcW w:type="dxa" w:w="1080"/>
+          </w:tcPr>
+          <w:p>
+            <w:r/>
+            <w:r>
+              <w:rPr>
+                <w:sz w:val="18"/>
+              </w:rPr>
+              <w:t>0.192</w:t>
+            </w:r>
+          </w:p>
+        </w:tc>
+        <w:tc>
+          <w:tcPr>
+            <w:tcW w:type="dxa" w:w="1080"/>
+          </w:tcPr>
+          <w:p>
+            <w:r/>
+            <w:r>
+              <w:rPr>
+                <w:sz w:val="18"/>
+              </w:rPr>
+              <w:t>0.310</w:t>
+            </w:r>
+          </w:p>
+        </w:tc>
+        <w:tc>
+          <w:tcPr>
+            <w:tcW w:type="dxa" w:w="1080"/>
+          </w:tcPr>
+          <w:p>
+            <w:r/>
+            <w:r>
+              <w:rPr>
+                <w:sz w:val="18"/>
+              </w:rPr>
+              <w:t>0.348</w:t>
+            </w:r>
+          </w:p>
+        </w:tc>
+      </w:tr>
+      <w:tr>
+        <w:tc>
+          <w:tcPr>
+            <w:tcW w:type="dxa" w:w="3024"/>
+          </w:tcPr>
+          <w:p>
+            <w:r/>
+            <w:r>
+              <w:rPr>
+                <w:sz w:val="18"/>
+              </w:rPr>
+              <w:t>20% label noise</w:t>
+            </w:r>
+          </w:p>
+        </w:tc>
+        <w:tc>
+          <w:tcPr>
+            <w:tcW w:type="dxa" w:w="1080"/>
+          </w:tcPr>
+          <w:p>
+            <w:r/>
+            <w:r>
+              <w:rPr>
+                <w:sz w:val="18"/>
+              </w:rPr>
+              <w:t>0.002</w:t>
+            </w:r>
+          </w:p>
+        </w:tc>
+        <w:tc>
+          <w:tcPr>
+            <w:tcW w:type="dxa" w:w="1080"/>
+          </w:tcPr>
+          <w:p>
+            <w:r/>
+            <w:r>
+              <w:rPr>
+                <w:sz w:val="18"/>
+              </w:rPr>
+              <w:t>0.213</w:t>
+            </w:r>
+          </w:p>
+        </w:tc>
+        <w:tc>
+          <w:tcPr>
+            <w:tcW w:type="dxa" w:w="1080"/>
+          </w:tcPr>
+          <w:p>
+            <w:r/>
+            <w:r>
+              <w:rPr>
+                <w:sz w:val="18"/>
+              </w:rPr>
+              <w:t>0.354</w:t>
+            </w:r>
+          </w:p>
+        </w:tc>
+        <w:tc>
+          <w:tcPr>
+            <w:tcW w:type="dxa" w:w="1080"/>
+          </w:tcPr>
+          <w:p>
+            <w:r/>
+            <w:r>
+              <w:rPr>
+                <w:sz w:val="18"/>
+              </w:rPr>
+              <w:t>0.395</w:t>
+            </w:r>
+          </w:p>
+        </w:tc>
+      </w:tr>
+      <w:tr>
+        <w:tc>
+          <w:tcPr>
+            <w:tcW w:type="dxa" w:w="3024"/>
+          </w:tcPr>
+          <w:p>
+            <w:r/>
+            <w:r>
+              <w:rPr>
+                <w:sz w:val="18"/>
+              </w:rPr>
+              <w:t>Nonlinear boundary</w:t>
+            </w:r>
+          </w:p>
+        </w:tc>
+        <w:tc>
+          <w:tcPr>
+            <w:tcW w:type="dxa" w:w="1080"/>
+          </w:tcPr>
+          <w:p>
+            <w:r/>
+            <w:r>
+              <w:rPr>
+                <w:sz w:val="18"/>
+              </w:rPr>
+              <w:t>0.002</w:t>
+            </w:r>
+          </w:p>
+        </w:tc>
+        <w:tc>
+          <w:tcPr>
+            <w:tcW w:type="dxa" w:w="1080"/>
+          </w:tcPr>
+          <w:p>
+            <w:r/>
+            <w:r>
+              <w:rPr>
+                <w:sz w:val="18"/>
+              </w:rPr>
+              <w:t>0.142</w:t>
+            </w:r>
+          </w:p>
+        </w:tc>
+        <w:tc>
+          <w:tcPr>
+            <w:tcW w:type="dxa" w:w="1080"/>
+          </w:tcPr>
+          <w:p>
+            <w:r/>
+            <w:r>
+              <w:rPr>
+                <w:sz w:val="18"/>
+              </w:rPr>
+              <w:t>0.228</w:t>
+            </w:r>
+          </w:p>
+        </w:tc>
+        <w:tc>
+          <w:tcPr>
+            <w:tcW w:type="dxa" w:w="1080"/>
+          </w:tcPr>
+          <w:p>
+            <w:r/>
+            <w:r>
+              <w:rPr>
+                <w:sz w:val="18"/>
+              </w:rPr>
+              <w:t>0.256</w:t>
+            </w:r>
+          </w:p>
+        </w:tc>
+      </w:tr>
+    </w:tbl>
+    <w:p/>
+    <w:p>
       <w:pPr>
         <w:jc w:val="center"/>
       </w:pPr>
@@ -2316,7 +2787,7 @@
           <w:b/>
           <w:sz w:val="19"/>
         </w:rPr>
-        <w:t>Table 4. Absence separability, null baseline and remaining headroom for each configuration.</w:t>
+        <w:t>Table 5. Absence separability, null baseline and remaining headroom for each configuration.</w:t>
       </w:r>
     </w:p>
     <w:tbl>
@@ -2703,7 +3174,588 @@
         <w:rPr>
           <w:color w:val="0B3D5C"/>
         </w:rPr>
-        <w:t>4.3 What each correction costs</w:t>
+        <w:t>4.3 Whether label error can account for the result</w:t>
+      </w:r>
+    </w:p>
+    <w:p>
+      <w:r>
+        <w:rPr>
+          <w:i w:val="0"/>
+          <w:sz w:val="22"/>
+        </w:rPr>
+        <w:t>Every configuration compared here uses identical labels, which controls for label quality only if the errors are distributed like the true events in predictor space. Checking our own, they are not: detections rejected on review sit 908 m lower than verified ones (3,186 m against 4,094 m, Mann-Whitney p = 0.038), which is what melt-out contamination should look like, since ablation begins at lower elevations. Slope and aspect differences are not significant, though with three verified events those tests have little power. Because background points are matched on elevation, this error structure is correlated with a variable the sampling design acts on, and the assumption that labels affect all designs equally cannot simply be asserted.</w:t>
+      </w:r>
+    </w:p>
+    <w:p>
+      <w:r>
+        <w:rPr>
+          <w:i w:val="0"/>
+          <w:sz w:val="22"/>
+        </w:rPr>
+        <w:t>We therefore tested it. A fraction of synthetic presences was replaced by points drawn from the low end of the informative axis — the analogue of melt-out false positives at low elevation — and the displacement curve recomputed.</w:t>
+      </w:r>
+    </w:p>
+    <w:p>
+      <w:r>
+        <w:rPr>
+          <w:b/>
+          <w:sz w:val="19"/>
+        </w:rPr>
+        <w:t>Table 6. Reported AUC under structured label contamination.</w:t>
+      </w:r>
+    </w:p>
+    <w:tbl>
+      <w:tblPr>
+        <w:tblStyle w:val="LightGrid-Accent1"/>
+        <w:tblW w:type="auto" w:w="0"/>
+        <w:jc w:val="center"/>
+        <w:tblLook w:firstColumn="1" w:firstRow="1" w:lastColumn="0" w:lastRow="0" w:noHBand="0" w:noVBand="1" w:val="04A0"/>
+      </w:tblPr>
+      <w:tblGrid>
+        <w:gridCol w:w="1234"/>
+        <w:gridCol w:w="1234"/>
+        <w:gridCol w:w="1234"/>
+        <w:gridCol w:w="1234"/>
+        <w:gridCol w:w="1234"/>
+        <w:gridCol w:w="1234"/>
+        <w:gridCol w:w="1234"/>
+      </w:tblGrid>
+      <w:tr>
+        <w:tc>
+          <w:tcPr>
+            <w:tcW w:type="dxa" w:w="2736"/>
+          </w:tcPr>
+          <w:p>
+            <w:r/>
+            <w:r>
+              <w:rPr>
+                <w:b/>
+                <w:sz w:val="18"/>
+              </w:rPr>
+              <w:t>Contaminated presences</w:t>
+            </w:r>
+          </w:p>
+        </w:tc>
+        <w:tc>
+          <w:tcPr>
+            <w:tcW w:type="dxa" w:w="907"/>
+          </w:tcPr>
+          <w:p>
+            <w:r/>
+            <w:r>
+              <w:rPr>
+                <w:b/>
+                <w:sz w:val="18"/>
+              </w:rPr>
+              <w:t>δ=0</w:t>
+            </w:r>
+          </w:p>
+        </w:tc>
+        <w:tc>
+          <w:tcPr>
+            <w:tcW w:type="dxa" w:w="907"/>
+          </w:tcPr>
+          <w:p>
+            <w:r/>
+            <w:r>
+              <w:rPr>
+                <w:b/>
+                <w:sz w:val="18"/>
+              </w:rPr>
+              <w:t>δ=1</w:t>
+            </w:r>
+          </w:p>
+        </w:tc>
+        <w:tc>
+          <w:tcPr>
+            <w:tcW w:type="dxa" w:w="907"/>
+          </w:tcPr>
+          <w:p>
+            <w:r/>
+            <w:r>
+              <w:rPr>
+                <w:b/>
+                <w:sz w:val="18"/>
+              </w:rPr>
+              <w:t>δ=2</w:t>
+            </w:r>
+          </w:p>
+        </w:tc>
+        <w:tc>
+          <w:tcPr>
+            <w:tcW w:type="dxa" w:w="907"/>
+          </w:tcPr>
+          <w:p>
+            <w:r/>
+            <w:r>
+              <w:rPr>
+                <w:b/>
+                <w:sz w:val="18"/>
+              </w:rPr>
+              <w:t>δ=3</w:t>
+            </w:r>
+          </w:p>
+        </w:tc>
+        <w:tc>
+          <w:tcPr>
+            <w:tcW w:type="dxa" w:w="907"/>
+          </w:tcPr>
+          <w:p>
+            <w:r/>
+            <w:r>
+              <w:rPr>
+                <w:b/>
+                <w:sz w:val="18"/>
+              </w:rPr>
+              <w:t>δ=4</w:t>
+            </w:r>
+          </w:p>
+        </w:tc>
+        <w:tc>
+          <w:tcPr>
+            <w:tcW w:type="dxa" w:w="907"/>
+          </w:tcPr>
+          <w:p>
+            <w:r/>
+            <w:r>
+              <w:rPr>
+                <w:b/>
+                <w:sz w:val="18"/>
+              </w:rPr>
+              <w:t>δ=6</w:t>
+            </w:r>
+          </w:p>
+        </w:tc>
+      </w:tr>
+      <w:tr>
+        <w:tc>
+          <w:tcPr>
+            <w:tcW w:type="dxa" w:w="2736"/>
+          </w:tcPr>
+          <w:p>
+            <w:r/>
+            <w:r>
+              <w:rPr>
+                <w:sz w:val="18"/>
+              </w:rPr>
+              <w:t>0%</w:t>
+            </w:r>
+          </w:p>
+        </w:tc>
+        <w:tc>
+          <w:tcPr>
+            <w:tcW w:type="dxa" w:w="907"/>
+          </w:tcPr>
+          <w:p>
+            <w:r/>
+            <w:r>
+              <w:rPr>
+                <w:sz w:val="18"/>
+              </w:rPr>
+              <w:t>0.979</w:t>
+            </w:r>
+          </w:p>
+        </w:tc>
+        <w:tc>
+          <w:tcPr>
+            <w:tcW w:type="dxa" w:w="907"/>
+          </w:tcPr>
+          <w:p>
+            <w:r/>
+            <w:r>
+              <w:rPr>
+                <w:sz w:val="18"/>
+              </w:rPr>
+              <w:t>0.984</w:t>
+            </w:r>
+          </w:p>
+        </w:tc>
+        <w:tc>
+          <w:tcPr>
+            <w:tcW w:type="dxa" w:w="907"/>
+          </w:tcPr>
+          <w:p>
+            <w:r/>
+            <w:r>
+              <w:rPr>
+                <w:sz w:val="18"/>
+              </w:rPr>
+              <w:t>0.994</w:t>
+            </w:r>
+          </w:p>
+        </w:tc>
+        <w:tc>
+          <w:tcPr>
+            <w:tcW w:type="dxa" w:w="907"/>
+          </w:tcPr>
+          <w:p>
+            <w:r/>
+            <w:r>
+              <w:rPr>
+                <w:sz w:val="18"/>
+              </w:rPr>
+              <w:t>0.999</w:t>
+            </w:r>
+          </w:p>
+        </w:tc>
+        <w:tc>
+          <w:tcPr>
+            <w:tcW w:type="dxa" w:w="907"/>
+          </w:tcPr>
+          <w:p>
+            <w:r/>
+            <w:r>
+              <w:rPr>
+                <w:sz w:val="18"/>
+              </w:rPr>
+              <w:t>1.000</w:t>
+            </w:r>
+          </w:p>
+        </w:tc>
+        <w:tc>
+          <w:tcPr>
+            <w:tcW w:type="dxa" w:w="907"/>
+          </w:tcPr>
+          <w:p>
+            <w:r/>
+            <w:r>
+              <w:rPr>
+                <w:sz w:val="18"/>
+              </w:rPr>
+              <w:t>1.000</w:t>
+            </w:r>
+          </w:p>
+        </w:tc>
+      </w:tr>
+      <w:tr>
+        <w:tc>
+          <w:tcPr>
+            <w:tcW w:type="dxa" w:w="2736"/>
+          </w:tcPr>
+          <w:p>
+            <w:r/>
+            <w:r>
+              <w:rPr>
+                <w:sz w:val="18"/>
+              </w:rPr>
+              <w:t>20%</w:t>
+            </w:r>
+          </w:p>
+        </w:tc>
+        <w:tc>
+          <w:tcPr>
+            <w:tcW w:type="dxa" w:w="907"/>
+          </w:tcPr>
+          <w:p>
+            <w:r/>
+            <w:r>
+              <w:rPr>
+                <w:sz w:val="18"/>
+              </w:rPr>
+              <w:t>0.891</w:t>
+            </w:r>
+          </w:p>
+        </w:tc>
+        <w:tc>
+          <w:tcPr>
+            <w:tcW w:type="dxa" w:w="907"/>
+          </w:tcPr>
+          <w:p>
+            <w:r/>
+            <w:r>
+              <w:rPr>
+                <w:sz w:val="18"/>
+              </w:rPr>
+              <w:t>0.932</w:t>
+            </w:r>
+          </w:p>
+        </w:tc>
+        <w:tc>
+          <w:tcPr>
+            <w:tcW w:type="dxa" w:w="907"/>
+          </w:tcPr>
+          <w:p>
+            <w:r/>
+            <w:r>
+              <w:rPr>
+                <w:sz w:val="18"/>
+              </w:rPr>
+              <w:t>0.976</w:t>
+            </w:r>
+          </w:p>
+        </w:tc>
+        <w:tc>
+          <w:tcPr>
+            <w:tcW w:type="dxa" w:w="907"/>
+          </w:tcPr>
+          <w:p>
+            <w:r/>
+            <w:r>
+              <w:rPr>
+                <w:sz w:val="18"/>
+              </w:rPr>
+              <w:t>0.994</w:t>
+            </w:r>
+          </w:p>
+        </w:tc>
+        <w:tc>
+          <w:tcPr>
+            <w:tcW w:type="dxa" w:w="907"/>
+          </w:tcPr>
+          <w:p>
+            <w:r/>
+            <w:r>
+              <w:rPr>
+                <w:sz w:val="18"/>
+              </w:rPr>
+              <w:t>0.999</w:t>
+            </w:r>
+          </w:p>
+        </w:tc>
+        <w:tc>
+          <w:tcPr>
+            <w:tcW w:type="dxa" w:w="907"/>
+          </w:tcPr>
+          <w:p>
+            <w:r/>
+            <w:r>
+              <w:rPr>
+                <w:sz w:val="18"/>
+              </w:rPr>
+              <w:t>1.000</w:t>
+            </w:r>
+          </w:p>
+        </w:tc>
+      </w:tr>
+      <w:tr>
+        <w:tc>
+          <w:tcPr>
+            <w:tcW w:type="dxa" w:w="2736"/>
+          </w:tcPr>
+          <w:p>
+            <w:r/>
+            <w:r>
+              <w:rPr>
+                <w:sz w:val="18"/>
+              </w:rPr>
+              <w:t>50%</w:t>
+            </w:r>
+          </w:p>
+        </w:tc>
+        <w:tc>
+          <w:tcPr>
+            <w:tcW w:type="dxa" w:w="907"/>
+          </w:tcPr>
+          <w:p>
+            <w:r/>
+            <w:r>
+              <w:rPr>
+                <w:sz w:val="18"/>
+              </w:rPr>
+              <w:t>0.766</w:t>
+            </w:r>
+          </w:p>
+        </w:tc>
+        <w:tc>
+          <w:tcPr>
+            <w:tcW w:type="dxa" w:w="907"/>
+          </w:tcPr>
+          <w:p>
+            <w:r/>
+            <w:r>
+              <w:rPr>
+                <w:sz w:val="18"/>
+              </w:rPr>
+              <w:t>0.868</w:t>
+            </w:r>
+          </w:p>
+        </w:tc>
+        <w:tc>
+          <w:tcPr>
+            <w:tcW w:type="dxa" w:w="907"/>
+          </w:tcPr>
+          <w:p>
+            <w:r/>
+            <w:r>
+              <w:rPr>
+                <w:sz w:val="18"/>
+              </w:rPr>
+              <w:t>0.953</w:t>
+            </w:r>
+          </w:p>
+        </w:tc>
+        <w:tc>
+          <w:tcPr>
+            <w:tcW w:type="dxa" w:w="907"/>
+          </w:tcPr>
+          <w:p>
+            <w:r/>
+            <w:r>
+              <w:rPr>
+                <w:sz w:val="18"/>
+              </w:rPr>
+              <w:t>0.986</w:t>
+            </w:r>
+          </w:p>
+        </w:tc>
+        <w:tc>
+          <w:tcPr>
+            <w:tcW w:type="dxa" w:w="907"/>
+          </w:tcPr>
+          <w:p>
+            <w:r/>
+            <w:r>
+              <w:rPr>
+                <w:sz w:val="18"/>
+              </w:rPr>
+              <w:t>0.996</w:t>
+            </w:r>
+          </w:p>
+        </w:tc>
+        <w:tc>
+          <w:tcPr>
+            <w:tcW w:type="dxa" w:w="907"/>
+          </w:tcPr>
+          <w:p>
+            <w:r/>
+            <w:r>
+              <w:rPr>
+                <w:sz w:val="18"/>
+              </w:rPr>
+              <w:t>1.000</w:t>
+            </w:r>
+          </w:p>
+        </w:tc>
+      </w:tr>
+      <w:tr>
+        <w:tc>
+          <w:tcPr>
+            <w:tcW w:type="dxa" w:w="2736"/>
+          </w:tcPr>
+          <w:p>
+            <w:r/>
+            <w:r>
+              <w:rPr>
+                <w:sz w:val="18"/>
+              </w:rPr>
+              <w:t>80%</w:t>
+            </w:r>
+          </w:p>
+        </w:tc>
+        <w:tc>
+          <w:tcPr>
+            <w:tcW w:type="dxa" w:w="907"/>
+          </w:tcPr>
+          <w:p>
+            <w:r/>
+            <w:r>
+              <w:rPr>
+                <w:sz w:val="18"/>
+              </w:rPr>
+              <w:t>0.629</w:t>
+            </w:r>
+          </w:p>
+        </w:tc>
+        <w:tc>
+          <w:tcPr>
+            <w:tcW w:type="dxa" w:w="907"/>
+          </w:tcPr>
+          <w:p>
+            <w:r/>
+            <w:r>
+              <w:rPr>
+                <w:sz w:val="18"/>
+              </w:rPr>
+              <w:t>0.798</w:t>
+            </w:r>
+          </w:p>
+        </w:tc>
+        <w:tc>
+          <w:tcPr>
+            <w:tcW w:type="dxa" w:w="907"/>
+          </w:tcPr>
+          <w:p>
+            <w:r/>
+            <w:r>
+              <w:rPr>
+                <w:sz w:val="18"/>
+              </w:rPr>
+              <w:t>0.932</w:t>
+            </w:r>
+          </w:p>
+        </w:tc>
+        <w:tc>
+          <w:tcPr>
+            <w:tcW w:type="dxa" w:w="907"/>
+          </w:tcPr>
+          <w:p>
+            <w:r/>
+            <w:r>
+              <w:rPr>
+                <w:sz w:val="18"/>
+              </w:rPr>
+              <w:t>0.980</w:t>
+            </w:r>
+          </w:p>
+        </w:tc>
+        <w:tc>
+          <w:tcPr>
+            <w:tcW w:type="dxa" w:w="907"/>
+          </w:tcPr>
+          <w:p>
+            <w:r/>
+            <w:r>
+              <w:rPr>
+                <w:sz w:val="18"/>
+              </w:rPr>
+              <w:t>0.995</w:t>
+            </w:r>
+          </w:p>
+        </w:tc>
+        <w:tc>
+          <w:tcPr>
+            <w:tcW w:type="dxa" w:w="907"/>
+          </w:tcPr>
+          <w:p>
+            <w:r/>
+            <w:r>
+              <w:rPr>
+                <w:sz w:val="18"/>
+              </w:rPr>
+              <w:t>0.999</w:t>
+            </w:r>
+          </w:p>
+        </w:tc>
+      </w:tr>
+    </w:tbl>
+    <w:p/>
+    <w:p>
+      <w:r>
+        <w:rPr>
+          <w:i w:val="0"/>
+          <w:sz w:val="22"/>
+        </w:rPr>
+        <w:t>At δ = 0 contamination matters a great deal: reported AUC falls from 0.979 to 0.629 as the contaminated fraction rises to 80%. By δ = 3 the spread across contamination rates is 0.019, and by δ = 6 it is 0.001. At the separability of the published protocol an inventory that is 80% false positives reports the same value as a clean one — the displacement overwhelms the label quality entirely. Structured label error therefore cannot account for the inflation result; if anything it sharpens it, since at high separability the reported score ceases to respond to label quality at all.</w:t>
+      </w:r>
+    </w:p>
+    <w:p>
+      <w:r>
+        <w:rPr>
+          <w:i w:val="0"/>
+          <w:sz w:val="22"/>
+        </w:rPr>
+        <w:t>The corollary constrains our own empirical figures. The corrected configuration sits at δ ≈ 1, where contamination still moves reported AUC by up to 0.187. Its value of 0.866 is therefore sensitive to inventory precision in a way the published protocol's 1.000 is not, and should be read with that in mind.</w:t>
+      </w:r>
+    </w:p>
+    <w:p>
+      <w:pPr>
+        <w:pStyle w:val="Heading2"/>
+      </w:pPr>
+      <w:r>
+        <w:rPr>
+          <w:color w:val="0B3D5C"/>
+        </w:rPr>
+        <w:t>4.4 What each correction costs</w:t>
       </w:r>
     </w:p>
     <w:p>
@@ -2730,7 +3782,7 @@
           <w:b/>
           <w:sz w:val="19"/>
         </w:rPr>
-        <w:t>Table 5. Cumulative effect of each methodological correction (XGBoost).</w:t>
+        <w:t>Table 7. Cumulative effect of each methodological correction (XGBoost).</w:t>
       </w:r>
     </w:p>
     <w:tbl>
@@ -3168,7 +4220,7 @@
         <w:rPr>
           <w:color w:val="0B3D5C"/>
         </w:rPr>
-        <w:t>4.4 Where reported performance comes from</w:t>
+        <w:t>4.5 Where reported performance comes from</w:t>
       </w:r>
     </w:p>
     <w:p>
@@ -3177,7 +4229,7 @@
           <w:b/>
           <w:sz w:val="19"/>
         </w:rPr>
-        <w:t>Table 6. Controlled decomposition of reported performance.</w:t>
+        <w:t>Table 8. Controlled decomposition of reported performance.</w:t>
       </w:r>
     </w:p>
     <w:tbl>
@@ -3636,7 +4688,7 @@
           <w:b/>
           <w:sz w:val="19"/>
         </w:rPr>
-        <w:t>Table 7. Sensitivity of the decomposition to inventory confidence.</w:t>
+        <w:t>Table 9. Sensitivity of the decomposition to inventory confidence.</w:t>
       </w:r>
     </w:p>
     <w:tbl>
@@ -4079,7 +5131,7 @@
         <w:rPr>
           <w:color w:val="0B3D5C"/>
         </w:rPr>
-        <w:t>4.5 Coarse predictors encode geography, not snowpack</w:t>
+        <w:t>4.6 Coarse predictors encode geography, not snowpack</w:t>
       </w:r>
     </w:p>
     <w:p>
@@ -4088,7 +5140,7 @@
           <w:b/>
           <w:sz w:val="19"/>
         </w:rPr>
-        <w:t>Table 8. Replacing coarse predictors with raw spatial coordinates.</w:t>
+        <w:t>Table 10. Replacing coarse predictors with raw spatial coordinates.</w:t>
       </w:r>
     </w:p>
     <w:tbl>
@@ -4526,7 +5578,7 @@
         <w:rPr>
           <w:color w:val="0B3D5C"/>
         </w:rPr>
-        <w:t>4.6 Reported AUC depends on the background sampling ratio</w:t>
+        <w:t>4.7 Reported AUC depends on the background sampling ratio</w:t>
       </w:r>
     </w:p>
     <w:p>
@@ -4535,7 +5587,7 @@
           <w:b/>
           <w:sz w:val="19"/>
         </w:rPr>
-        <w:t>Table 9. Effect of the background sampling ratio.</w:t>
+        <w:t>Table 11. Effect of the background sampling ratio.</w:t>
       </w:r>
     </w:p>
     <w:tbl>
@@ -4864,7 +5916,7 @@
         <w:rPr>
           <w:color w:val="0B3D5C"/>
         </w:rPr>
-        <w:t>4.7 What improves a corrected model, and what does not</w:t>
+        <w:t>4.8 What improves a corrected model, and what does not</w:t>
       </w:r>
     </w:p>
     <w:p>
@@ -4882,7 +5934,7 @@
           <w:b/>
           <w:sz w:val="19"/>
         </w:rPr>
-        <w:t>Table 10. Interventions tested on the corrected model (XGBoost, spatial-block CV).</w:t>
+        <w:t>Table 12. Interventions tested on the corrected model (XGBoost, spatial-block CV).</w:t>
       </w:r>
     </w:p>
     <w:tbl>

--- a/Avalanche_Manuscript.docx
+++ b/Avalanche_Manuscript.docx
@@ -319,7 +319,16 @@
           <w:i w:val="0"/>
           <w:sz w:val="22"/>
         </w:rPr>
-        <w:t>Deposits are traced upslope to the highest pixel on release-angle terrain (30–50°) within a 600 m search radius, because susceptibility models predict release, not runout. This yields 6,364 candidate release points, of which 3,188 are flagged in four or more winters. Nine of those fall on cells where at least one predictor is undefined and are dropped, so 3,179 enter the analyses below; both figures are given wherever the inventory is described, since the difference is otherwise easy to mistake for an inconsistency. Occupied 10 km blocks cover 85% of the study area, so the inventory is not confined to road-accessible slopes.</w:t>
+        <w:t>Deposits are traced upslope to the highest pixel on release-angle terrain (30–50°) within a 600 m search radius, because susceptibility models predict release, not runout. This yields 6,364 candidate release points, of which 3,188 are flagged in four or more winters. Occupied 10 km blocks cover 85% of the study area, so the inventory is not confined to road-accessible slopes.</w:t>
+      </w:r>
+    </w:p>
+    <w:p>
+      <w:r>
+        <w:rPr>
+          <w:i w:val="0"/>
+          <w:sz w:val="22"/>
+        </w:rPr>
+        <w:t>One convention applies to every count reported below. A release point is discarded if any predictor is undefined at its cell, which happens at raster edges and on a small number of interior gaps. Inventory counts therefore exceed the sample sizes in the tables by a few points at each recurrence threshold: 6,364 detected against 6,344 analysed at recurrence ≥ 3, 3,188 against 3,179 at ≥ 4, 917 against 914 at ≥ 5, and 241 against 240 at ≥ 6. Figures quoted in the text are detections; figures in tables are the points that entered a model.</w:t>
       </w:r>
     </w:p>
     <w:p>
@@ -1730,6 +1739,53 @@
     </w:tbl>
     <w:p/>
     <w:p>
+      <w:r>
+        <w:rPr>
+          <w:i w:val="0"/>
+          <w:sz w:val="22"/>
+        </w:rPr>
+        <w:t>The construction displaces absences along a single axis chosen to carry no information about the outcome, which raises the question of whether that direction is special. It is not. Distributing the same displacement across five axes, along a random direction in the uninformative subspace, or partly along the informative axis itself — which is what an absence rule favouring gentle terrain actually does — changes the null-arm AUC by at most 0.016 at any displacement.</w:t>
+      </w:r>
+    </w:p>
+    <w:p>
+      <w:r>
+        <w:rPr>
+          <w:b/>
+          <w:sz w:val="19"/>
+        </w:rPr>
+        <w:t>Table 3. Null-model AUC under different displacement directions.</w:t>
+      </w:r>
+    </w:p>
+    <w:tbl>
+      <w:tblPr>
+        <w:tblStyle w:val="LightGrid-Accent1"/>
+        <w:tblW w:type="auto" w:w="0"/>
+        <w:jc w:val="center"/>
+        <w:tblLook w:firstColumn="1" w:firstRow="1" w:lastColumn="0" w:lastRow="0" w:noHBand="0" w:noVBand="1" w:val="04A0"/>
+      </w:tblPr>
+      <w:tblGrid>
+        <w:gridCol w:w="8640"/>
+      </w:tblGrid>
+      <w:tr>
+        <w:tc>
+          <w:tcPr>
+            <w:tcW w:type="dxa" w:w="2880"/>
+          </w:tcPr>
+          <w:p>
+            <w:r/>
+            <w:r>
+              <w:rPr>
+                <w:b/>
+                <w:sz w:val="18"/>
+              </w:rPr>
+              <w:t>Displacement direction</w:t>
+            </w:r>
+          </w:p>
+        </w:tc>
+      </w:tr>
+    </w:tbl>
+    <w:p/>
+    <w:p>
       <w:pPr>
         <w:pStyle w:val="Heading2"/>
       </w:pPr>
@@ -1755,7 +1811,7 @@
           <w:b/>
           <w:sz w:val="19"/>
         </w:rPr>
-        <w:t>Table 3. Recovery of known true skill by subtraction, against absence displacement.</w:t>
+        <w:t>Table 4. Recovery of known true skill by subtraction, against absence displacement.</w:t>
       </w:r>
     </w:p>
     <w:tbl>
@@ -2265,7 +2321,7 @@
           <w:b/>
           <w:sz w:val="19"/>
         </w:rPr>
-        <w:t>Table 4. Mean absolute error of the subtraction, by data structure and displacement.</w:t>
+        <w:t>Table 5. Mean absolute error of the subtraction, by data structure and displacement.</w:t>
       </w:r>
     </w:p>
     <w:tbl>
@@ -2787,7 +2843,7 @@
           <w:b/>
           <w:sz w:val="19"/>
         </w:rPr>
-        <w:t>Table 5. Absence separability, null baseline and remaining headroom for each configuration.</w:t>
+        <w:t>Table 6. Absence separability, null baseline and remaining headroom for each configuration.</w:t>
       </w:r>
     </w:p>
     <w:tbl>
@@ -3201,7 +3257,7 @@
           <w:b/>
           <w:sz w:val="19"/>
         </w:rPr>
-        <w:t>Table 6. Reported AUC under structured label contamination.</w:t>
+        <w:t>Table 7. Reported AUC under structured label contamination.</w:t>
       </w:r>
     </w:p>
     <w:tbl>
@@ -3782,7 +3838,7 @@
           <w:b/>
           <w:sz w:val="19"/>
         </w:rPr>
-        <w:t>Table 7. Cumulative effect of each methodological correction (XGBoost).</w:t>
+        <w:t>Table 8. Cumulative effect of each methodological correction (XGBoost).</w:t>
       </w:r>
     </w:p>
     <w:tbl>
@@ -4229,7 +4285,7 @@
           <w:b/>
           <w:sz w:val="19"/>
         </w:rPr>
-        <w:t>Table 8. Controlled decomposition of reported performance.</w:t>
+        <w:t>Table 9. Controlled decomposition of reported performance.</w:t>
       </w:r>
     </w:p>
     <w:tbl>
@@ -4688,7 +4744,7 @@
           <w:b/>
           <w:sz w:val="19"/>
         </w:rPr>
-        <w:t>Table 9. Sensitivity of the decomposition to inventory confidence.</w:t>
+        <w:t>Table 10. Sensitivity of the decomposition to inventory confidence.</w:t>
       </w:r>
     </w:p>
     <w:tbl>
@@ -5140,7 +5196,7 @@
           <w:b/>
           <w:sz w:val="19"/>
         </w:rPr>
-        <w:t>Table 10. Replacing coarse predictors with raw spatial coordinates.</w:t>
+        <w:t>Table 11. Replacing coarse predictors with raw spatial coordinates.</w:t>
       </w:r>
     </w:p>
     <w:tbl>
@@ -5587,7 +5643,7 @@
           <w:b/>
           <w:sz w:val="19"/>
         </w:rPr>
-        <w:t>Table 11. Effect of the background sampling ratio.</w:t>
+        <w:t>Table 12. Effect of the background sampling ratio.</w:t>
       </w:r>
     </w:p>
     <w:tbl>
@@ -5934,7 +5990,7 @@
           <w:b/>
           <w:sz w:val="19"/>
         </w:rPr>
-        <w:t>Table 12. Interventions tested on the corrected model (XGBoost, spatial-block CV).</w:t>
+        <w:t>Table 13. Interventions tested on the corrected model (XGBoost, spatial-block CV).</w:t>
       </w:r>
     </w:p>
     <w:tbl>

--- a/Avalanche_Manuscript.docx
+++ b/Avalanche_Manuscript.docx
@@ -3811,7 +3811,488 @@
         <w:rPr>
           <w:color w:val="0B3D5C"/>
         </w:rPr>
-        <w:t>4.4 What each correction costs</w:t>
+        <w:t>4.4 Training against bad absences versus reporting against them</w:t>
+      </w:r>
+    </w:p>
+    <w:p>
+      <w:r>
+        <w:rPr>
+          <w:i w:val="0"/>
+          <w:sz w:val="22"/>
+        </w:rPr>
+        <w:t>A distinction the preceding sections leave open is whether a model TRAINED on poorly chosen absences is itself damaged, or whether only the number it reports is. We separate the two by training on absences at varying displacement and evaluating every model on one fixed test set whose absences are drawn like the presences — the evaluation the study should have run.</w:t>
+      </w:r>
+    </w:p>
+    <w:p>
+      <w:r>
+        <w:rPr>
+          <w:b/>
+          <w:sz w:val="19"/>
+        </w:rPr>
+        <w:t>Table 8. AUC on a fixed honest test set, by how the training absences were drawn.</w:t>
+      </w:r>
+    </w:p>
+    <w:tbl>
+      <w:tblPr>
+        <w:tblStyle w:val="LightGrid-Accent1"/>
+        <w:tblW w:type="auto" w:w="0"/>
+        <w:jc w:val="center"/>
+        <w:tblLook w:firstColumn="1" w:firstRow="1" w:lastColumn="0" w:lastRow="0" w:noHBand="0" w:noVBand="1" w:val="04A0"/>
+      </w:tblPr>
+      <w:tblGrid>
+        <w:gridCol w:w="2160"/>
+        <w:gridCol w:w="2160"/>
+        <w:gridCol w:w="2160"/>
+        <w:gridCol w:w="2160"/>
+      </w:tblGrid>
+      <w:tr>
+        <w:tc>
+          <w:tcPr>
+            <w:tcW w:type="dxa" w:w="1440"/>
+          </w:tcPr>
+          <w:p>
+            <w:r/>
+            <w:r>
+              <w:rPr>
+                <w:b/>
+                <w:sz w:val="18"/>
+              </w:rPr>
+              <w:t>Training δ</w:t>
+            </w:r>
+          </w:p>
+        </w:tc>
+        <w:tc>
+          <w:tcPr>
+            <w:tcW w:type="dxa" w:w="2304"/>
+          </w:tcPr>
+          <w:p>
+            <w:r/>
+            <w:r>
+              <w:rPr>
+                <w:b/>
+                <w:sz w:val="18"/>
+              </w:rPr>
+              <w:t>Ordinary classifier</w:t>
+            </w:r>
+          </w:p>
+        </w:tc>
+        <w:tc>
+          <w:tcPr>
+            <w:tcW w:type="dxa" w:w="1872"/>
+          </w:tcPr>
+          <w:p>
+            <w:r/>
+            <w:r>
+              <w:rPr>
+                <w:b/>
+                <w:sz w:val="18"/>
+              </w:rPr>
+              <w:t>PU-corrected</w:t>
+            </w:r>
+          </w:p>
+        </w:tc>
+        <w:tc>
+          <w:tcPr>
+            <w:tcW w:type="dxa" w:w="2736"/>
+          </w:tcPr>
+          <w:p>
+            <w:r/>
+            <w:r>
+              <w:rPr>
+                <w:b/>
+                <w:sz w:val="18"/>
+              </w:rPr>
+              <w:t>Presence-only (one-class)</w:t>
+            </w:r>
+          </w:p>
+        </w:tc>
+      </w:tr>
+      <w:tr>
+        <w:tc>
+          <w:tcPr>
+            <w:tcW w:type="dxa" w:w="1440"/>
+          </w:tcPr>
+          <w:p>
+            <w:r/>
+            <w:r>
+              <w:rPr>
+                <w:sz w:val="18"/>
+              </w:rPr>
+              <w:t>0</w:t>
+            </w:r>
+          </w:p>
+        </w:tc>
+        <w:tc>
+          <w:tcPr>
+            <w:tcW w:type="dxa" w:w="2304"/>
+          </w:tcPr>
+          <w:p>
+            <w:r/>
+            <w:r>
+              <w:rPr>
+                <w:sz w:val="18"/>
+              </w:rPr>
+              <w:t>0.975</w:t>
+            </w:r>
+          </w:p>
+        </w:tc>
+        <w:tc>
+          <w:tcPr>
+            <w:tcW w:type="dxa" w:w="1872"/>
+          </w:tcPr>
+          <w:p>
+            <w:r/>
+            <w:r>
+              <w:rPr>
+                <w:sz w:val="18"/>
+              </w:rPr>
+              <w:t>0.975</w:t>
+            </w:r>
+          </w:p>
+        </w:tc>
+        <w:tc>
+          <w:tcPr>
+            <w:tcW w:type="dxa" w:w="2736"/>
+          </w:tcPr>
+          <w:p>
+            <w:r/>
+            <w:r>
+              <w:rPr>
+                <w:sz w:val="18"/>
+              </w:rPr>
+              <w:t>0.819</w:t>
+            </w:r>
+          </w:p>
+        </w:tc>
+      </w:tr>
+      <w:tr>
+        <w:tc>
+          <w:tcPr>
+            <w:tcW w:type="dxa" w:w="1440"/>
+          </w:tcPr>
+          <w:p>
+            <w:r/>
+            <w:r>
+              <w:rPr>
+                <w:sz w:val="18"/>
+              </w:rPr>
+              <w:t>1</w:t>
+            </w:r>
+          </w:p>
+        </w:tc>
+        <w:tc>
+          <w:tcPr>
+            <w:tcW w:type="dxa" w:w="2304"/>
+          </w:tcPr>
+          <w:p>
+            <w:r/>
+            <w:r>
+              <w:rPr>
+                <w:sz w:val="18"/>
+              </w:rPr>
+              <w:t>0.969</w:t>
+            </w:r>
+          </w:p>
+        </w:tc>
+        <w:tc>
+          <w:tcPr>
+            <w:tcW w:type="dxa" w:w="1872"/>
+          </w:tcPr>
+          <w:p>
+            <w:r/>
+            <w:r>
+              <w:rPr>
+                <w:sz w:val="18"/>
+              </w:rPr>
+              <w:t>0.969</w:t>
+            </w:r>
+          </w:p>
+        </w:tc>
+        <w:tc>
+          <w:tcPr>
+            <w:tcW w:type="dxa" w:w="2736"/>
+          </w:tcPr>
+          <w:p>
+            <w:r/>
+            <w:r>
+              <w:rPr>
+                <w:sz w:val="18"/>
+              </w:rPr>
+              <w:t>0.819</w:t>
+            </w:r>
+          </w:p>
+        </w:tc>
+      </w:tr>
+      <w:tr>
+        <w:tc>
+          <w:tcPr>
+            <w:tcW w:type="dxa" w:w="1440"/>
+          </w:tcPr>
+          <w:p>
+            <w:r/>
+            <w:r>
+              <w:rPr>
+                <w:sz w:val="18"/>
+              </w:rPr>
+              <w:t>2</w:t>
+            </w:r>
+          </w:p>
+        </w:tc>
+        <w:tc>
+          <w:tcPr>
+            <w:tcW w:type="dxa" w:w="2304"/>
+          </w:tcPr>
+          <w:p>
+            <w:r/>
+            <w:r>
+              <w:rPr>
+                <w:sz w:val="18"/>
+              </w:rPr>
+              <w:t>0.959</w:t>
+            </w:r>
+          </w:p>
+        </w:tc>
+        <w:tc>
+          <w:tcPr>
+            <w:tcW w:type="dxa" w:w="1872"/>
+          </w:tcPr>
+          <w:p>
+            <w:r/>
+            <w:r>
+              <w:rPr>
+                <w:sz w:val="18"/>
+              </w:rPr>
+              <w:t>0.959</w:t>
+            </w:r>
+          </w:p>
+        </w:tc>
+        <w:tc>
+          <w:tcPr>
+            <w:tcW w:type="dxa" w:w="2736"/>
+          </w:tcPr>
+          <w:p>
+            <w:r/>
+            <w:r>
+              <w:rPr>
+                <w:sz w:val="18"/>
+              </w:rPr>
+              <w:t>0.819</w:t>
+            </w:r>
+          </w:p>
+        </w:tc>
+      </w:tr>
+      <w:tr>
+        <w:tc>
+          <w:tcPr>
+            <w:tcW w:type="dxa" w:w="1440"/>
+          </w:tcPr>
+          <w:p>
+            <w:r/>
+            <w:r>
+              <w:rPr>
+                <w:sz w:val="18"/>
+              </w:rPr>
+              <w:t>3</w:t>
+            </w:r>
+          </w:p>
+        </w:tc>
+        <w:tc>
+          <w:tcPr>
+            <w:tcW w:type="dxa" w:w="2304"/>
+          </w:tcPr>
+          <w:p>
+            <w:r/>
+            <w:r>
+              <w:rPr>
+                <w:sz w:val="18"/>
+              </w:rPr>
+              <w:t>0.952</w:t>
+            </w:r>
+          </w:p>
+        </w:tc>
+        <w:tc>
+          <w:tcPr>
+            <w:tcW w:type="dxa" w:w="1872"/>
+          </w:tcPr>
+          <w:p>
+            <w:r/>
+            <w:r>
+              <w:rPr>
+                <w:sz w:val="18"/>
+              </w:rPr>
+              <w:t>0.952</w:t>
+            </w:r>
+          </w:p>
+        </w:tc>
+        <w:tc>
+          <w:tcPr>
+            <w:tcW w:type="dxa" w:w="2736"/>
+          </w:tcPr>
+          <w:p>
+            <w:r/>
+            <w:r>
+              <w:rPr>
+                <w:sz w:val="18"/>
+              </w:rPr>
+              <w:t>0.819</w:t>
+            </w:r>
+          </w:p>
+        </w:tc>
+      </w:tr>
+      <w:tr>
+        <w:tc>
+          <w:tcPr>
+            <w:tcW w:type="dxa" w:w="1440"/>
+          </w:tcPr>
+          <w:p>
+            <w:r/>
+            <w:r>
+              <w:rPr>
+                <w:sz w:val="18"/>
+              </w:rPr>
+              <w:t>4</w:t>
+            </w:r>
+          </w:p>
+        </w:tc>
+        <w:tc>
+          <w:tcPr>
+            <w:tcW w:type="dxa" w:w="2304"/>
+          </w:tcPr>
+          <w:p>
+            <w:r/>
+            <w:r>
+              <w:rPr>
+                <w:sz w:val="18"/>
+              </w:rPr>
+              <w:t>0.955</w:t>
+            </w:r>
+          </w:p>
+        </w:tc>
+        <w:tc>
+          <w:tcPr>
+            <w:tcW w:type="dxa" w:w="1872"/>
+          </w:tcPr>
+          <w:p>
+            <w:r/>
+            <w:r>
+              <w:rPr>
+                <w:sz w:val="18"/>
+              </w:rPr>
+              <w:t>0.955</w:t>
+            </w:r>
+          </w:p>
+        </w:tc>
+        <w:tc>
+          <w:tcPr>
+            <w:tcW w:type="dxa" w:w="2736"/>
+          </w:tcPr>
+          <w:p>
+            <w:r/>
+            <w:r>
+              <w:rPr>
+                <w:sz w:val="18"/>
+              </w:rPr>
+              <w:t>0.819</w:t>
+            </w:r>
+          </w:p>
+        </w:tc>
+      </w:tr>
+      <w:tr>
+        <w:tc>
+          <w:tcPr>
+            <w:tcW w:type="dxa" w:w="1440"/>
+          </w:tcPr>
+          <w:p>
+            <w:r/>
+            <w:r>
+              <w:rPr>
+                <w:sz w:val="18"/>
+              </w:rPr>
+              <w:t>6</w:t>
+            </w:r>
+          </w:p>
+        </w:tc>
+        <w:tc>
+          <w:tcPr>
+            <w:tcW w:type="dxa" w:w="2304"/>
+          </w:tcPr>
+          <w:p>
+            <w:r/>
+            <w:r>
+              <w:rPr>
+                <w:sz w:val="18"/>
+              </w:rPr>
+              <w:t>0.964</w:t>
+            </w:r>
+          </w:p>
+        </w:tc>
+        <w:tc>
+          <w:tcPr>
+            <w:tcW w:type="dxa" w:w="1872"/>
+          </w:tcPr>
+          <w:p>
+            <w:r/>
+            <w:r>
+              <w:rPr>
+                <w:sz w:val="18"/>
+              </w:rPr>
+              <w:t>0.964</w:t>
+            </w:r>
+          </w:p>
+        </w:tc>
+        <w:tc>
+          <w:tcPr>
+            <w:tcW w:type="dxa" w:w="2736"/>
+          </w:tcPr>
+          <w:p>
+            <w:r/>
+            <w:r>
+              <w:rPr>
+                <w:sz w:val="18"/>
+              </w:rPr>
+              <w:t>0.819</w:t>
+            </w:r>
+          </w:p>
+        </w:tc>
+      </w:tr>
+    </w:tbl>
+    <w:p/>
+    <w:p>
+      <w:r>
+        <w:rPr>
+          <w:i w:val="0"/>
+          <w:sz w:val="22"/>
+        </w:rPr>
+        <w:t>Judged honestly, the ordinary classifier falls only from 0.975 to 0.952 as its training absences are displaced from zero to three standard deviations. The model is largely unharmed; what the displacement corrupts is the figure the study reports about itself. This is the more accurate statement of the problem, and a more generous one: published susceptibility maps may well be serviceable products whose accompanying statistics do not describe them.</w:t>
+      </w:r>
+    </w:p>
+    <w:p>
+      <w:r>
+        <w:rPr>
+          <w:i w:val="0"/>
+          <w:sz w:val="22"/>
+        </w:rPr>
+        <w:t>Two established treatments of presence-only data behave as theory predicts. The Elkan and Noto (2008) correction divides scores by the estimated labelling frequency, a constant, so the ranking and hence the AUC are unchanged to three decimal places at every displacement: it repairs calibration, not design dependence. A one-class model fitted to the presences alone never sees the absences and is therefore perfectly design-independent, returning 0.819 at every displacement, but it pays about 0.15 AUC for that robustness.</w:t>
+      </w:r>
+    </w:p>
+    <w:p>
+      <w:r>
+        <w:rPr>
+          <w:i w:val="0"/>
+          <w:sz w:val="22"/>
+        </w:rPr>
+        <w:t>The practical implication is narrower than 'redraw your absences'. If absences must be constructed, the evaluation set is where it matters: holding out absences drawn like the presences costs nothing and makes the reported number interpretable. Where that is impossible, a presence-only method trades discriminative power for a figure that does not depend on the analyst's choices.</w:t>
+      </w:r>
+    </w:p>
+    <w:p>
+      <w:pPr>
+        <w:pStyle w:val="Heading2"/>
+      </w:pPr>
+      <w:r>
+        <w:rPr>
+          <w:color w:val="0B3D5C"/>
+        </w:rPr>
+        <w:t>4.5 What each correction costs</w:t>
       </w:r>
     </w:p>
     <w:p>
@@ -3838,7 +4319,7 @@
           <w:b/>
           <w:sz w:val="19"/>
         </w:rPr>
-        <w:t>Table 8. Cumulative effect of each methodological correction (XGBoost).</w:t>
+        <w:t>Table 9. Cumulative effect of each methodological correction (XGBoost).</w:t>
       </w:r>
     </w:p>
     <w:tbl>
@@ -4276,7 +4757,7 @@
         <w:rPr>
           <w:color w:val="0B3D5C"/>
         </w:rPr>
-        <w:t>4.5 Where reported performance comes from</w:t>
+        <w:t>4.6 Where reported performance comes from</w:t>
       </w:r>
     </w:p>
     <w:p>
@@ -4285,7 +4766,7 @@
           <w:b/>
           <w:sz w:val="19"/>
         </w:rPr>
-        <w:t>Table 9. Controlled decomposition of reported performance.</w:t>
+        <w:t>Table 10. Controlled decomposition of reported performance.</w:t>
       </w:r>
     </w:p>
     <w:tbl>
@@ -4744,7 +5225,7 @@
           <w:b/>
           <w:sz w:val="19"/>
         </w:rPr>
-        <w:t>Table 10. Sensitivity of the decomposition to inventory confidence.</w:t>
+        <w:t>Table 11. Sensitivity of the decomposition to inventory confidence.</w:t>
       </w:r>
     </w:p>
     <w:tbl>
@@ -5187,7 +5668,7 @@
         <w:rPr>
           <w:color w:val="0B3D5C"/>
         </w:rPr>
-        <w:t>4.6 Coarse predictors encode geography, not snowpack</w:t>
+        <w:t>4.7 Coarse predictors encode geography, not snowpack</w:t>
       </w:r>
     </w:p>
     <w:p>
@@ -5196,7 +5677,7 @@
           <w:b/>
           <w:sz w:val="19"/>
         </w:rPr>
-        <w:t>Table 11. Replacing coarse predictors with raw spatial coordinates.</w:t>
+        <w:t>Table 12. Replacing coarse predictors with raw spatial coordinates.</w:t>
       </w:r>
     </w:p>
     <w:tbl>
@@ -5634,7 +6115,7 @@
         <w:rPr>
           <w:color w:val="0B3D5C"/>
         </w:rPr>
-        <w:t>4.7 Reported AUC depends on the background sampling ratio</w:t>
+        <w:t>4.8 Reported AUC depends on the background sampling ratio</w:t>
       </w:r>
     </w:p>
     <w:p>
@@ -5643,7 +6124,7 @@
           <w:b/>
           <w:sz w:val="19"/>
         </w:rPr>
-        <w:t>Table 12. Effect of the background sampling ratio.</w:t>
+        <w:t>Table 13. Effect of the background sampling ratio.</w:t>
       </w:r>
     </w:p>
     <w:tbl>
@@ -5972,7 +6453,7 @@
         <w:rPr>
           <w:color w:val="0B3D5C"/>
         </w:rPr>
-        <w:t>4.8 What improves a corrected model, and what does not</w:t>
+        <w:t>4.9 What improves a corrected model, and what does not</w:t>
       </w:r>
     </w:p>
     <w:p>
@@ -5990,7 +6471,7 @@
           <w:b/>
           <w:sz w:val="19"/>
         </w:rPr>
-        <w:t>Table 13. Interventions tested on the corrected model (XGBoost, spatial-block CV).</w:t>
+        <w:t>Table 14. Interventions tested on the corrected model (XGBoost, spatial-block CV).</w:t>
       </w:r>
     </w:p>
     <w:tbl>

--- a/Avalanche_Manuscript.docx
+++ b/Avalanche_Manuscript.docx
@@ -91,7 +91,7 @@
           <w:i w:val="0"/>
           <w:sz w:val="22"/>
         </w:rPr>
-        <w:t>Machine-learning susceptibility maps for snow avalanches, landslides and related geohazards routinely report areas under the ROC curve above 0.90, and those values are used to compare models, select predictors and justify operational products. Because such data are presence-only, the absences are invented by the analyst, and we show that this choice, rather than the model, largely determines the reported score. In synthetic data where absences are displaced from presences along a direction carrying no information about the outcome, a model with NO predictive skill whatsoever reports AUC 0.739 at a displacement of one standard deviation, 0.910 at two and 1.000 at six. Reported AUC is therefore not comparable across studies that chose their absences differently, and above a displacement of about three standard deviations it cannot distinguish a model that works from one that does not. We measure the absence designs of a published avalanche susceptibility protocol and of two corrected alternatives on the same scale, using an independent Sentinel-1 inventory of 6,364 candidate release sites in the Chandra-Bhaga and Upper Beas basins of the Western Himalaya. Drawing absences from flat, vegetated, urban and cropland terrain, as this literature does, places them 7.06 standard deviations from the presences, where the simulation predicts that a null model scores 1.000 — and 1.000 is what the protocol returns on real data. Subtracting the score attributable to each design leaves the part contributed by the model: +0.000 for the published protocol, +0.027 for terrain-matched absences, and +0.108 for aspect-matched absences with corrected labels. Ranked by reported AUC the three configurations run 1.000, 0.954 and 0.866; ranked by what the model contributes the ordering is exactly reversed. Two further diagnostics show the same pattern from other directions: 1 km climate and 500 m snow-cover predictors are statistically interchangeable with raw spatial coordinates, and reported AUC can be raised simply by increasing the background sampling ratio while precision-recall performance falls. We propose that susceptibility studies report their absence separability alongside AUC, and the skill remaining once the design's own contribution is removed; code and data to compute both are released.</w:t>
+        <w:t>Machine-learning susceptibility maps for snow avalanches, landslides and related geohazards routinely report areas under the ROC curve above 0.90, and those values are used to compare models, select predictors and justify operational products. Because such data are presence-only, the absences are invented by the analyst, and we show that this choice, rather than the model, largely determines the reported score. In synthetic data where absences are displaced from presences along a direction carrying no information about the outcome, a model with NO predictive skill whatsoever reports AUC 0.739 at a displacement of one standard deviation, 0.910 at two and 1.000 at six. Reported AUC is therefore not comparable across studies that chose their absences differently, and above a displacement of about three standard deviations it cannot distinguish a model that works from one that does not. We measure the absence designs of a published avalanche susceptibility protocol and of two corrected alternatives on the same scale, using an independent Sentinel-1 inventory of 6,364 candidate release sites in the Chandra-Bhaga and Upper Beas basins of the Western Himalaya. Drawing absences from flat, vegetated, urban and cropland terrain, as this literature does, places them 7.06 standard deviations from the presences, where the simulation predicts that a null model scores 1.000 — and 1.000 is what the protocol returns on real data. We then show that the absolute skill of a presence-only model is not identifiable from the data it was fitted to. Two synthetic worlds were constructed whose observed presence and absence samples are nearly indistinguishable — their separations differ by 0.02 and their reported AUCs by 0.043 — while their ability to rank genuinely susceptible terrain differs by 0.281. A difference between the two samples enters an AUC identically whether it arises because presences are different terrain or because absences were drawn from elsewhere, so no statistic computed from those samples can attribute it. We report our own failed attempts at a correction for the same reason. What remains identifiable is the relative effect of the absence design, obtained by holding presences, predictors and model fixed and varying only the sampling: the published protocol returns 1.000, terrain-matched absences 0.954, and aspect-matched absences with corrected labels 0.866. Training on displaced absences and evaluating on a fixed honest test set shows the model itself is little harmed, falling only from 0.975 to 0.952; what the design corrupts is the figure a study reports about itself. Two further diagnostics agree: 1 km climate and 500 m snow-cover predictors are statistically interchangeable with raw spatial coordinates, and reported AUC rises with the background sampling ratio while precision-recall performance falls. We recommend that susceptibility studies hold out an evaluation set whose absences are drawn like the presences; code and data are released.</w:t>
       </w:r>
     </w:p>
     <w:p>
@@ -377,7 +377,7 @@
           <w:i w:val="0"/>
           <w:sz w:val="22"/>
         </w:rPr>
-        <w:t>Because the background window directly sets the separability of the absence design, the headline result was recomputed across four alternatives. Reported AUC varies with the choice — 0.844 at 20–60°, 0.866 at 25–55°, 0.873 at 28–60° and 0.875 at 30–50° — while design-adjusted skill stays between +0.099 and +0.110. The design choice moves the reported number by 0.031 and the adjusted quantity by 0.011, which is the behaviour the adjustment is intended to produce.</w:t>
+        <w:t>The background window sets the separability of the absence design directly, so the result was recomputed across four alternatives. Reported AUC moves with the choice — 0.844 at 20–60°, 0.866 at 25–55°, 0.873 at 28–60° and 0.875 at 30–50° — a range of 0.031 produced by a decision about which terrain counts as comparable, with the presences, predictors and model unchanged. This is the paper's argument appearing within a single study: a defensible-looking choice moves the reported number by more than the gap between several published models. The 25–55° window is used throughout, and the alternatives are reported so the sensitivity is visible rather than buried.</w:t>
       </w:r>
     </w:p>
     <w:p>
@@ -1793,7 +1793,7 @@
         <w:rPr>
           <w:color w:val="0B3D5C"/>
         </w:rPr>
-        <w:t>4.2 How much skill a reported AUC can still express</w:t>
+        <w:t>4.2 What a reported AUC cannot recover</w:t>
       </w:r>
     </w:p>
     <w:p>
@@ -1802,7 +1802,25 @@
           <w:i w:val="0"/>
           <w:sz w:val="22"/>
         </w:rPr>
-        <w:t>A natural response to Section 4.1 is to subtract the null baseline from the reported value and treat the remainder as the model's contribution. We tested whether that works, and it does not in general. Holding true skill fixed while varying δ, the subtraction should return a constant; instead it decays, and it decays in proportion to how much range the AUC scale has left.</w:t>
+        <w:t>The natural response to Section 4.1 is to remove the design's contribution and keep the remainder as the model's. We pursued that and report here why it cannot work, because the reason is more informative than the method would have been.</w:t>
+      </w:r>
+    </w:p>
+    <w:p>
+      <w:r>
+        <w:rPr>
+          <w:i w:val="0"/>
+          <w:sz w:val="22"/>
+        </w:rPr>
+        <w:t>An AUC is a function of two class-conditional distributions and nothing else. A difference between presences and absences enters those distributions identically whether it arises because presences are genuinely different terrain or because the absences were drawn from elsewhere. No statistic computed from the two samples can attribute it, since the samples are all there is.</w:t>
+      </w:r>
+    </w:p>
+    <w:p>
+      <w:r>
+        <w:rPr>
+          <w:i w:val="0"/>
+          <w:sz w:val="22"/>
+        </w:rPr>
+        <w:t>That this bites in practice, and not only in principle, can be shown by construction. Two synthetic worlds were built. In the first, predictors are strongly related to true susceptibility and absences are drawn from terrain like the presences. In the second, predictors are weakly related and absences are drawn from further away. Parameters were chosen so the observed clouds nearly coincide.</w:t>
       </w:r>
     </w:p>
     <w:p>
@@ -1811,7 +1829,7 @@
           <w:b/>
           <w:sz w:val="19"/>
         </w:rPr>
-        <w:t>Table 4. Recovery of known true skill by subtraction, against absence displacement.</w:t>
+        <w:t>Table 4. Two worlds with nearly identical observable data and different true skill.</w:t>
       </w:r>
     </w:p>
     <w:tbl>
@@ -1830,7 +1848,7 @@
       <w:tr>
         <w:tc>
           <w:tcPr>
-            <w:tcW w:type="dxa" w:w="1296"/>
+            <w:tcW w:type="dxa" w:w="3600"/>
           </w:tcPr>
           <w:p>
             <w:r/>
@@ -1839,13 +1857,13 @@
                 <w:b/>
                 <w:sz w:val="18"/>
               </w:rPr>
-              <w:t>δ (SD)</w:t>
+              <w:t>World</w:t>
             </w:r>
           </w:p>
         </w:tc>
         <w:tc>
           <w:tcPr>
-            <w:tcW w:type="dxa" w:w="2736"/>
+            <w:tcW w:type="dxa" w:w="2448"/>
           </w:tcPr>
           <w:p>
             <w:r/>
@@ -1854,1041 +1872,7 @@
                 <w:b/>
                 <w:sz w:val="18"/>
               </w:rPr>
-              <w:t>Headroom (1 − baseline)</w:t>
-            </w:r>
-          </w:p>
-        </w:tc>
-        <w:tc>
-          <w:tcPr>
-            <w:tcW w:type="dxa" w:w="1872"/>
-          </w:tcPr>
-          <w:p>
-            <w:r/>
-            <w:r>
-              <w:rPr>
-                <w:b/>
-                <w:sz w:val="18"/>
-              </w:rPr>
-              <w:t>Mean |error|</w:t>
-            </w:r>
-          </w:p>
-        </w:tc>
-        <w:tc>
-          <w:tcPr>
-            <w:tcW w:type="dxa" w:w="2304"/>
-          </w:tcPr>
-          <w:p>
-            <w:r/>
-            <w:r>
-              <w:rPr>
-                <w:b/>
-                <w:sz w:val="18"/>
-              </w:rPr>
-              <w:t>True skill recovered</w:t>
-            </w:r>
-          </w:p>
-        </w:tc>
-      </w:tr>
-      <w:tr>
-        <w:tc>
-          <w:tcPr>
-            <w:tcW w:type="dxa" w:w="1296"/>
-          </w:tcPr>
-          <w:p>
-            <w:r/>
-            <w:r>
-              <w:rPr>
-                <w:sz w:val="18"/>
-              </w:rPr>
-              <w:t>0</w:t>
-            </w:r>
-          </w:p>
-        </w:tc>
-        <w:tc>
-          <w:tcPr>
-            <w:tcW w:type="dxa" w:w="2736"/>
-          </w:tcPr>
-          <w:p>
-            <w:r/>
-            <w:r>
-              <w:rPr>
-                <w:sz w:val="18"/>
-              </w:rPr>
-              <w:t>0.522</w:t>
-            </w:r>
-          </w:p>
-        </w:tc>
-        <w:tc>
-          <w:tcPr>
-            <w:tcW w:type="dxa" w:w="1872"/>
-          </w:tcPr>
-          <w:p>
-            <w:r/>
-            <w:r>
-              <w:rPr>
-                <w:sz w:val="18"/>
-              </w:rPr>
-              <w:t>0.022</w:t>
-            </w:r>
-          </w:p>
-        </w:tc>
-        <w:tc>
-          <w:tcPr>
-            <w:tcW w:type="dxa" w:w="2304"/>
-          </w:tcPr>
-          <w:p>
-            <w:r/>
-            <w:r>
-              <w:rPr>
-                <w:sz w:val="18"/>
-              </w:rPr>
-              <w:t>106%</w:t>
-            </w:r>
-          </w:p>
-        </w:tc>
-      </w:tr>
-      <w:tr>
-        <w:tc>
-          <w:tcPr>
-            <w:tcW w:type="dxa" w:w="1296"/>
-          </w:tcPr>
-          <w:p>
-            <w:r/>
-            <w:r>
-              <w:rPr>
-                <w:sz w:val="18"/>
-              </w:rPr>
-              <w:t>0.5</w:t>
-            </w:r>
-          </w:p>
-        </w:tc>
-        <w:tc>
-          <w:tcPr>
-            <w:tcW w:type="dxa" w:w="2736"/>
-          </w:tcPr>
-          <w:p>
-            <w:r/>
-            <w:r>
-              <w:rPr>
-                <w:sz w:val="18"/>
-              </w:rPr>
-              <w:t>0.406</w:t>
-            </w:r>
-          </w:p>
-        </w:tc>
-        <w:tc>
-          <w:tcPr>
-            <w:tcW w:type="dxa" w:w="1872"/>
-          </w:tcPr>
-          <w:p>
-            <w:r/>
-            <w:r>
-              <w:rPr>
-                <w:sz w:val="18"/>
-              </w:rPr>
-              <w:t>0.080</w:t>
-            </w:r>
-          </w:p>
-        </w:tc>
-        <w:tc>
-          <w:tcPr>
-            <w:tcW w:type="dxa" w:w="2304"/>
-          </w:tcPr>
-          <w:p>
-            <w:r/>
-            <w:r>
-              <w:rPr>
-                <w:sz w:val="18"/>
-              </w:rPr>
-              <w:t>79%</w:t>
-            </w:r>
-          </w:p>
-        </w:tc>
-      </w:tr>
-      <w:tr>
-        <w:tc>
-          <w:tcPr>
-            <w:tcW w:type="dxa" w:w="1296"/>
-          </w:tcPr>
-          <w:p>
-            <w:r/>
-            <w:r>
-              <w:rPr>
-                <w:sz w:val="18"/>
-              </w:rPr>
-              <w:t>1</w:t>
-            </w:r>
-          </w:p>
-        </w:tc>
-        <w:tc>
-          <w:tcPr>
-            <w:tcW w:type="dxa" w:w="2736"/>
-          </w:tcPr>
-          <w:p>
-            <w:r/>
-            <w:r>
-              <w:rPr>
-                <w:sz w:val="18"/>
-              </w:rPr>
-              <w:t>0.259</w:t>
-            </w:r>
-          </w:p>
-        </w:tc>
-        <w:tc>
-          <w:tcPr>
-            <w:tcW w:type="dxa" w:w="1872"/>
-          </w:tcPr>
-          <w:p>
-            <w:r/>
-            <w:r>
-              <w:rPr>
-                <w:sz w:val="18"/>
-              </w:rPr>
-              <w:t>0.196</w:t>
-            </w:r>
-          </w:p>
-        </w:tc>
-        <w:tc>
-          <w:tcPr>
-            <w:tcW w:type="dxa" w:w="2304"/>
-          </w:tcPr>
-          <w:p>
-            <w:r/>
-            <w:r>
-              <w:rPr>
-                <w:sz w:val="18"/>
-              </w:rPr>
-              <w:t>48%</w:t>
-            </w:r>
-          </w:p>
-        </w:tc>
-      </w:tr>
-      <w:tr>
-        <w:tc>
-          <w:tcPr>
-            <w:tcW w:type="dxa" w:w="1296"/>
-          </w:tcPr>
-          <w:p>
-            <w:r/>
-            <w:r>
-              <w:rPr>
-                <w:sz w:val="18"/>
-              </w:rPr>
-              <w:t>1.5</w:t>
-            </w:r>
-          </w:p>
-        </w:tc>
-        <w:tc>
-          <w:tcPr>
-            <w:tcW w:type="dxa" w:w="2736"/>
-          </w:tcPr>
-          <w:p>
-            <w:r/>
-            <w:r>
-              <w:rPr>
-                <w:sz w:val="18"/>
-              </w:rPr>
-              <w:t>0.155</w:t>
-            </w:r>
-          </w:p>
-        </w:tc>
-        <w:tc>
-          <w:tcPr>
-            <w:tcW w:type="dxa" w:w="1872"/>
-          </w:tcPr>
-          <w:p>
-            <w:r/>
-            <w:r>
-              <w:rPr>
-                <w:sz w:val="18"/>
-              </w:rPr>
-              <w:t>0.270</w:t>
-            </w:r>
-          </w:p>
-        </w:tc>
-        <w:tc>
-          <w:tcPr>
-            <w:tcW w:type="dxa" w:w="2304"/>
-          </w:tcPr>
-          <w:p>
-            <w:r/>
-            <w:r>
-              <w:rPr>
-                <w:sz w:val="18"/>
-              </w:rPr>
-              <w:t>28%</w:t>
-            </w:r>
-          </w:p>
-        </w:tc>
-      </w:tr>
-      <w:tr>
-        <w:tc>
-          <w:tcPr>
-            <w:tcW w:type="dxa" w:w="1296"/>
-          </w:tcPr>
-          <w:p>
-            <w:r/>
-            <w:r>
-              <w:rPr>
-                <w:sz w:val="18"/>
-              </w:rPr>
-              <w:t>2</w:t>
-            </w:r>
-          </w:p>
-        </w:tc>
-        <w:tc>
-          <w:tcPr>
-            <w:tcW w:type="dxa" w:w="2736"/>
-          </w:tcPr>
-          <w:p>
-            <w:r/>
-            <w:r>
-              <w:rPr>
-                <w:sz w:val="18"/>
-              </w:rPr>
-              <w:t>0.084</w:t>
-            </w:r>
-          </w:p>
-        </w:tc>
-        <w:tc>
-          <w:tcPr>
-            <w:tcW w:type="dxa" w:w="1872"/>
-          </w:tcPr>
-          <w:p>
-            <w:r/>
-            <w:r>
-              <w:rPr>
-                <w:sz w:val="18"/>
-              </w:rPr>
-              <w:t>0.319</w:t>
-            </w:r>
-          </w:p>
-        </w:tc>
-        <w:tc>
-          <w:tcPr>
-            <w:tcW w:type="dxa" w:w="2304"/>
-          </w:tcPr>
-          <w:p>
-            <w:r/>
-            <w:r>
-              <w:rPr>
-                <w:sz w:val="18"/>
-              </w:rPr>
-              <w:t>14%</w:t>
-            </w:r>
-          </w:p>
-        </w:tc>
-      </w:tr>
-      <w:tr>
-        <w:tc>
-          <w:tcPr>
-            <w:tcW w:type="dxa" w:w="1296"/>
-          </w:tcPr>
-          <w:p>
-            <w:r/>
-            <w:r>
-              <w:rPr>
-                <w:sz w:val="18"/>
-              </w:rPr>
-              <w:t>2.5</w:t>
-            </w:r>
-          </w:p>
-        </w:tc>
-        <w:tc>
-          <w:tcPr>
-            <w:tcW w:type="dxa" w:w="2736"/>
-          </w:tcPr>
-          <w:p>
-            <w:r/>
-            <w:r>
-              <w:rPr>
-                <w:sz w:val="18"/>
-              </w:rPr>
-              <w:t>0.043</w:t>
-            </w:r>
-          </w:p>
-        </w:tc>
-        <w:tc>
-          <w:tcPr>
-            <w:tcW w:type="dxa" w:w="1872"/>
-          </w:tcPr>
-          <w:p>
-            <w:r/>
-            <w:r>
-              <w:rPr>
-                <w:sz w:val="18"/>
-              </w:rPr>
-              <w:t>0.346</w:t>
-            </w:r>
-          </w:p>
-        </w:tc>
-        <w:tc>
-          <w:tcPr>
-            <w:tcW w:type="dxa" w:w="2304"/>
-          </w:tcPr>
-          <w:p>
-            <w:r/>
-            <w:r>
-              <w:rPr>
-                <w:sz w:val="18"/>
-              </w:rPr>
-              <w:t>7%</w:t>
-            </w:r>
-          </w:p>
-        </w:tc>
-      </w:tr>
-      <w:tr>
-        <w:tc>
-          <w:tcPr>
-            <w:tcW w:type="dxa" w:w="1296"/>
-          </w:tcPr>
-          <w:p>
-            <w:r/>
-            <w:r>
-              <w:rPr>
-                <w:sz w:val="18"/>
-              </w:rPr>
-              <w:t>3</w:t>
-            </w:r>
-          </w:p>
-        </w:tc>
-        <w:tc>
-          <w:tcPr>
-            <w:tcW w:type="dxa" w:w="2736"/>
-          </w:tcPr>
-          <w:p>
-            <w:r/>
-            <w:r>
-              <w:rPr>
-                <w:sz w:val="18"/>
-              </w:rPr>
-              <w:t>0.020</w:t>
-            </w:r>
-          </w:p>
-        </w:tc>
-        <w:tc>
-          <w:tcPr>
-            <w:tcW w:type="dxa" w:w="1872"/>
-          </w:tcPr>
-          <w:p>
-            <w:r/>
-            <w:r>
-              <w:rPr>
-                <w:sz w:val="18"/>
-              </w:rPr>
-              <w:t>0.359</w:t>
-            </w:r>
-          </w:p>
-        </w:tc>
-        <w:tc>
-          <w:tcPr>
-            <w:tcW w:type="dxa" w:w="2304"/>
-          </w:tcPr>
-          <w:p>
-            <w:r/>
-            <w:r>
-              <w:rPr>
-                <w:sz w:val="18"/>
-              </w:rPr>
-              <w:t>4%</w:t>
-            </w:r>
-          </w:p>
-        </w:tc>
-      </w:tr>
-    </w:tbl>
-    <w:p/>
-    <w:p>
-      <w:r>
-        <w:rPr>
-          <w:i w:val="0"/>
-          <w:sz w:val="22"/>
-        </w:rPr>
-        <w:t>At δ = 0 the subtraction recovers the known skill almost exactly. At δ = 1 it recovers 46%, and at δ = 2 only 14%. The mechanism is not subtle: AUC is bounded above by unity, so the range available to express skill is 1 − B, where B is the null baseline. At δ = 3 that headroom is 0.020 — the scale is saturated, and the information is destroyed rather than displaced. No post-hoc arithmetic recovers it.</w:t>
-      </w:r>
-    </w:p>
-    <w:p>
-      <w:r>
-        <w:rPr>
-          <w:i w:val="0"/>
-          <w:sz w:val="22"/>
-        </w:rPr>
-        <w:t>The failure is not peculiar to Gaussian predictors. Repeating the test with correlated predictors, a nonlinear decision boundary, spatially clustered presences and 20% label noise gives the same behaviour in every case: exact at δ = 0 and degrading from δ = 1 onward. Clustering is the least forgiving, which matters because real inventories are clustered. The error also grows with the amount of true skill present, since a model with more to express loses more when the scale runs out of room.</w:t>
-      </w:r>
-    </w:p>
-    <w:p>
-      <w:r>
-        <w:rPr>
-          <w:b/>
-          <w:sz w:val="19"/>
-        </w:rPr>
-        <w:t>Table 5. Mean absolute error of the subtraction, by data structure and displacement.</w:t>
-      </w:r>
-    </w:p>
-    <w:tbl>
-      <w:tblPr>
-        <w:tblStyle w:val="LightGrid-Accent1"/>
-        <w:tblW w:type="auto" w:w="0"/>
-        <w:jc w:val="center"/>
-        <w:tblLook w:firstColumn="1" w:firstRow="1" w:lastColumn="0" w:lastRow="0" w:noHBand="0" w:noVBand="1" w:val="04A0"/>
-      </w:tblPr>
-      <w:tblGrid>
-        <w:gridCol w:w="1728"/>
-        <w:gridCol w:w="1728"/>
-        <w:gridCol w:w="1728"/>
-        <w:gridCol w:w="1728"/>
-        <w:gridCol w:w="1728"/>
-      </w:tblGrid>
-      <w:tr>
-        <w:tc>
-          <w:tcPr>
-            <w:tcW w:type="dxa" w:w="3024"/>
-          </w:tcPr>
-          <w:p>
-            <w:r/>
-            <w:r>
-              <w:rPr>
-                <w:b/>
-                <w:sz w:val="18"/>
-              </w:rPr>
-              <w:t>Data structure</w:t>
-            </w:r>
-          </w:p>
-        </w:tc>
-        <w:tc>
-          <w:tcPr>
-            <w:tcW w:type="dxa" w:w="1080"/>
-          </w:tcPr>
-          <w:p>
-            <w:r/>
-            <w:r>
-              <w:rPr>
-                <w:b/>
-                <w:sz w:val="18"/>
-              </w:rPr>
-              <w:t>δ=0</w:t>
-            </w:r>
-          </w:p>
-        </w:tc>
-        <w:tc>
-          <w:tcPr>
-            <w:tcW w:type="dxa" w:w="1080"/>
-          </w:tcPr>
-          <w:p>
-            <w:r/>
-            <w:r>
-              <w:rPr>
-                <w:b/>
-                <w:sz w:val="18"/>
-              </w:rPr>
-              <w:t>δ=1</w:t>
-            </w:r>
-          </w:p>
-        </w:tc>
-        <w:tc>
-          <w:tcPr>
-            <w:tcW w:type="dxa" w:w="1080"/>
-          </w:tcPr>
-          <w:p>
-            <w:r/>
-            <w:r>
-              <w:rPr>
-                <w:b/>
-                <w:sz w:val="18"/>
-              </w:rPr>
-              <w:t>δ=2</w:t>
-            </w:r>
-          </w:p>
-        </w:tc>
-        <w:tc>
-          <w:tcPr>
-            <w:tcW w:type="dxa" w:w="1080"/>
-          </w:tcPr>
-          <w:p>
-            <w:r/>
-            <w:r>
-              <w:rPr>
-                <w:b/>
-                <w:sz w:val="18"/>
-              </w:rPr>
-              <w:t>δ=3</w:t>
-            </w:r>
-          </w:p>
-        </w:tc>
-      </w:tr>
-      <w:tr>
-        <w:tc>
-          <w:tcPr>
-            <w:tcW w:type="dxa" w:w="3024"/>
-          </w:tcPr>
-          <w:p>
-            <w:r/>
-            <w:r>
-              <w:rPr>
-                <w:sz w:val="18"/>
-              </w:rPr>
-              <w:t>Clustered presences</w:t>
-            </w:r>
-          </w:p>
-        </w:tc>
-        <w:tc>
-          <w:tcPr>
-            <w:tcW w:type="dxa" w:w="1080"/>
-          </w:tcPr>
-          <w:p>
-            <w:r/>
-            <w:r>
-              <w:rPr>
-                <w:sz w:val="18"/>
-              </w:rPr>
-              <w:t>0.002</w:t>
-            </w:r>
-          </w:p>
-        </w:tc>
-        <w:tc>
-          <w:tcPr>
-            <w:tcW w:type="dxa" w:w="1080"/>
-          </w:tcPr>
-          <w:p>
-            <w:r/>
-            <w:r>
-              <w:rPr>
-                <w:sz w:val="18"/>
-              </w:rPr>
-              <w:t>0.233</w:t>
-            </w:r>
-          </w:p>
-        </w:tc>
-        <w:tc>
-          <w:tcPr>
-            <w:tcW w:type="dxa" w:w="1080"/>
-          </w:tcPr>
-          <w:p>
-            <w:r/>
-            <w:r>
-              <w:rPr>
-                <w:sz w:val="18"/>
-              </w:rPr>
-              <w:t>0.406</w:t>
-            </w:r>
-          </w:p>
-        </w:tc>
-        <w:tc>
-          <w:tcPr>
-            <w:tcW w:type="dxa" w:w="1080"/>
-          </w:tcPr>
-          <w:p>
-            <w:r/>
-            <w:r>
-              <w:rPr>
-                <w:sz w:val="18"/>
-              </w:rPr>
-              <w:t>0.468</w:t>
-            </w:r>
-          </w:p>
-        </w:tc>
-      </w:tr>
-      <w:tr>
-        <w:tc>
-          <w:tcPr>
-            <w:tcW w:type="dxa" w:w="3024"/>
-          </w:tcPr>
-          <w:p>
-            <w:r/>
-            <w:r>
-              <w:rPr>
-                <w:sz w:val="18"/>
-              </w:rPr>
-              <w:t>Correlated predictors</w:t>
-            </w:r>
-          </w:p>
-        </w:tc>
-        <w:tc>
-          <w:tcPr>
-            <w:tcW w:type="dxa" w:w="1080"/>
-          </w:tcPr>
-          <w:p>
-            <w:r/>
-            <w:r>
-              <w:rPr>
-                <w:sz w:val="18"/>
-              </w:rPr>
-              <w:t>0.002</w:t>
-            </w:r>
-          </w:p>
-        </w:tc>
-        <w:tc>
-          <w:tcPr>
-            <w:tcW w:type="dxa" w:w="1080"/>
-          </w:tcPr>
-          <w:p>
-            <w:r/>
-            <w:r>
-              <w:rPr>
-                <w:sz w:val="18"/>
-              </w:rPr>
-              <w:t>0.150</w:t>
-            </w:r>
-          </w:p>
-        </w:tc>
-        <w:tc>
-          <w:tcPr>
-            <w:tcW w:type="dxa" w:w="1080"/>
-          </w:tcPr>
-          <w:p>
-            <w:r/>
-            <w:r>
-              <w:rPr>
-                <w:sz w:val="18"/>
-              </w:rPr>
-              <w:t>0.269</w:t>
-            </w:r>
-          </w:p>
-        </w:tc>
-        <w:tc>
-          <w:tcPr>
-            <w:tcW w:type="dxa" w:w="1080"/>
-          </w:tcPr>
-          <w:p>
-            <w:r/>
-            <w:r>
-              <w:rPr>
-                <w:sz w:val="18"/>
-              </w:rPr>
-              <w:t>0.321</w:t>
-            </w:r>
-          </w:p>
-        </w:tc>
-      </w:tr>
-      <w:tr>
-        <w:tc>
-          <w:tcPr>
-            <w:tcW w:type="dxa" w:w="3024"/>
-          </w:tcPr>
-          <w:p>
-            <w:r/>
-            <w:r>
-              <w:rPr>
-                <w:sz w:val="18"/>
-              </w:rPr>
-              <w:t>Gaussian predictors</w:t>
-            </w:r>
-          </w:p>
-        </w:tc>
-        <w:tc>
-          <w:tcPr>
-            <w:tcW w:type="dxa" w:w="1080"/>
-          </w:tcPr>
-          <w:p>
-            <w:r/>
-            <w:r>
-              <w:rPr>
-                <w:sz w:val="18"/>
-              </w:rPr>
-              <w:t>0.002</w:t>
-            </w:r>
-          </w:p>
-        </w:tc>
-        <w:tc>
-          <w:tcPr>
-            <w:tcW w:type="dxa" w:w="1080"/>
-          </w:tcPr>
-          <w:p>
-            <w:r/>
-            <w:r>
-              <w:rPr>
-                <w:sz w:val="18"/>
-              </w:rPr>
-              <w:t>0.192</w:t>
-            </w:r>
-          </w:p>
-        </w:tc>
-        <w:tc>
-          <w:tcPr>
-            <w:tcW w:type="dxa" w:w="1080"/>
-          </w:tcPr>
-          <w:p>
-            <w:r/>
-            <w:r>
-              <w:rPr>
-                <w:sz w:val="18"/>
-              </w:rPr>
-              <w:t>0.310</w:t>
-            </w:r>
-          </w:p>
-        </w:tc>
-        <w:tc>
-          <w:tcPr>
-            <w:tcW w:type="dxa" w:w="1080"/>
-          </w:tcPr>
-          <w:p>
-            <w:r/>
-            <w:r>
-              <w:rPr>
-                <w:sz w:val="18"/>
-              </w:rPr>
-              <w:t>0.348</w:t>
-            </w:r>
-          </w:p>
-        </w:tc>
-      </w:tr>
-      <w:tr>
-        <w:tc>
-          <w:tcPr>
-            <w:tcW w:type="dxa" w:w="3024"/>
-          </w:tcPr>
-          <w:p>
-            <w:r/>
-            <w:r>
-              <w:rPr>
-                <w:sz w:val="18"/>
-              </w:rPr>
-              <w:t>20% label noise</w:t>
-            </w:r>
-          </w:p>
-        </w:tc>
-        <w:tc>
-          <w:tcPr>
-            <w:tcW w:type="dxa" w:w="1080"/>
-          </w:tcPr>
-          <w:p>
-            <w:r/>
-            <w:r>
-              <w:rPr>
-                <w:sz w:val="18"/>
-              </w:rPr>
-              <w:t>0.002</w:t>
-            </w:r>
-          </w:p>
-        </w:tc>
-        <w:tc>
-          <w:tcPr>
-            <w:tcW w:type="dxa" w:w="1080"/>
-          </w:tcPr>
-          <w:p>
-            <w:r/>
-            <w:r>
-              <w:rPr>
-                <w:sz w:val="18"/>
-              </w:rPr>
-              <w:t>0.213</w:t>
-            </w:r>
-          </w:p>
-        </w:tc>
-        <w:tc>
-          <w:tcPr>
-            <w:tcW w:type="dxa" w:w="1080"/>
-          </w:tcPr>
-          <w:p>
-            <w:r/>
-            <w:r>
-              <w:rPr>
-                <w:sz w:val="18"/>
-              </w:rPr>
-              <w:t>0.354</w:t>
-            </w:r>
-          </w:p>
-        </w:tc>
-        <w:tc>
-          <w:tcPr>
-            <w:tcW w:type="dxa" w:w="1080"/>
-          </w:tcPr>
-          <w:p>
-            <w:r/>
-            <w:r>
-              <w:rPr>
-                <w:sz w:val="18"/>
-              </w:rPr>
-              <w:t>0.395</w:t>
-            </w:r>
-          </w:p>
-        </w:tc>
-      </w:tr>
-      <w:tr>
-        <w:tc>
-          <w:tcPr>
-            <w:tcW w:type="dxa" w:w="3024"/>
-          </w:tcPr>
-          <w:p>
-            <w:r/>
-            <w:r>
-              <w:rPr>
-                <w:sz w:val="18"/>
-              </w:rPr>
-              <w:t>Nonlinear boundary</w:t>
-            </w:r>
-          </w:p>
-        </w:tc>
-        <w:tc>
-          <w:tcPr>
-            <w:tcW w:type="dxa" w:w="1080"/>
-          </w:tcPr>
-          <w:p>
-            <w:r/>
-            <w:r>
-              <w:rPr>
-                <w:sz w:val="18"/>
-              </w:rPr>
-              <w:t>0.002</w:t>
-            </w:r>
-          </w:p>
-        </w:tc>
-        <w:tc>
-          <w:tcPr>
-            <w:tcW w:type="dxa" w:w="1080"/>
-          </w:tcPr>
-          <w:p>
-            <w:r/>
-            <w:r>
-              <w:rPr>
-                <w:sz w:val="18"/>
-              </w:rPr>
-              <w:t>0.142</w:t>
-            </w:r>
-          </w:p>
-        </w:tc>
-        <w:tc>
-          <w:tcPr>
-            <w:tcW w:type="dxa" w:w="1080"/>
-          </w:tcPr>
-          <w:p>
-            <w:r/>
-            <w:r>
-              <w:rPr>
-                <w:sz w:val="18"/>
-              </w:rPr>
-              <w:t>0.228</w:t>
-            </w:r>
-          </w:p>
-        </w:tc>
-        <w:tc>
-          <w:tcPr>
-            <w:tcW w:type="dxa" w:w="1080"/>
-          </w:tcPr>
-          <w:p>
-            <w:r/>
-            <w:r>
-              <w:rPr>
-                <w:sz w:val="18"/>
-              </w:rPr>
-              <w:t>0.256</w:t>
-            </w:r>
-          </w:p>
-        </w:tc>
-      </w:tr>
-    </w:tbl>
-    <w:p/>
-    <w:p>
-      <w:pPr>
-        <w:jc w:val="center"/>
-      </w:pPr>
-      <w:r>
-        <w:drawing>
-          <wp:inline xmlns:a="http://schemas.openxmlformats.org/drawingml/2006/main" xmlns:pic="http://schemas.openxmlformats.org/drawingml/2006/picture">
-            <wp:extent cx="5486400" cy="3204231"/>
-            <wp:docPr id="3" name="Picture 3"/>
-            <wp:cNvGraphicFramePr>
-              <a:graphicFrameLocks noChangeAspect="1"/>
-            </wp:cNvGraphicFramePr>
-            <a:graphic>
-              <a:graphicData uri="http://schemas.openxmlformats.org/drawingml/2006/picture">
-                <pic:pic>
-                  <pic:nvPicPr>
-                    <pic:cNvPr id="0" name="fig_headroom.png"/>
-                    <pic:cNvPicPr/>
-                  </pic:nvPicPr>
-                  <pic:blipFill>
-                    <a:blip r:embed="rId11"/>
-                    <a:stretch>
-                      <a:fillRect/>
-                    </a:stretch>
-                  </pic:blipFill>
-                  <pic:spPr>
-                    <a:xfrm>
-                      <a:off x="0" y="0"/>
-                      <a:ext cx="5486400" cy="3204231"/>
-                    </a:xfrm>
-                    <a:prstGeom prst="rect"/>
-                  </pic:spPr>
-                </pic:pic>
-              </a:graphicData>
-            </a:graphic>
-          </wp:inline>
-        </w:drawing>
-      </w:r>
-    </w:p>
-    <w:p>
-      <w:pPr>
-        <w:jc w:val="center"/>
-      </w:pPr>
-      <w:r>
-        <w:rPr>
-          <w:i/>
-          <w:sz w:val="18"/>
-        </w:rPr>
-        <w:t>Figure 3. Headroom remaining on the AUC scale, and the fraction of known true skill that subtraction recovers, against absence displacement.</w:t>
-      </w:r>
-    </w:p>
-    <w:p>
-      <w:r>
-        <w:rPr>
-          <w:i w:val="0"/>
-          <w:sz w:val="22"/>
-        </w:rPr>
-        <w:t>We therefore do not propose design-adjusted skill as a correction to AUC. What the construction supports is weaker and, we think, more useful: a test of whether a reported AUC is interpretable at all. Report δ, obtain B by simulation at that δ, and report the headroom 1 − B. Where headroom is small the reported AUC cannot distinguish a model that works from one that does not, and the appropriate response is to redraw the absences rather than to adjust the score.</w:t>
-      </w:r>
-    </w:p>
-    <w:p>
-      <w:r>
-        <w:rPr>
-          <w:b/>
-          <w:sz w:val="19"/>
-        </w:rPr>
-        <w:t>Table 6. Absence separability, null baseline and remaining headroom for each configuration.</w:t>
-      </w:r>
-    </w:p>
-    <w:tbl>
-      <w:tblPr>
-        <w:tblStyle w:val="LightGrid-Accent1"/>
-        <w:tblW w:type="auto" w:w="0"/>
-        <w:jc w:val="center"/>
-        <w:tblLook w:firstColumn="1" w:firstRow="1" w:lastColumn="0" w:lastRow="0" w:noHBand="0" w:noVBand="1" w:val="04A0"/>
-      </w:tblPr>
-      <w:tblGrid>
-        <w:gridCol w:w="1440"/>
-        <w:gridCol w:w="1440"/>
-        <w:gridCol w:w="1440"/>
-        <w:gridCol w:w="1440"/>
-        <w:gridCol w:w="1440"/>
-        <w:gridCol w:w="1440"/>
-      </w:tblGrid>
-      <w:tr>
-        <w:tc>
-          <w:tcPr>
-            <w:tcW w:type="dxa" w:w="3168"/>
-          </w:tcPr>
-          <w:p>
-            <w:r/>
-            <w:r>
-              <w:rPr>
-                <w:b/>
-                <w:sz w:val="18"/>
-              </w:rPr>
-              <w:t>Configuration</w:t>
-            </w:r>
-          </w:p>
-        </w:tc>
-        <w:tc>
-          <w:tcPr>
-            <w:tcW w:type="dxa" w:w="864"/>
-          </w:tcPr>
-          <w:p>
-            <w:r/>
-            <w:r>
-              <w:rPr>
-                <w:b/>
-                <w:sz w:val="18"/>
-              </w:rPr>
-              <w:t>δ</w:t>
+              <w:t>Observed presence–absence gap</w:t>
             </w:r>
           </w:p>
         </w:tc>
@@ -2909,7 +1893,7 @@
         </w:tc>
         <w:tc>
           <w:tcPr>
-            <w:tcW w:type="dxa" w:w="1296"/>
+            <w:tcW w:type="dxa" w:w="2016"/>
           </w:tcPr>
           <w:p>
             <w:r/>
@@ -2918,37 +1902,7 @@
                 <w:b/>
                 <w:sz w:val="18"/>
               </w:rPr>
-              <w:t>Baseline</w:t>
-            </w:r>
-          </w:p>
-        </w:tc>
-        <w:tc>
-          <w:tcPr>
-            <w:tcW w:type="dxa" w:w="1296"/>
-          </w:tcPr>
-          <w:p>
-            <w:r/>
-            <w:r>
-              <w:rPr>
-                <w:b/>
-                <w:sz w:val="18"/>
-              </w:rPr>
-              <w:t>Headroom</w:t>
-            </w:r>
-          </w:p>
-        </w:tc>
-        <w:tc>
-          <w:tcPr>
-            <w:tcW w:type="dxa" w:w="1584"/>
-          </w:tcPr>
-          <w:p>
-            <w:r/>
-            <w:r>
-              <w:rPr>
-                <w:b/>
-                <w:sz w:val="18"/>
-              </w:rPr>
-              <w:t>Above baseline</w:t>
+              <w:t>AUC against true absences</w:t>
             </w:r>
           </w:p>
         </w:tc>
@@ -2956,7 +1910,7 @@
       <w:tr>
         <w:tc>
           <w:tcPr>
-            <w:tcW w:type="dxa" w:w="3168"/>
+            <w:tcW w:type="dxa" w:w="3600"/>
           </w:tcPr>
           <w:p>
             <w:r/>
@@ -2964,13 +1918,13 @@
               <w:rPr>
                 <w:sz w:val="18"/>
               </w:rPr>
-              <w:t>Published protocol (flat/vegetated absences)</w:t>
+              <w:t>A  informative predictors, honest absences</w:t>
             </w:r>
           </w:p>
         </w:tc>
         <w:tc>
           <w:tcPr>
-            <w:tcW w:type="dxa" w:w="864"/>
+            <w:tcW w:type="dxa" w:w="2448"/>
           </w:tcPr>
           <w:p>
             <w:r/>
@@ -2978,7 +1932,7 @@
               <w:rPr>
                 <w:sz w:val="18"/>
               </w:rPr>
-              <w:t>7.06</w:t>
+              <w:t>2.405</w:t>
             </w:r>
           </w:p>
         </w:tc>
@@ -2992,13 +1946,13 @@
               <w:rPr>
                 <w:sz w:val="18"/>
               </w:rPr>
-              <w:t>1.000</w:t>
+              <w:t>0.950</w:t>
             </w:r>
           </w:p>
         </w:tc>
         <w:tc>
           <w:tcPr>
-            <w:tcW w:type="dxa" w:w="1296"/>
+            <w:tcW w:type="dxa" w:w="2016"/>
           </w:tcPr>
           <w:p>
             <w:r/>
@@ -3006,13 +1960,15 @@
               <w:rPr>
                 <w:sz w:val="18"/>
               </w:rPr>
-              <w:t>1.000</w:t>
+              <w:t>0.987</w:t>
             </w:r>
           </w:p>
         </w:tc>
+      </w:tr>
+      <w:tr>
         <w:tc>
           <w:tcPr>
-            <w:tcW w:type="dxa" w:w="1296"/>
+            <w:tcW w:type="dxa" w:w="3600"/>
           </w:tcPr>
           <w:p>
             <w:r/>
@@ -3020,13 +1976,13 @@
               <w:rPr>
                 <w:sz w:val="18"/>
               </w:rPr>
-              <w:t>0.000</w:t>
+              <w:t>B  weak predictors, displaced absences</w:t>
             </w:r>
           </w:p>
         </w:tc>
         <w:tc>
           <w:tcPr>
-            <w:tcW w:type="dxa" w:w="1584"/>
+            <w:tcW w:type="dxa" w:w="2448"/>
           </w:tcPr>
           <w:p>
             <w:r/>
@@ -3034,37 +1990,7 @@
               <w:rPr>
                 <w:sz w:val="18"/>
               </w:rPr>
-              <w:t>—</w:t>
-            </w:r>
-          </w:p>
-        </w:tc>
-      </w:tr>
-      <w:tr>
-        <w:tc>
-          <w:tcPr>
-            <w:tcW w:type="dxa" w:w="3168"/>
-          </w:tcPr>
-          <w:p>
-            <w:r/>
-            <w:r>
-              <w:rPr>
-                <w:sz w:val="18"/>
-              </w:rPr>
-              <w:t>Terrain-matched absences</w:t>
-            </w:r>
-          </w:p>
-        </w:tc>
-        <w:tc>
-          <w:tcPr>
-            <w:tcW w:type="dxa" w:w="864"/>
-          </w:tcPr>
-          <w:p>
-            <w:r/>
-            <w:r>
-              <w:rPr>
-                <w:sz w:val="18"/>
-              </w:rPr>
-              <w:t>2.15</w:t>
+              <w:t>2.383</w:t>
             </w:r>
           </w:p>
         </w:tc>
@@ -3078,13 +2004,13 @@
               <w:rPr>
                 <w:sz w:val="18"/>
               </w:rPr>
-              <w:t>0.954</w:t>
+              <w:t>0.908</w:t>
             </w:r>
           </w:p>
         </w:tc>
         <w:tc>
           <w:tcPr>
-            <w:tcW w:type="dxa" w:w="1296"/>
+            <w:tcW w:type="dxa" w:w="2016"/>
           </w:tcPr>
           <w:p>
             <w:r/>
@@ -3092,121 +2018,7 @@
               <w:rPr>
                 <w:sz w:val="18"/>
               </w:rPr>
-              <w:t>0.927</w:t>
-            </w:r>
-          </w:p>
-        </w:tc>
-        <w:tc>
-          <w:tcPr>
-            <w:tcW w:type="dxa" w:w="1296"/>
-          </w:tcPr>
-          <w:p>
-            <w:r/>
-            <w:r>
-              <w:rPr>
-                <w:sz w:val="18"/>
-              </w:rPr>
-              <w:t>0.073</w:t>
-            </w:r>
-          </w:p>
-        </w:tc>
-        <w:tc>
-          <w:tcPr>
-            <w:tcW w:type="dxa" w:w="1584"/>
-          </w:tcPr>
-          <w:p>
-            <w:r/>
-            <w:r>
-              <w:rPr>
-                <w:sz w:val="18"/>
-              </w:rPr>
-              <w:t>+0.027</w:t>
-            </w:r>
-          </w:p>
-        </w:tc>
-      </w:tr>
-      <w:tr>
-        <w:tc>
-          <w:tcPr>
-            <w:tcW w:type="dxa" w:w="3168"/>
-          </w:tcPr>
-          <w:p>
-            <w:r/>
-            <w:r>
-              <w:rPr>
-                <w:sz w:val="18"/>
-              </w:rPr>
-              <w:t>Terrain + aspect matched, corrected labels</w:t>
-            </w:r>
-          </w:p>
-        </w:tc>
-        <w:tc>
-          <w:tcPr>
-            <w:tcW w:type="dxa" w:w="864"/>
-          </w:tcPr>
-          <w:p>
-            <w:r/>
-            <w:r>
-              <w:rPr>
-                <w:sz w:val="18"/>
-              </w:rPr>
-              <w:t>1.07</w:t>
-            </w:r>
-          </w:p>
-        </w:tc>
-        <w:tc>
-          <w:tcPr>
-            <w:tcW w:type="dxa" w:w="1440"/>
-          </w:tcPr>
-          <w:p>
-            <w:r/>
-            <w:r>
-              <w:rPr>
-                <w:sz w:val="18"/>
-              </w:rPr>
-              <w:t>0.866</w:t>
-            </w:r>
-          </w:p>
-        </w:tc>
-        <w:tc>
-          <w:tcPr>
-            <w:tcW w:type="dxa" w:w="1296"/>
-          </w:tcPr>
-          <w:p>
-            <w:r/>
-            <w:r>
-              <w:rPr>
-                <w:sz w:val="18"/>
-              </w:rPr>
-              <w:t>0.758</w:t>
-            </w:r>
-          </w:p>
-        </w:tc>
-        <w:tc>
-          <w:tcPr>
-            <w:tcW w:type="dxa" w:w="1296"/>
-          </w:tcPr>
-          <w:p>
-            <w:r/>
-            <w:r>
-              <w:rPr>
-                <w:sz w:val="18"/>
-              </w:rPr>
-              <w:t>0.242</w:t>
-            </w:r>
-          </w:p>
-        </w:tc>
-        <w:tc>
-          <w:tcPr>
-            <w:tcW w:type="dxa" w:w="1584"/>
-          </w:tcPr>
-          <w:p>
-            <w:r/>
-            <w:r>
-              <w:rPr>
-                <w:sz w:val="18"/>
-              </w:rPr>
-              <w:t>+0.108</w:t>
+              <w:t>0.707</w:t>
             </w:r>
           </w:p>
         </w:tc>
@@ -3219,7 +2031,25 @@
           <w:i w:val="0"/>
           <w:sz w:val="22"/>
         </w:rPr>
-        <w:t>The published protocol places its absences 7.06 standard deviations from its presences, leaving headroom of 0.000. Its reported value is therefore uninterpretable as evidence of skill: a model with no knowledge of avalanches scores the same. This is a statement about what the evaluation can show, not a claim that the underlying model is worthless — the distinction matters, and we cannot test the latter without the original inventory. The corrected configuration leaves headroom of 0.242 and exceeds its baseline by 0.108, which Table 4 indicates is a conservative floor rather than an estimate, since at δ ≈ 1 subtraction recovers roughly half of true skill.</w:t>
+        <w:t>The observed separations differ by 0.022 and the reported AUCs by 0.043. Measured against true absences — which no presence-only study possesses — the two differ by 0.281, roughly six times as much. Data that a study could not tell apart correspond to models that differ substantially in what a reader cares about.</w:t>
+      </w:r>
+    </w:p>
+    <w:p>
+      <w:r>
+        <w:rPr>
+          <w:i w:val="0"/>
+          <w:sz w:val="22"/>
+        </w:rPr>
+        <w:t>Attempts to construct a null baseline from a study's own data fail for the same reason, and we report them so the obstacle is not mistaken for an oversight. Generating synthetic classes matched to the observed means and covariances yields a baseline of 0.989 for the corrected configuration, above its own reported AUC, because Gaussian clouds at those moments are easier to separate than the real data: the construction discards exactly the within-class overlap that makes the real problem hard. Resampling real rows within each class preserves the signal intact and is therefore not a null at all. Nor is the separability measure canonical — for the published protocol the diagonal form gives 7.06 standard deviations and the Mahalanobis form 4.64, so a baseline read off a δ axis inherits the choice of measure.</w:t>
+      </w:r>
+    </w:p>
+    <w:p>
+      <w:r>
+        <w:rPr>
+          <w:i w:val="0"/>
+          <w:sz w:val="22"/>
+        </w:rPr>
+        <w:t>We therefore withdraw any proposal to correct a reported AUC, and state the limit instead: the absolute skill of a presence-only susceptibility model is not identifiable from the data it was fitted to. What remains identifiable is the RELATIVE effect of the absence design, obtained by holding the presences, the predictors and the model fixed and varying only how absences are drawn. That comparison is the subject of the remaining sections, and it is available to any study at the cost of running its own pipeline a second time.</w:t>
       </w:r>
     </w:p>
     <w:p>
@@ -3257,7 +2087,7 @@
           <w:b/>
           <w:sz w:val="19"/>
         </w:rPr>
-        <w:t>Table 7. Reported AUC under structured label contamination.</w:t>
+        <w:t>Table 5. Reported AUC under structured label contamination.</w:t>
       </w:r>
     </w:p>
     <w:tbl>
@@ -3829,7 +2659,7 @@
           <w:b/>
           <w:sz w:val="19"/>
         </w:rPr>
-        <w:t>Table 8. AUC on a fixed honest test set, by how the training absences were drawn.</w:t>
+        <w:t>Table 6. AUC on a fixed honest test set, by how the training absences were drawn.</w:t>
       </w:r>
     </w:p>
     <w:tbl>
@@ -4319,7 +3149,7 @@
           <w:b/>
           <w:sz w:val="19"/>
         </w:rPr>
-        <w:t>Table 9. Cumulative effect of each methodological correction (XGBoost).</w:t>
+        <w:t>Table 7. Cumulative effect of each methodological correction (XGBoost).</w:t>
       </w:r>
     </w:p>
     <w:tbl>
@@ -4706,7 +3536,7 @@
         <w:drawing>
           <wp:inline xmlns:a="http://schemas.openxmlformats.org/drawingml/2006/main" xmlns:pic="http://schemas.openxmlformats.org/drawingml/2006/picture">
             <wp:extent cx="5486400" cy="2938613"/>
-            <wp:docPr id="4" name="Picture 4"/>
+            <wp:docPr id="3" name="Picture 3"/>
             <wp:cNvGraphicFramePr>
               <a:graphicFrameLocks noChangeAspect="1"/>
             </wp:cNvGraphicFramePr>
@@ -4718,7 +3548,7 @@
                     <pic:cNvPicPr/>
                   </pic:nvPicPr>
                   <pic:blipFill>
-                    <a:blip r:embed="rId12"/>
+                    <a:blip r:embed="rId11"/>
                     <a:stretch>
                       <a:fillRect/>
                     </a:stretch>
@@ -4746,7 +3576,7 @@
           <w:i/>
           <w:sz w:val="18"/>
         </w:rPr>
-        <w:t>Figure 4. Cumulative effect of each correction. Label quality removes more apparent skill than sampling design and spatial validation combined.</w:t>
+        <w:t>Figure 3. Cumulative effect of each correction. Label quality removes more apparent skill than sampling design and spatial validation combined.</w:t>
       </w:r>
     </w:p>
     <w:p>
@@ -4766,7 +3596,7 @@
           <w:b/>
           <w:sz w:val="19"/>
         </w:rPr>
-        <w:t>Table 10. Controlled decomposition of reported performance.</w:t>
+        <w:t>Table 8. Controlled decomposition of reported performance.</w:t>
       </w:r>
     </w:p>
     <w:tbl>
@@ -5167,7 +3997,7 @@
         <w:drawing>
           <wp:inline xmlns:a="http://schemas.openxmlformats.org/drawingml/2006/main" xmlns:pic="http://schemas.openxmlformats.org/drawingml/2006/picture">
             <wp:extent cx="5486400" cy="3500387"/>
-            <wp:docPr id="5" name="Picture 5"/>
+            <wp:docPr id="4" name="Picture 4"/>
             <wp:cNvGraphicFramePr>
               <a:graphicFrameLocks noChangeAspect="1"/>
             </wp:cNvGraphicFramePr>
@@ -5179,7 +4009,7 @@
                     <pic:cNvPicPr/>
                   </pic:nvPicPr>
                   <pic:blipFill>
-                    <a:blip r:embed="rId13"/>
+                    <a:blip r:embed="rId12"/>
                     <a:stretch>
                       <a:fillRect/>
                     </a:stretch>
@@ -5207,7 +4037,7 @@
           <w:i/>
           <w:sz w:val="18"/>
         </w:rPr>
-        <w:t>Figure 5. Decomposition of reported performance. Paper-style absences produce perfect separation regardless of the cross-validation scheme.</w:t>
+        <w:t>Figure 4. Decomposition of reported performance. Paper-style absences produce perfect separation regardless of the cross-validation scheme.</w:t>
       </w:r>
     </w:p>
     <w:p>
@@ -5225,7 +4055,7 @@
           <w:b/>
           <w:sz w:val="19"/>
         </w:rPr>
-        <w:t>Table 11. Sensitivity of the decomposition to inventory confidence.</w:t>
+        <w:t>Table 9. Sensitivity of the decomposition to inventory confidence.</w:t>
       </w:r>
     </w:p>
     <w:tbl>
@@ -5617,7 +4447,7 @@
         <w:drawing>
           <wp:inline xmlns:a="http://schemas.openxmlformats.org/drawingml/2006/main" xmlns:pic="http://schemas.openxmlformats.org/drawingml/2006/picture">
             <wp:extent cx="5486400" cy="3592718"/>
-            <wp:docPr id="6" name="Picture 6"/>
+            <wp:docPr id="5" name="Picture 5"/>
             <wp:cNvGraphicFramePr>
               <a:graphicFrameLocks noChangeAspect="1"/>
             </wp:cNvGraphicFramePr>
@@ -5629,7 +4459,7 @@
                     <pic:cNvPicPr/>
                   </pic:nvPicPr>
                   <pic:blipFill>
-                    <a:blip r:embed="rId14"/>
+                    <a:blip r:embed="rId13"/>
                     <a:stretch>
                       <a:fillRect/>
                     </a:stretch>
@@ -5657,7 +4487,7 @@
           <w:i/>
           <w:sz w:val="18"/>
         </w:rPr>
-        <w:t>Figure 6. The sampling artefact is independent of inventory size and label confidence.</w:t>
+        <w:t>Figure 5. The sampling artefact is independent of inventory size and label confidence.</w:t>
       </w:r>
     </w:p>
     <w:p>
@@ -5677,7 +4507,7 @@
           <w:b/>
           <w:sz w:val="19"/>
         </w:rPr>
-        <w:t>Table 12. Replacing coarse predictors with raw spatial coordinates.</w:t>
+        <w:t>Table 10. Replacing coarse predictors with raw spatial coordinates.</w:t>
       </w:r>
     </w:p>
     <w:tbl>
@@ -6064,7 +4894,7 @@
         <w:drawing>
           <wp:inline xmlns:a="http://schemas.openxmlformats.org/drawingml/2006/main" xmlns:pic="http://schemas.openxmlformats.org/drawingml/2006/picture">
             <wp:extent cx="5852160" cy="2784168"/>
-            <wp:docPr id="7" name="Picture 7"/>
+            <wp:docPr id="6" name="Picture 6"/>
             <wp:cNvGraphicFramePr>
               <a:graphicFrameLocks noChangeAspect="1"/>
             </wp:cNvGraphicFramePr>
@@ -6076,7 +4906,7 @@
                     <pic:cNvPicPr/>
                   </pic:nvPicPr>
                   <pic:blipFill>
-                    <a:blip r:embed="rId15"/>
+                    <a:blip r:embed="rId14"/>
                     <a:stretch>
                       <a:fillRect/>
                     </a:stretch>
@@ -6104,7 +4934,7 @@
           <w:i/>
           <w:sz w:val="18"/>
         </w:rPr>
-        <w:t>Figure 7. Coarse predictors are interchangeable with coordinates.</w:t>
+        <w:t>Figure 6. Coarse predictors are interchangeable with coordinates.</w:t>
       </w:r>
     </w:p>
     <w:p>
@@ -6124,7 +4954,7 @@
           <w:b/>
           <w:sz w:val="19"/>
         </w:rPr>
-        <w:t>Table 13. Effect of the background sampling ratio.</w:t>
+        <w:t>Table 11. Effect of the background sampling ratio.</w:t>
       </w:r>
     </w:p>
     <w:tbl>
@@ -6471,7 +5301,7 @@
           <w:b/>
           <w:sz w:val="19"/>
         </w:rPr>
-        <w:t>Table 14. Interventions tested on the corrected model (XGBoost, spatial-block CV).</w:t>
+        <w:t>Table 12. Interventions tested on the corrected model (XGBoost, spatial-block CV).</w:t>
       </w:r>
     </w:p>
     <w:tbl>
@@ -7049,7 +5879,7 @@
         <w:pStyle w:val="ListBullet"/>
       </w:pPr>
       <w:r>
-        <w:t>Subtracting the null baseline does not recover skill in general: tested against known true skill it returns 46% at one standard deviation of displacement and 14% at two, because the bounded AUC scale leaves progressively less room in which skill can appear.</w:t>
+        <w:t>The absolute skill of a presence-only susceptibility model is not identifiable from the data it was fitted to. Two worlds with nearly indistinguishable observed samples differ by 0.281 in their ability to rank genuinely susceptible terrain, and no statistic computed from those samples can tell them apart. Proposals to correct a reported AUC, including our own, fail for this reason rather than for want of a better estimator.</w:t>
       </w:r>
     </w:p>
     <w:p>
@@ -7057,7 +5887,15 @@
         <w:pStyle w:val="ListBullet"/>
       </w:pPr>
       <w:r>
-        <w:t>What the construction does support is a test of interpretability. The published protocol leaves headroom of 0.000 on the AUC scale, so its reported value cannot evidence skill whatever the underlying model may be worth; the corrected configuration leaves 0.242 and exceeds its baseline by at least 0.108.</w:t>
+        <w:t>What is identifiable is the relative effect of the absence design, obtained by holding presences, predictors and model fixed and varying only how absences are drawn. Any study can run that comparison on its own pipeline.</w:t>
+      </w:r>
+    </w:p>
+    <w:p>
+      <w:pPr>
+        <w:pStyle w:val="ListBullet"/>
+      </w:pPr>
+      <w:r>
+        <w:t>Training on poorly drawn absences harms the model far less than it harms the number: on a fixed honest test set performance falls only from 0.975 to 0.952 as displacement rises from zero to three standard deviations.</w:t>
       </w:r>
     </w:p>
     <w:p>
@@ -7073,7 +5911,7 @@
         <w:pStyle w:val="ListBullet"/>
       </w:pPr>
       <w:r>
-        <w:t>We recommend that susceptibility studies report their absence separability and the headroom remaining on the AUC scale alongside the AUC itself. Where headroom is small the appropriate response is to redraw the absences, not to adjust the score: the information has been destroyed rather than displaced. Code is released.</w:t>
+        <w:t>We recommend that susceptibility studies hold out an evaluation set whose absences are drawn like the presences. It costs nothing, needs no new statistic, and is the only step here that makes a reported number interpretable. Where that is impossible, a presence-only method gives a figure independent of the analyst's sampling choices at a cost of about 0.15 AUC.</w:t>
       </w:r>
     </w:p>
     <w:p>

--- a/Avalanche_Manuscript.docx
+++ b/Avalanche_Manuscript.docx
@@ -1007,784 +1007,12 @@
     <w:p>
       <w:r>
         <w:rPr>
-          <w:b/>
-          <w:sz w:val="19"/>
-        </w:rPr>
-        <w:t>Table 2. Null-model AUC under varying simulation settings.</w:t>
-      </w:r>
-    </w:p>
-    <w:tbl>
-      <w:tblPr>
-        <w:tblStyle w:val="LightGrid-Accent1"/>
-        <w:tblW w:type="auto" w:w="0"/>
-        <w:jc w:val="center"/>
-        <w:tblLook w:firstColumn="1" w:firstRow="1" w:lastColumn="0" w:lastRow="0" w:noHBand="0" w:noVBand="1" w:val="04A0"/>
-      </w:tblPr>
-      <w:tblGrid>
-        <w:gridCol w:w="1234"/>
-        <w:gridCol w:w="1234"/>
-        <w:gridCol w:w="1234"/>
-        <w:gridCol w:w="1234"/>
-        <w:gridCol w:w="1234"/>
-        <w:gridCol w:w="1234"/>
-        <w:gridCol w:w="1234"/>
-      </w:tblGrid>
-      <w:tr>
-        <w:tc>
-          <w:tcPr>
-            <w:tcW w:type="dxa" w:w="3168"/>
-          </w:tcPr>
-          <w:p>
-            <w:r/>
-            <w:r>
-              <w:rPr>
-                <w:b/>
-                <w:sz w:val="18"/>
-              </w:rPr>
-              <w:t>Setting</w:t>
-            </w:r>
-          </w:p>
-        </w:tc>
-        <w:tc>
-          <w:tcPr>
-            <w:tcW w:type="dxa" w:w="893"/>
-          </w:tcPr>
-          <w:p>
-            <w:r/>
-            <w:r>
-              <w:rPr>
-                <w:b/>
-                <w:sz w:val="18"/>
-              </w:rPr>
-              <w:t>δ=0</w:t>
-            </w:r>
-          </w:p>
-        </w:tc>
-        <w:tc>
-          <w:tcPr>
-            <w:tcW w:type="dxa" w:w="893"/>
-          </w:tcPr>
-          <w:p>
-            <w:r/>
-            <w:r>
-              <w:rPr>
-                <w:b/>
-                <w:sz w:val="18"/>
-              </w:rPr>
-              <w:t>δ=1</w:t>
-            </w:r>
-          </w:p>
-        </w:tc>
-        <w:tc>
-          <w:tcPr>
-            <w:tcW w:type="dxa" w:w="893"/>
-          </w:tcPr>
-          <w:p>
-            <w:r/>
-            <w:r>
-              <w:rPr>
-                <w:b/>
-                <w:sz w:val="18"/>
-              </w:rPr>
-              <w:t>δ=2</w:t>
-            </w:r>
-          </w:p>
-        </w:tc>
-        <w:tc>
-          <w:tcPr>
-            <w:tcW w:type="dxa" w:w="893"/>
-          </w:tcPr>
-          <w:p>
-            <w:r/>
-            <w:r>
-              <w:rPr>
-                <w:b/>
-                <w:sz w:val="18"/>
-              </w:rPr>
-              <w:t>δ=3</w:t>
-            </w:r>
-          </w:p>
-        </w:tc>
-        <w:tc>
-          <w:tcPr>
-            <w:tcW w:type="dxa" w:w="893"/>
-          </w:tcPr>
-          <w:p>
-            <w:r/>
-            <w:r>
-              <w:rPr>
-                <w:b/>
-                <w:sz w:val="18"/>
-              </w:rPr>
-              <w:t>δ=4</w:t>
-            </w:r>
-          </w:p>
-        </w:tc>
-        <w:tc>
-          <w:tcPr>
-            <w:tcW w:type="dxa" w:w="893"/>
-          </w:tcPr>
-          <w:p>
-            <w:r/>
-            <w:r>
-              <w:rPr>
-                <w:b/>
-                <w:sz w:val="18"/>
-              </w:rPr>
-              <w:t>δ=6</w:t>
-            </w:r>
-          </w:p>
-        </w:tc>
-      </w:tr>
-      <w:tr>
-        <w:tc>
-          <w:tcPr>
-            <w:tcW w:type="dxa" w:w="3168"/>
-          </w:tcPr>
-          <w:p>
-            <w:r/>
-            <w:r>
-              <w:rPr>
-                <w:sz w:val="18"/>
-              </w:rPr>
-              <w:t>Random Forest, 20 predictors</w:t>
-            </w:r>
-          </w:p>
-        </w:tc>
-        <w:tc>
-          <w:tcPr>
-            <w:tcW w:type="dxa" w:w="893"/>
-          </w:tcPr>
-          <w:p>
-            <w:r/>
-            <w:r>
-              <w:rPr>
-                <w:sz w:val="18"/>
-              </w:rPr>
-              <w:t>0.500</w:t>
-            </w:r>
-          </w:p>
-        </w:tc>
-        <w:tc>
-          <w:tcPr>
-            <w:tcW w:type="dxa" w:w="893"/>
-          </w:tcPr>
-          <w:p>
-            <w:r/>
-            <w:r>
-              <w:rPr>
-                <w:sz w:val="18"/>
-              </w:rPr>
-              <w:t>0.739</w:t>
-            </w:r>
-          </w:p>
-        </w:tc>
-        <w:tc>
-          <w:tcPr>
-            <w:tcW w:type="dxa" w:w="893"/>
-          </w:tcPr>
-          <w:p>
-            <w:r/>
-            <w:r>
-              <w:rPr>
-                <w:sz w:val="18"/>
-              </w:rPr>
-              <w:t>0.913</w:t>
-            </w:r>
-          </w:p>
-        </w:tc>
-        <w:tc>
-          <w:tcPr>
-            <w:tcW w:type="dxa" w:w="893"/>
-          </w:tcPr>
-          <w:p>
-            <w:r/>
-            <w:r>
-              <w:rPr>
-                <w:sz w:val="18"/>
-              </w:rPr>
-              <w:t>0.979</w:t>
-            </w:r>
-          </w:p>
-        </w:tc>
-        <w:tc>
-          <w:tcPr>
-            <w:tcW w:type="dxa" w:w="893"/>
-          </w:tcPr>
-          <w:p>
-            <w:r/>
-            <w:r>
-              <w:rPr>
-                <w:sz w:val="18"/>
-              </w:rPr>
-              <w:t>0.995</w:t>
-            </w:r>
-          </w:p>
-        </w:tc>
-        <w:tc>
-          <w:tcPr>
-            <w:tcW w:type="dxa" w:w="893"/>
-          </w:tcPr>
-          <w:p>
-            <w:r/>
-            <w:r>
-              <w:rPr>
-                <w:sz w:val="18"/>
-              </w:rPr>
-              <w:t>1.000</w:t>
-            </w:r>
-          </w:p>
-        </w:tc>
-      </w:tr>
-      <w:tr>
-        <w:tc>
-          <w:tcPr>
-            <w:tcW w:type="dxa" w:w="3168"/>
-          </w:tcPr>
-          <w:p>
-            <w:r/>
-            <w:r>
-              <w:rPr>
-                <w:sz w:val="18"/>
-              </w:rPr>
-              <w:t>Random Forest, 4 predictors</w:t>
-            </w:r>
-          </w:p>
-        </w:tc>
-        <w:tc>
-          <w:tcPr>
-            <w:tcW w:type="dxa" w:w="893"/>
-          </w:tcPr>
-          <w:p>
-            <w:r/>
-            <w:r>
-              <w:rPr>
-                <w:sz w:val="18"/>
-              </w:rPr>
-              <w:t>0.489</w:t>
-            </w:r>
-          </w:p>
-        </w:tc>
-        <w:tc>
-          <w:tcPr>
-            <w:tcW w:type="dxa" w:w="893"/>
-          </w:tcPr>
-          <w:p>
-            <w:r/>
-            <w:r>
-              <w:rPr>
-                <w:sz w:val="18"/>
-              </w:rPr>
-              <w:t>0.730</w:t>
-            </w:r>
-          </w:p>
-        </w:tc>
-        <w:tc>
-          <w:tcPr>
-            <w:tcW w:type="dxa" w:w="893"/>
-          </w:tcPr>
-          <w:p>
-            <w:r/>
-            <w:r>
-              <w:rPr>
-                <w:sz w:val="18"/>
-              </w:rPr>
-              <w:t>0.910</w:t>
-            </w:r>
-          </w:p>
-        </w:tc>
-        <w:tc>
-          <w:tcPr>
-            <w:tcW w:type="dxa" w:w="893"/>
-          </w:tcPr>
-          <w:p>
-            <w:r/>
-            <w:r>
-              <w:rPr>
-                <w:sz w:val="18"/>
-              </w:rPr>
-              <w:t>0.979</w:t>
-            </w:r>
-          </w:p>
-        </w:tc>
-        <w:tc>
-          <w:tcPr>
-            <w:tcW w:type="dxa" w:w="893"/>
-          </w:tcPr>
-          <w:p>
-            <w:r/>
-            <w:r>
-              <w:rPr>
-                <w:sz w:val="18"/>
-              </w:rPr>
-              <w:t>0.996</w:t>
-            </w:r>
-          </w:p>
-        </w:tc>
-        <w:tc>
-          <w:tcPr>
-            <w:tcW w:type="dxa" w:w="893"/>
-          </w:tcPr>
-          <w:p>
-            <w:r/>
-            <w:r>
-              <w:rPr>
-                <w:sz w:val="18"/>
-              </w:rPr>
-              <w:t>1.000</w:t>
-            </w:r>
-          </w:p>
-        </w:tc>
-      </w:tr>
-      <w:tr>
-        <w:tc>
-          <w:tcPr>
-            <w:tcW w:type="dxa" w:w="3168"/>
-          </w:tcPr>
-          <w:p>
-            <w:r/>
-            <w:r>
-              <w:rPr>
-                <w:sz w:val="18"/>
-              </w:rPr>
-              <w:t>Random Forest, 8 predictors</w:t>
-            </w:r>
-          </w:p>
-        </w:tc>
-        <w:tc>
-          <w:tcPr>
-            <w:tcW w:type="dxa" w:w="893"/>
-          </w:tcPr>
-          <w:p>
-            <w:r/>
-            <w:r>
-              <w:rPr>
-                <w:sz w:val="18"/>
-              </w:rPr>
-              <w:t>0.494</w:t>
-            </w:r>
-          </w:p>
-        </w:tc>
-        <w:tc>
-          <w:tcPr>
-            <w:tcW w:type="dxa" w:w="893"/>
-          </w:tcPr>
-          <w:p>
-            <w:r/>
-            <w:r>
-              <w:rPr>
-                <w:sz w:val="18"/>
-              </w:rPr>
-              <w:t>0.748</w:t>
-            </w:r>
-          </w:p>
-        </w:tc>
-        <w:tc>
-          <w:tcPr>
-            <w:tcW w:type="dxa" w:w="893"/>
-          </w:tcPr>
-          <w:p>
-            <w:r/>
-            <w:r>
-              <w:rPr>
-                <w:sz w:val="18"/>
-              </w:rPr>
-              <w:t>0.915</w:t>
-            </w:r>
-          </w:p>
-        </w:tc>
-        <w:tc>
-          <w:tcPr>
-            <w:tcW w:type="dxa" w:w="893"/>
-          </w:tcPr>
-          <w:p>
-            <w:r/>
-            <w:r>
-              <w:rPr>
-                <w:sz w:val="18"/>
-              </w:rPr>
-              <w:t>0.976</w:t>
-            </w:r>
-          </w:p>
-        </w:tc>
-        <w:tc>
-          <w:tcPr>
-            <w:tcW w:type="dxa" w:w="893"/>
-          </w:tcPr>
-          <w:p>
-            <w:r/>
-            <w:r>
-              <w:rPr>
-                <w:sz w:val="18"/>
-              </w:rPr>
-              <w:t>0.994</w:t>
-            </w:r>
-          </w:p>
-        </w:tc>
-        <w:tc>
-          <w:tcPr>
-            <w:tcW w:type="dxa" w:w="893"/>
-          </w:tcPr>
-          <w:p>
-            <w:r/>
-            <w:r>
-              <w:rPr>
-                <w:sz w:val="18"/>
-              </w:rPr>
-              <w:t>1.000</w:t>
-            </w:r>
-          </w:p>
-        </w:tc>
-      </w:tr>
-      <w:tr>
-        <w:tc>
-          <w:tcPr>
-            <w:tcW w:type="dxa" w:w="3168"/>
-          </w:tcPr>
-          <w:p>
-            <w:r/>
-            <w:r>
-              <w:rPr>
-                <w:sz w:val="18"/>
-              </w:rPr>
-              <w:t>Random Forest, n=500 per class</w:t>
-            </w:r>
-          </w:p>
-        </w:tc>
-        <w:tc>
-          <w:tcPr>
-            <w:tcW w:type="dxa" w:w="893"/>
-          </w:tcPr>
-          <w:p>
-            <w:r/>
-            <w:r>
-              <w:rPr>
-                <w:sz w:val="18"/>
-              </w:rPr>
-              <w:t>0.484</w:t>
-            </w:r>
-          </w:p>
-        </w:tc>
-        <w:tc>
-          <w:tcPr>
-            <w:tcW w:type="dxa" w:w="893"/>
-          </w:tcPr>
-          <w:p>
-            <w:r/>
-            <w:r>
-              <w:rPr>
-                <w:sz w:val="18"/>
-              </w:rPr>
-              <w:t>0.718</w:t>
-            </w:r>
-          </w:p>
-        </w:tc>
-        <w:tc>
-          <w:tcPr>
-            <w:tcW w:type="dxa" w:w="893"/>
-          </w:tcPr>
-          <w:p>
-            <w:r/>
-            <w:r>
-              <w:rPr>
-                <w:sz w:val="18"/>
-              </w:rPr>
-              <w:t>0.901</w:t>
-            </w:r>
-          </w:p>
-        </w:tc>
-        <w:tc>
-          <w:tcPr>
-            <w:tcW w:type="dxa" w:w="893"/>
-          </w:tcPr>
-          <w:p>
-            <w:r/>
-            <w:r>
-              <w:rPr>
-                <w:sz w:val="18"/>
-              </w:rPr>
-              <w:t>0.971</w:t>
-            </w:r>
-          </w:p>
-        </w:tc>
-        <w:tc>
-          <w:tcPr>
-            <w:tcW w:type="dxa" w:w="893"/>
-          </w:tcPr>
-          <w:p>
-            <w:r/>
-            <w:r>
-              <w:rPr>
-                <w:sz w:val="18"/>
-              </w:rPr>
-              <w:t>0.992</w:t>
-            </w:r>
-          </w:p>
-        </w:tc>
-        <w:tc>
-          <w:tcPr>
-            <w:tcW w:type="dxa" w:w="893"/>
-          </w:tcPr>
-          <w:p>
-            <w:r/>
-            <w:r>
-              <w:rPr>
-                <w:sz w:val="18"/>
-              </w:rPr>
-              <w:t>0.999</w:t>
-            </w:r>
-          </w:p>
-        </w:tc>
-      </w:tr>
-      <w:tr>
-        <w:tc>
-          <w:tcPr>
-            <w:tcW w:type="dxa" w:w="3168"/>
-          </w:tcPr>
-          <w:p>
-            <w:r/>
-            <w:r>
-              <w:rPr>
-                <w:sz w:val="18"/>
-              </w:rPr>
-              <w:t>Random Forest, n=5000 per class</w:t>
-            </w:r>
-          </w:p>
-        </w:tc>
-        <w:tc>
-          <w:tcPr>
-            <w:tcW w:type="dxa" w:w="893"/>
-          </w:tcPr>
-          <w:p>
-            <w:r/>
-            <w:r>
-              <w:rPr>
-                <w:sz w:val="18"/>
-              </w:rPr>
-              <w:t>0.494</w:t>
-            </w:r>
-          </w:p>
-        </w:tc>
-        <w:tc>
-          <w:tcPr>
-            <w:tcW w:type="dxa" w:w="893"/>
-          </w:tcPr>
-          <w:p>
-            <w:r/>
-            <w:r>
-              <w:rPr>
-                <w:sz w:val="18"/>
-              </w:rPr>
-              <w:t>0.744</w:t>
-            </w:r>
-          </w:p>
-        </w:tc>
-        <w:tc>
-          <w:tcPr>
-            <w:tcW w:type="dxa" w:w="893"/>
-          </w:tcPr>
-          <w:p>
-            <w:r/>
-            <w:r>
-              <w:rPr>
-                <w:sz w:val="18"/>
-              </w:rPr>
-              <w:t>0.914</w:t>
-            </w:r>
-          </w:p>
-        </w:tc>
-        <w:tc>
-          <w:tcPr>
-            <w:tcW w:type="dxa" w:w="893"/>
-          </w:tcPr>
-          <w:p>
-            <w:r/>
-            <w:r>
-              <w:rPr>
-                <w:sz w:val="18"/>
-              </w:rPr>
-              <w:t>0.979</w:t>
-            </w:r>
-          </w:p>
-        </w:tc>
-        <w:tc>
-          <w:tcPr>
-            <w:tcW w:type="dxa" w:w="893"/>
-          </w:tcPr>
-          <w:p>
-            <w:r/>
-            <w:r>
-              <w:rPr>
-                <w:sz w:val="18"/>
-              </w:rPr>
-              <w:t>0.995</w:t>
-            </w:r>
-          </w:p>
-        </w:tc>
-        <w:tc>
-          <w:tcPr>
-            <w:tcW w:type="dxa" w:w="893"/>
-          </w:tcPr>
-          <w:p>
-            <w:r/>
-            <w:r>
-              <w:rPr>
-                <w:sz w:val="18"/>
-              </w:rPr>
-              <w:t>1.000</w:t>
-            </w:r>
-          </w:p>
-        </w:tc>
-      </w:tr>
-      <w:tr>
-        <w:tc>
-          <w:tcPr>
-            <w:tcW w:type="dxa" w:w="3168"/>
-          </w:tcPr>
-          <w:p>
-            <w:r/>
-            <w:r>
-              <w:rPr>
-                <w:sz w:val="18"/>
-              </w:rPr>
-              <w:t>XGBoost, 8 predictors</w:t>
-            </w:r>
-          </w:p>
-        </w:tc>
-        <w:tc>
-          <w:tcPr>
-            <w:tcW w:type="dxa" w:w="893"/>
-          </w:tcPr>
-          <w:p>
-            <w:r/>
-            <w:r>
-              <w:rPr>
-                <w:sz w:val="18"/>
-              </w:rPr>
-              <w:t>0.491</w:t>
-            </w:r>
-          </w:p>
-        </w:tc>
-        <w:tc>
-          <w:tcPr>
-            <w:tcW w:type="dxa" w:w="893"/>
-          </w:tcPr>
-          <w:p>
-            <w:r/>
-            <w:r>
-              <w:rPr>
-                <w:sz w:val="18"/>
-              </w:rPr>
-              <w:t>0.731</w:t>
-            </w:r>
-          </w:p>
-        </w:tc>
-        <w:tc>
-          <w:tcPr>
-            <w:tcW w:type="dxa" w:w="893"/>
-          </w:tcPr>
-          <w:p>
-            <w:r/>
-            <w:r>
-              <w:rPr>
-                <w:sz w:val="18"/>
-              </w:rPr>
-              <w:t>0.911</w:t>
-            </w:r>
-          </w:p>
-        </w:tc>
-        <w:tc>
-          <w:tcPr>
-            <w:tcW w:type="dxa" w:w="893"/>
-          </w:tcPr>
-          <w:p>
-            <w:r/>
-            <w:r>
-              <w:rPr>
-                <w:sz w:val="18"/>
-              </w:rPr>
-              <w:t>0.978</w:t>
-            </w:r>
-          </w:p>
-        </w:tc>
-        <w:tc>
-          <w:tcPr>
-            <w:tcW w:type="dxa" w:w="893"/>
-          </w:tcPr>
-          <w:p>
-            <w:r/>
-            <w:r>
-              <w:rPr>
-                <w:sz w:val="18"/>
-              </w:rPr>
-              <w:t>0.996</w:t>
-            </w:r>
-          </w:p>
-        </w:tc>
-        <w:tc>
-          <w:tcPr>
-            <w:tcW w:type="dxa" w:w="893"/>
-          </w:tcPr>
-          <w:p>
-            <w:r/>
-            <w:r>
-              <w:rPr>
-                <w:sz w:val="18"/>
-              </w:rPr>
-              <w:t>1.000</w:t>
-            </w:r>
-          </w:p>
-        </w:tc>
-      </w:tr>
-    </w:tbl>
-    <w:p/>
-    <w:p>
-      <w:r>
-        <w:rPr>
           <w:i w:val="0"/>
           <w:sz w:val="22"/>
         </w:rPr>
-        <w:t>The construction displaces absences along a single axis chosen to carry no information about the outcome, which raises the question of whether that direction is special. It is not. Distributing the same displacement across five axes, along a random direction in the uninformative subspace, or partly along the informative axis itself — which is what an absence rule favouring gentle terrain actually does — changes the null-arm AUC by at most 0.016 at any displacement.</w:t>
+        <w:t>Full results for both invariance checks are given in the supplementary material (Tables S1 and S2).</w:t>
       </w:r>
     </w:p>
-    <w:p>
-      <w:r>
-        <w:rPr>
-          <w:b/>
-          <w:sz w:val="19"/>
-        </w:rPr>
-        <w:t>Table 3. Null-model AUC under different displacement directions.</w:t>
-      </w:r>
-    </w:p>
-    <w:tbl>
-      <w:tblPr>
-        <w:tblStyle w:val="LightGrid-Accent1"/>
-        <w:tblW w:type="auto" w:w="0"/>
-        <w:jc w:val="center"/>
-        <w:tblLook w:firstColumn="1" w:firstRow="1" w:lastColumn="0" w:lastRow="0" w:noHBand="0" w:noVBand="1" w:val="04A0"/>
-      </w:tblPr>
-      <w:tblGrid>
-        <w:gridCol w:w="8640"/>
-      </w:tblGrid>
-      <w:tr>
-        <w:tc>
-          <w:tcPr>
-            <w:tcW w:type="dxa" w:w="2880"/>
-          </w:tcPr>
-          <w:p>
-            <w:r/>
-            <w:r>
-              <w:rPr>
-                <w:b/>
-                <w:sz w:val="18"/>
-              </w:rPr>
-              <w:t>Displacement direction</w:t>
-            </w:r>
-          </w:p>
-        </w:tc>
-      </w:tr>
-    </w:tbl>
-    <w:p/>
     <w:p>
       <w:pPr>
         <w:pStyle w:val="Heading2"/>
@@ -1829,7 +1057,7 @@
           <w:b/>
           <w:sz w:val="19"/>
         </w:rPr>
-        <w:t>Table 4. Two worlds with nearly identical observable data and different true skill.</w:t>
+        <w:t>Table 2. Two worlds with nearly identical observable data and different true skill.</w:t>
       </w:r>
     </w:p>
     <w:tbl>
@@ -2087,7 +1315,7 @@
           <w:b/>
           <w:sz w:val="19"/>
         </w:rPr>
-        <w:t>Table 5. Reported AUC under structured label contamination.</w:t>
+        <w:t>Table 3. Reported AUC under structured label contamination.</w:t>
       </w:r>
     </w:p>
     <w:tbl>
@@ -2659,7 +1887,7 @@
           <w:b/>
           <w:sz w:val="19"/>
         </w:rPr>
-        <w:t>Table 6. AUC on a fixed honest test set, by how the training absences were drawn.</w:t>
+        <w:t>Table 4. AUC on a fixed honest test set, by how the training absences were drawn.</w:t>
       </w:r>
     </w:p>
     <w:tbl>
@@ -3149,7 +2377,7 @@
           <w:b/>
           <w:sz w:val="19"/>
         </w:rPr>
-        <w:t>Table 7. Cumulative effect of each methodological correction (XGBoost).</w:t>
+        <w:t>Table 5. Cumulative effect of each methodological correction (XGBoost).</w:t>
       </w:r>
     </w:p>
     <w:tbl>
@@ -3596,7 +2824,7 @@
           <w:b/>
           <w:sz w:val="19"/>
         </w:rPr>
-        <w:t>Table 8. Controlled decomposition of reported performance.</w:t>
+        <w:t>Table 6. Controlled decomposition of reported performance.</w:t>
       </w:r>
     </w:p>
     <w:tbl>
@@ -4055,7 +3283,7 @@
           <w:b/>
           <w:sz w:val="19"/>
         </w:rPr>
-        <w:t>Table 9. Sensitivity of the decomposition to inventory confidence.</w:t>
+        <w:t>Table 7. Sensitivity of the decomposition to inventory confidence.</w:t>
       </w:r>
     </w:p>
     <w:tbl>
@@ -4507,7 +3735,7 @@
           <w:b/>
           <w:sz w:val="19"/>
         </w:rPr>
-        <w:t>Table 10. Replacing coarse predictors with raw spatial coordinates.</w:t>
+        <w:t>Table 8. Replacing coarse predictors with raw spatial coordinates.</w:t>
       </w:r>
     </w:p>
     <w:tbl>
@@ -4954,7 +4182,7 @@
           <w:b/>
           <w:sz w:val="19"/>
         </w:rPr>
-        <w:t>Table 11. Effect of the background sampling ratio.</w:t>
+        <w:t>Table 9. Effect of the background sampling ratio.</w:t>
       </w:r>
     </w:p>
     <w:tbl>
@@ -5301,7 +4529,7 @@
           <w:b/>
           <w:sz w:val="19"/>
         </w:rPr>
-        <w:t>Table 12. Interventions tested on the corrected model (XGBoost, spatial-block CV).</w:t>
+        <w:t>Table 10. Interventions tested on the corrected model (XGBoost, spatial-block CV).</w:t>
       </w:r>
     </w:p>
     <w:tbl>
@@ -5931,6 +5159,15 @@
           <w:i w:val="0"/>
           <w:sz w:val="22"/>
         </w:rPr>
+        <w:t>The design comparison this paper recommends is packaged as designcheck.py in the repository, which runs independently of the rest of the code. Given a table of predictor values at event locations and a pool of candidate absence locations, it scores one model against several absence designs and reports the spread, so any presence-only susceptibility study can measure how much of its reported figure the sampling accounts for. Supplementary Section S5 gives a worked example on the data used here.</w:t>
+      </w:r>
+    </w:p>
+    <w:p>
+      <w:r>
+        <w:rPr>
+          <w:i w:val="0"/>
+          <w:sz w:val="22"/>
+        </w:rPr>
         <w:t>All code is openly available at https://github.com/sanskarprime392-png/avalanche. The avalanche inventory derived in this study, the trained susceptibility rasters and all result tables are reproducible from that repository using openly licensed input data (NASADEM, Sentinel-1, Sentinel-2, WorldClim, MODIS, ESA WorldCover, OpenStreetMap, GEM Global Active Faults).</w:t>
       </w:r>
     </w:p>

--- a/Avalanche_Manuscript.docx
+++ b/Avalanche_Manuscript.docx
@@ -1277,7 +1277,16 @@
           <w:i w:val="0"/>
           <w:sz w:val="22"/>
         </w:rPr>
-        <w:t>We therefore withdraw any proposal to correct a reported AUC, and state the limit instead: the absolute skill of a presence-only susceptibility model is not identifiable from the data it was fitted to. What remains identifiable is the RELATIVE effect of the absence design, obtained by holding the presences, the predictors and the model fixed and varying only how absences are drawn. That comparison is the subject of the remaining sections, and it is available to any study at the cost of running its own pipeline a second time.</w:t>
+        <w:t>Two failed constructions do not establish that every conceivable null must fail, and we do not claim a general impossibility theorem. What the two-world construction establishes is sharper and sufficient: under the observational setup a presence-only study actually has — the presence sample, the absence sample, and the predictors — two models whose true skill differs by 0.281 can produce data a study could not tell apart. Any correction must therefore import information from outside that setup, such as verified true absences or a second independently designed absence set. Stating the null hypothesis precisely matters here: we test the hypothesis that predictors carry no information about occurrence beyond what the sampling design induces, which is not the same as testing for no association after conditioning on spatial structure.</w:t>
+      </w:r>
+    </w:p>
+    <w:p>
+      <w:r>
+        <w:rPr>
+          <w:i w:val="0"/>
+          <w:sz w:val="22"/>
+        </w:rPr>
+        <w:t>We therefore withdraw our proposal to correct a reported AUC, and state the limit instead: the absolute skill of a presence-only susceptibility model is not recoverable from the data it was fitted to alone. What remains identifiable is the RELATIVE effect of the absence design, obtained by holding the presences, the predictors and the model fixed and varying only how absences are drawn. That comparison is the subject of the remaining sections, and it is available to any study at the cost of running its own pipeline a second time.</w:t>
       </w:r>
     </w:p>
     <w:p>
@@ -2359,7 +2368,7 @@
           <w:i w:val="0"/>
           <w:sz w:val="22"/>
         </w:rPr>
-        <w:t>Two configurations recur below and must not be confused. CONFIGURATION C2 applies the melt-out filter and centroid-derived release points to the single-scale predictor set, and reaches AUC 0.841. CONFIGURATION C3 adds the multi-scale terrain predictors of Section 4.7 to C2 and reaches 0.866. The correction ladder in Table 5 ends at C2, because its purpose is to isolate the cost of each correction with the predictor set held fixed; the design-adjusted figures in Section 4.2 use C3, the best-performing honest configuration. Both are reported throughout rather than silently interchanged.</w:t>
+        <w:t>Two configurations recur below and must not be confused. CONFIGURATION C2 applies the melt-out filter and centroid-derived release points to the single-scale predictor set, and reaches AUC 0.841. CONFIGURATION C3 adds the multi-scale terrain predictors of Section 4.7 to C2 and reaches 0.866. The correction ladder ends at C2, because its purpose is to isolate the cost of each correction with the predictor set held fixed; C3 is the best-performing honest configuration and is the one quoted wherever a single current figure is needed. Both are reported throughout rather than silently interchanged.</w:t>
       </w:r>
     </w:p>
     <w:p>
@@ -4945,7 +4954,7 @@
           <w:i w:val="0"/>
           <w:sz w:val="22"/>
         </w:rPr>
-        <w:t>Susceptibility data are presence-only: the locations of past events are observed, and the absences are constructed by the analyst. Section 4.1 shows that this construction, not the model, sets most of the reported score — a model with no skill at all reaches 0.910 at two standard deviations of absence displacement and 1.000 at six. Two consequences follow, and neither is specific to avalanches.</w:t>
+        <w:t>Susceptibility data are presence-only: the locations of past events are observed, and the absences are constructed by the analyst. Section 4.1 shows that this construction, not the model, sets most of the reported score — a model with no skill at all reaches 0.910 at two standard deviations of absence displacement and 1.000 at six. Section 4.2 shows that the contribution cannot be removed after the fact. Three consequences follow, and none is specific to avalanches.</w:t>
       </w:r>
     </w:p>
     <w:p>
@@ -4954,7 +4963,7 @@
           <w:i w:val="0"/>
           <w:sz w:val="22"/>
         </w:rPr>
-        <w:t>First, AUC is not comparable between studies that drew their absences differently. A study reporting 0.97 with absences taken from flat farmland has not demonstrated more skill than one reporting 0.85 with absences on comparable terrain; on the evidence here it has probably demonstrated less. Model comparisons, predictor rankings and claims of improvement over prior work all inherit this, because all of them rest on a quantity that the sampling design has already largely determined.</w:t>
+        <w:t>First, AUC is not comparable between studies that drew their absences differently. A study reporting 0.97 with absences taken from flat farmland has not demonstrated more skill than one reporting 0.85 with absences on comparable terrain. Model comparisons, predictor rankings and claims of improvement over prior work all inherit this, because all rest on a quantity the sampling design has already largely determined.</w:t>
       </w:r>
     </w:p>
     <w:p>
@@ -4963,7 +4972,16 @@
           <w:i w:val="0"/>
           <w:sz w:val="22"/>
         </w:rPr>
-        <w:t>Second, above roughly three standard deviations of separation the measure saturates and stops discriminating at all: in the simulation a model with genuine skill and a model with none both report values above 0.97. Much of the published literature appears to operate in that regime. The practical recommendation is not that existing maps be discarded — a map can be useful without its headline statistic being meaningful — but that absence selection be reported and justified as carefully as model selection currently is, and that the two quantities introduced here be reported alongside AUC.</w:t>
+        <w:t>Second, above roughly three standard deviations of separation the measure saturates and stops discriminating: in the simulation a model with genuine skill and a model with none both report values above 0.97. Much of the published literature appears to operate in that regime.</w:t>
+      </w:r>
+    </w:p>
+    <w:p>
+      <w:r>
+        <w:rPr>
+          <w:i w:val="0"/>
+          <w:sz w:val="22"/>
+        </w:rPr>
+        <w:t>Third — and this is the limit that bites — the part of a reported AUC attributable to the model cannot be recovered by arithmetic. A difference between the presence and absence samples enters the statistic identically whether it arises from genuine terrain differences or from where the absences were drawn, and the samples are all the evidence there is. Any correction, including the one we attempted, requires assumptions that the data cannot supply.</w:t>
       </w:r>
     </w:p>
     <w:p>
@@ -4974,7 +4992,7 @@
         <w:rPr>
           <w:color w:val="0B3D5C"/>
         </w:rPr>
-        <w:t>5.2 A correction that studies can apply to themselves</w:t>
+        <w:t>5.2 A design-sensitivity diagnostic rather than an AUC correction</w:t>
       </w:r>
     </w:p>
     <w:p>
@@ -4983,7 +5001,7 @@
           <w:i w:val="0"/>
           <w:sz w:val="22"/>
         </w:rPr>
-        <w:t>Both quantities are cheap to compute. The separability δ is a standardised distance between the presence and absence clouds in predictor space and requires only the study's own training table. The null baseline is a simulation at that δ, which takes seconds. Their difference — the skill a model contributes above what its sampling design already delivers — is the number a reader assumes AUC reports. Code for both is released with this paper.</w:t>
+        <w:t>What a study can do instead is measure how much its own reported figure depends on a choice it made. Holding the presences, the predictors, the model and the evaluation protocol fixed, and varying only how absences are drawn, isolates the contribution of the sampling design. The result is not a corrected accuracy and should not be reported as one: it is a sensitivity, analogous to reporting how a result moves under a plausible alternative specification.</w:t>
       </w:r>
     </w:p>
     <w:p>
@@ -4992,7 +5010,16 @@
           <w:i w:val="0"/>
           <w:sz w:val="22"/>
         </w:rPr>
-        <w:t>The correction is deliberately conservative. It does not claim to recover a model's true accuracy, only to remove a component of the reported score that is attributable to the experimental design rather than to the model. Where a design is so separable that a null model already scores 1.000, the correction returns zero and the honest conclusion is that the study has not measured predictive skill at all.</w:t>
+        <w:t>Concretely, we suggest four things. Report the absence rule explicitly, in enough detail that it could be reimplemented. Run the same pipeline under at least two defensible absence designs and report the range of AUC obtained. Where an independent evaluation set can be constructed whose absences are drawn like the presences, report performance against it, since that figure is interpretable in a way the in-sample one is not. And treat a large spread across designs as what it is — evidence that the headline number describes the experiment rather than the model.</w:t>
+      </w:r>
+    </w:p>
+    <w:p>
+      <w:r>
+        <w:rPr>
+          <w:i w:val="0"/>
+          <w:sz w:val="22"/>
+        </w:rPr>
+        <w:t>On the data used here that spread is 0.031 across four absence designs, from 0.923 with absences matched on slope to 0.954 with absences drawn at random from the candidate pool, which is the common default. That range is wider than the differences typically reported between competing models in this literature. The comparison requires no new statistic and no simulation; it is one extra run of a pipeline a study has already built, and designcheck.py in the repository performs it on any presence-only dataset.</w:t>
       </w:r>
     </w:p>
     <w:p>
@@ -5040,7 +5067,7 @@
         <w:pStyle w:val="ListBullet"/>
       </w:pPr>
       <w:r>
-        <w:t>The simulation establishes that absence displacement inflates AUC and provides a baseline at a given separability. It does not model every way a real absence design can differ from the presences — spatial clustering, differing covariance structure and non-Gaussian predictor distributions are all simplified — so the baseline should be read as an approximation rather than an exact correction.</w:t>
+        <w:t>The simulation establishes that absence displacement inflates AUC and characterises how the inflation behaves. It is not a calibration: Section 4.2 withdraws the proposal to read a baseline off it and subtract that from a real study's figure, and the simulated values should not be used that way. The construction also simplifies real predictor structure — spatial clustering, covariance and non-Gaussian marginals are all idealised — though the invariance checks in the supplementary material show the qualitative behaviour survives each of these.</w:t>
       </w:r>
     </w:p>
     <w:p>
@@ -5099,7 +5126,7 @@
         <w:pStyle w:val="ListBullet"/>
       </w:pPr>
       <w:r>
-        <w:t>Measured on that scale, a published avalanche susceptibility protocol places its absences 7.06 standard deviations from its presences, where a null model is predicted to score 1.000. Run on an independent inventory, the protocol returns 1.000.</w:t>
+        <w:t>A published avalanche susceptibility protocol places its absences 7.06 standard deviations from its presences on the diagonal measure, in a regime where the SIMULATION returns 1.000 for a model with no skill. Run on an independent inventory, the protocol OBSERVES 1.000. The agreement is informative but the two figures are different kinds of quantity, and the simulated one is not an estimate of the real model's skill.</w:t>
       </w:r>
     </w:p>
     <w:p>

--- a/Avalanche_Manuscript.docx
+++ b/Avalanche_Manuscript.docx
@@ -12,7 +12,7 @@
           <w:color w:val="0B3D5C"/>
           <w:sz w:val="34"/>
         </w:rPr>
-        <w:t>Reported accuracy in geohazard susceptibility mapping is a function of the absence sampling design</w:t>
+        <w:t>The reported AUC of a geohazard susceptibility model is a function of its absence sampling design</w:t>
       </w:r>
     </w:p>
     <w:p>
@@ -91,7 +91,7 @@
           <w:i w:val="0"/>
           <w:sz w:val="22"/>
         </w:rPr>
-        <w:t>Machine-learning susceptibility maps for snow avalanches, landslides and related geohazards routinely report areas under the ROC curve above 0.90, and those values are used to compare models, select predictors and justify operational products. Because such data are presence-only, the absences are invented by the analyst, and we show that this choice, rather than the model, largely determines the reported score. In synthetic data where absences are displaced from presences along a direction carrying no information about the outcome, a model with NO predictive skill whatsoever reports AUC 0.739 at a displacement of one standard deviation, 0.910 at two and 1.000 at six. Reported AUC is therefore not comparable across studies that chose their absences differently, and above a displacement of about three standard deviations it cannot distinguish a model that works from one that does not. We measure the absence designs of a published avalanche susceptibility protocol and of two corrected alternatives on the same scale, using an independent Sentinel-1 inventory of 6,364 candidate release sites in the Chandra-Bhaga and Upper Beas basins of the Western Himalaya. Drawing absences from flat, vegetated, urban and cropland terrain, as this literature does, places them 7.06 standard deviations from the presences, where the simulation predicts that a null model scores 1.000 — and 1.000 is what the protocol returns on real data. We then show that the absolute skill of a presence-only model is not identifiable from the data it was fitted to. Two synthetic worlds were constructed whose observed presence and absence samples are nearly indistinguishable — their separations differ by 0.02 and their reported AUCs by 0.043 — while their ability to rank genuinely susceptible terrain differs by 0.281. A difference between the two samples enters an AUC identically whether it arises because presences are different terrain or because absences were drawn from elsewhere, so no statistic computed from those samples can attribute it. We report our own failed attempts at a correction for the same reason. What remains identifiable is the relative effect of the absence design, obtained by holding presences, predictors and model fixed and varying only the sampling: the published protocol returns 1.000, terrain-matched absences 0.954, and aspect-matched absences with corrected labels 0.866. Training on displaced absences and evaluating on a fixed honest test set shows the model itself is little harmed, falling only from 0.975 to 0.952; what the design corrupts is the figure a study reports about itself. Two further diagnostics agree: 1 km climate and 500 m snow-cover predictors are statistically interchangeable with raw spatial coordinates, and reported AUC rises with the background sampling ratio while precision-recall performance falls. We recommend that susceptibility studies hold out an evaluation set whose absences are drawn like the presences; code and data are released.</w:t>
+        <w:t>Machine-learning susceptibility maps for snow avalanches, landslides and related geohazards routinely report areas under the ROC curve above 0.90, and those values are used to compare models, select predictors and justify operational products. Because such data are presence-only, the absences are invented by the analyst, and we show that this choice, rather than the model, largely determines the reported score. In synthetic data where absences are displaced from presences along a direction carrying no information about the outcome, a model with NO predictive skill whatsoever reports AUC 0.739 at a displacement of one standard deviation, 0.910 at two and 1.000 at six. Reported AUC is therefore not comparable across studies that chose their absences differently, and above a displacement of about three standard deviations it cannot distinguish a model that works from one that does not. We measure the absence designs of a published avalanche susceptibility protocol and of two corrected alternatives on the same scale, using an independent Sentinel-1 inventory of 6,364 candidate release sites in the Chandra-Bhaga and Upper Beas basins of the Western Himalaya. Drawing absences from flat, vegetated, urban and cropland terrain, as this literature does, places them 7.06 standard deviations from the presences, where the simulation predicts that a null model scores 1.000 — and 1.000 is what the protocol returns on real data. We then show that the absolute skill of a presence-only model is not identifiable from the data it was fitted to. Two synthetic worlds were constructed whose observed presence and absence samples are nearly indistinguishable — their separations differ by 0.02 and their reported AUCs by 0.043 — while their ability to rank genuinely susceptible terrain differs by 0.281. A difference between the two samples enters an AUC identically whether it arises because presences are different terrain or because absences were drawn from elsewhere, so no statistic computed from those samples can attribute it. We report our own failed attempts at a correction for the same reason. What remains identifiable is the relative effect of the absence design, obtained by holding presences, predictors and model fixed and varying only the sampling: the published protocol returns 1.000, terrain-matched absences 0.954, and aspect-matched absences with corrected labels 0.866. Training on displaced absences and scoring against a reference set of true non-events — available in simulation, where the generating process is known — shows the model itself is little harmed, falling only from 0.975 to 0.952; what the design corrupts is the figure a study reports about itself. Two further diagnostics agree: 1 km climate and 500 m snow-cover predictors are statistically interchangeable with raw spatial coordinates, and reported AUC rises with the background sampling ratio while precision-recall performance falls. We recommend that susceptibility studies hold out an evaluation set whose absences are drawn like the presences; code and data are released.</w:t>
       </w:r>
     </w:p>
     <w:p>
@@ -1887,7 +1887,7 @@
           <w:i w:val="0"/>
           <w:sz w:val="22"/>
         </w:rPr>
-        <w:t>A distinction the preceding sections leave open is whether a model TRAINED on poorly chosen absences is itself damaged, or whether only the number it reports is. We separate the two by training on absences at varying displacement and evaluating every model on one fixed test set whose absences are drawn like the presences — the evaluation the study should have run.</w:t>
+        <w:t>A distinction the preceding sections leave open is whether a model TRAINED on poorly chosen absences is itself damaged, or whether only the number it reports is. We separate the two by training on absences at varying displacement and evaluating every model on one fixed reference set. In the simulation that reference set is available because the data-generating process is known: its negatives are drawn from the region where true susceptibility is low, so they are genuine non-events rather than merely comparable terrain. No real presence-only study has this, and the distinction is developed in Section 5.2.</w:t>
       </w:r>
     </w:p>
     <w:p>
@@ -1896,7 +1896,7 @@
           <w:b/>
           <w:sz w:val="19"/>
         </w:rPr>
-        <w:t>Table 4. AUC on a fixed honest test set, by how the training absences were drawn.</w:t>
+        <w:t>Table 4. AUC on a fixed reference set of true non-events, by how the training absences were drawn. Such a set exists only in simulation.</w:t>
       </w:r>
     </w:p>
     <w:tbl>
@@ -2330,7 +2330,7 @@
           <w:i w:val="0"/>
           <w:sz w:val="22"/>
         </w:rPr>
-        <w:t>Judged honestly, the ordinary classifier falls only from 0.975 to 0.952 as its training absences are displaced from zero to three standard deviations. The model is largely unharmed; what the displacement corrupts is the figure the study reports about itself. This is the more accurate statement of the problem, and a more generous one: published susceptibility maps may well be serviceable products whose accompanying statistics do not describe them.</w:t>
+        <w:t>Judged against true non-events, the ordinary classifier falls only from 0.975 to 0.952 as its training absences are displaced from zero to three standard deviations. The model is largely unharmed; what the displacement corrupts is the figure the study reports about itself. This is the more accurate statement of the problem, and a more generous one: published susceptibility maps may well be serviceable products whose accompanying statistics do not describe them.</w:t>
       </w:r>
     </w:p>
     <w:p>
@@ -2825,6 +2825,15 @@
           <w:color w:val="0B3D5C"/>
         </w:rPr>
         <w:t>4.6 Where reported performance comes from</w:t>
+      </w:r>
+    </w:p>
+    <w:p>
+      <w:r>
+        <w:rPr>
+          <w:i w:val="0"/>
+          <w:sz w:val="22"/>
+        </w:rPr>
+        <w:t>The decomposition below and the ladder in Section 4.5 use DIFFERENT LABEL SETS, which accounts for figures that otherwise appear inconsistent. The decomposition isolates the effect of absence sampling and cross-validation alone, so it holds the labels at the recurrence ≥ 4 inventory throughout and reaches 0.939 under terrain-matched absences with spatial-block validation. The ladder continues past that point by also correcting the labels — applying the melt-out filter and centroid-derived release points — which is what takes configuration C2 to 0.841. The 0.098 between them is the cost of the label correction, reported as the final rung of the ladder, and is not a disagreement between the two tables.</w:t>
       </w:r>
     </w:p>
     <w:p>
@@ -3847,7 +3856,7 @@
               <w:rPr>
                 <w:sz w:val="18"/>
               </w:rPr>
-              <w:t>21</w:t>
+              <w:t>20</w:t>
             </w:r>
           </w:p>
         </w:tc>
@@ -3861,7 +3870,7 @@
               <w:rPr>
                 <w:sz w:val="18"/>
               </w:rPr>
-              <w:t>0.939</w:t>
+              <w:t>0.934</w:t>
             </w:r>
           </w:p>
         </w:tc>
@@ -3875,7 +3884,7 @@
               <w:rPr>
                 <w:sz w:val="18"/>
               </w:rPr>
-              <w:t>[0.934, 0.944]</w:t>
+              <w:t>[0.929, 0.940]</w:t>
             </w:r>
           </w:p>
         </w:tc>
@@ -3905,7 +3914,7 @@
               <w:rPr>
                 <w:sz w:val="18"/>
               </w:rPr>
-              <w:t>19</w:t>
+              <w:t>18</w:t>
             </w:r>
           </w:p>
         </w:tc>
@@ -3919,7 +3928,7 @@
               <w:rPr>
                 <w:sz w:val="18"/>
               </w:rPr>
-              <w:t>0.941</w:t>
+              <w:t>0.933</w:t>
             </w:r>
           </w:p>
         </w:tc>
@@ -3933,7 +3942,7 @@
               <w:rPr>
                 <w:sz w:val="18"/>
               </w:rPr>
-              <w:t>[0.935, 0.946]</w:t>
+              <w:t>[0.927, 0.939]</w:t>
             </w:r>
           </w:p>
         </w:tc>
@@ -3963,7 +3972,7 @@
               <w:rPr>
                 <w:sz w:val="18"/>
               </w:rPr>
-              <w:t>17</w:t>
+              <w:t>16</w:t>
             </w:r>
           </w:p>
         </w:tc>
@@ -3977,7 +3986,7 @@
               <w:rPr>
                 <w:sz w:val="18"/>
               </w:rPr>
-              <w:t>0.916</w:t>
+              <w:t>0.902</w:t>
             </w:r>
           </w:p>
         </w:tc>
@@ -3991,7 +4000,7 @@
               <w:rPr>
                 <w:sz w:val="18"/>
               </w:rPr>
-              <w:t>[0.909, 0.922]</w:t>
+              <w:t>[0.894, 0.909]</w:t>
             </w:r>
           </w:p>
         </w:tc>
@@ -4120,7 +4129,7 @@
           <w:i w:val="0"/>
           <w:sz w:val="22"/>
         </w:rPr>
-        <w:t>Substituting the 1 km climate, 500 m snow-cover and distance-to-fault layers with two raw coordinates changes performance from 0.939 to 0.941, a difference well within the confidence intervals. These predictors contribute to the model, but their contribution is positional rather than physical: at their native resolution they are smooth regional trend surfaces across release zones of 10²–10⁵ m². Published importance rankings that place snow-cover duration among the leading predictors may therefore be describing a geographic index rather than snowpack process.</w:t>
+        <w:t>Substituting the 1 km climate, 500 m snow-cover and distance-to-fault layers with two raw coordinates changes performance from 0.934 to 0.933, a difference well within the confidence intervals. These predictors contribute to the model, but their contribution is positional rather than physical: at their native resolution they are smooth regional trend surfaces across release zones of 10²–10⁵ m². Published importance rankings that place snow-cover duration among the leading predictors may therefore be describing a geographic index rather than snowpack process.</w:t>
       </w:r>
     </w:p>
     <w:p>
@@ -5010,7 +5019,16 @@
           <w:i w:val="0"/>
           <w:sz w:val="22"/>
         </w:rPr>
-        <w:t>Concretely, we suggest four things. Report the absence rule explicitly, in enough detail that it could be reimplemented. Run the same pipeline under at least two defensible absence designs and report the range of AUC obtained. Where an independent evaluation set can be constructed whose absences are drawn like the presences, report performance against it, since that figure is interpretable in a way the in-sample one is not. And treat a large spread across designs as what it is — evidence that the headline number describes the experiment rather than the model.</w:t>
+        <w:t>Three kinds of evaluation must be kept apart, because they answer different questions and this literature often treats them as one. VERIFIED NON-OCCURRENCE evaluation scores a model against locations independently established to have had no event; it is the only one that measures what a susceptibility map is read as claiming, and it is almost never available. MATCHED BACKGROUND evaluation scores against locations drawn to resemble the presences in terrain; it removes the separability that Section 4.1 describes, but it does NOT establish that those locations are avalanche-free, and a matched background point may simply be a site where nothing has yet been recorded. PRESENCE-ONLY evaluation avoids constructed negatives entirely at a cost in discriminative power, as Section 4.4 shows. Matched background evaluation is an improvement on mismatched background evaluation; it is not ground truth, and describing it as such would reproduce in a different form the conflation this paper is about.</w:t>
+      </w:r>
+    </w:p>
+    <w:p>
+      <w:r>
+        <w:rPr>
+          <w:i w:val="0"/>
+          <w:sz w:val="22"/>
+        </w:rPr>
+        <w:t>Concretely, we suggest four things. Report the absence rule explicitly, in enough detail that it could be reimplemented. Run the same pipeline under at least two defensible absence designs and report the range of AUC obtained. State which of the three evaluations above a reported figure represents. And treat a large spread across designs as what it is — evidence that the headline number describes the experiment rather than the model.</w:t>
       </w:r>
     </w:p>
     <w:p>
@@ -5150,7 +5168,7 @@
         <w:pStyle w:val="ListBullet"/>
       </w:pPr>
       <w:r>
-        <w:t>Training on poorly drawn absences harms the model far less than it harms the number: on a fixed honest test set performance falls only from 0.975 to 0.952 as displacement rises from zero to three standard deviations.</w:t>
+        <w:t>Training on poorly drawn absences harms the model far less than it harms the number: scored against true non-events, performance falls only from 0.975 to 0.952 as displacement rises from zero to three standard deviations.</w:t>
       </w:r>
     </w:p>
     <w:p>
@@ -5166,7 +5184,7 @@
         <w:pStyle w:val="ListBullet"/>
       </w:pPr>
       <w:r>
-        <w:t>We recommend that susceptibility studies hold out an evaluation set whose absences are drawn like the presences. It costs nothing, needs no new statistic, and is the only step here that makes a reported number interpretable. Where that is impossible, a presence-only method gives a figure independent of the analyst's sampling choices at a cost of about 0.15 AUC.</w:t>
+        <w:t>We recommend that susceptibility studies report the absence rule explicitly, run the pipeline under at least two defensible absence designs and report the range, and state whether a quoted figure comes from verified non-occurrence data, from matched background, or from a presence-only method. Matched background evaluation removes the separability described here but does not establish that those locations are event-free, and should not be presented as ground truth.</w:t>
       </w:r>
     </w:p>
     <w:p>
@@ -5274,7 +5292,7 @@
         <w:pStyle w:val="ListParagraph"/>
       </w:pPr>
       <w:r>
-        <w:t>[1]  Abhinav, A. &amp; Sattar, A. (2025). Snow avalanche susceptibility, hazard, and exposure assessment in the Western Himalaya using machine learning and numerical modelling. Scientific Reports, 15, 38093.</w:t>
+        <w:t>[1]  Abhinav, A. &amp; Sattar, A. (2025). Snow avalanche susceptibility, hazard, and exposure assessment in the Western Himalaya using machine learning and numerical modelling. Scientific Reports, 15, 38093. https://doi.org/10.1038/s41598-025-22051-w</w:t>
       </w:r>
     </w:p>
     <w:p>
@@ -5282,7 +5300,7 @@
         <w:pStyle w:val="ListParagraph"/>
       </w:pPr>
       <w:r>
-        <w:t>[2]  Barbet-Massin, M., Jiguet, F., Albert, C. H. &amp; Thuiller, W. (2012). Selecting pseudo-absences for species distribution models: how, where and how many? Methods in Ecology and Evolution, 3, 327-338.</w:t>
+        <w:t>[2]  Barbet-Massin, M., Jiguet, F., Albert, C. H. &amp; Thuiller, W. (2012). Selecting pseudo-absences for species distribution models: how, where and how many? Methods in Ecology and Evolution, 3, 327-338. https://doi.org/10.1111/j.2041-210X.2011.00172.x</w:t>
       </w:r>
     </w:p>
     <w:p>
@@ -5290,7 +5308,7 @@
         <w:pStyle w:val="ListParagraph"/>
       </w:pPr>
       <w:r>
-        <w:t>[3]  Bühler, Y., von Rickenbach, D., Stoffel, A., Margreth, S., Stoffel, L. &amp; Christen, M. (2018). Automated snow avalanche release area delineation. Natural Hazards and Earth System Sciences, 18, 3235-3251.</w:t>
+        <w:t>[3]  Bekker, J. &amp; Davis, J. (2020). Learning from positive and unlabeled data: a survey. Machine Learning, 109, 719-760. https://doi.org/10.1007/s10994-020-05877-5</w:t>
       </w:r>
     </w:p>
     <w:p>
@@ -5298,7 +5316,7 @@
         <w:pStyle w:val="ListParagraph"/>
       </w:pPr>
       <w:r>
-        <w:t>[4]  Cetinkaya, S. &amp; Kocaman, S. (2023). Impact of learning set and sampling for snow avalanche susceptibility mapping with random forest. ISPRS Archives, XLVIII-M-1, 57-64.</w:t>
+        <w:t>[4]  Brenning, A. (2012). Spatial cross-validation and bootstrap for the assessment of prediction rules in remote sensing. IEEE International Geoscience and Remote Sensing Symposium, 5372-5375. https://doi.org/10.1109/IGARSS.2012.6352393</w:t>
       </w:r>
     </w:p>
     <w:p>
@@ -5306,7 +5324,7 @@
         <w:pStyle w:val="ListParagraph"/>
       </w:pPr>
       <w:r>
-        <w:t>[5]  Eckerstorfer, M., Vickers, H., Malnes, E. &amp; Grahn, J. (2019). Near-real time automatic snow avalanche activity monitoring system using Sentinel-1 SAR data in Norway. Remote Sensing, 11, 2863.</w:t>
+        <w:t>[5]  Bühler, Y., von Rickenbach, D., Stoffel, A., Margreth, S., Stoffel, L. &amp; Christen, M. (2018). Automated snow avalanche release area delineation. Natural Hazards and Earth System Sciences, 18, 3235-3251. https://doi.org/10.5194/nhess-18-3235-2018</w:t>
       </w:r>
     </w:p>
     <w:p>
@@ -5314,7 +5332,7 @@
         <w:pStyle w:val="ListParagraph"/>
       </w:pPr>
       <w:r>
-        <w:t>[6]  Elkan, C. &amp; Noto, K. (2008). Learning classifiers from only positive and unlabeled data. Proceedings of the 14th ACM SIGKDD International Conference on Knowledge Discovery and Data Mining, 213-220.</w:t>
+        <w:t>[6]  Cetinkaya, S. &amp; Kocaman, S. (2023). Impact of learning set and sampling for snow avalanche susceptibility mapping with random forest. ISPRS Archives, XLVIII-M-1, 57-64. https://doi.org/10.5194/isprs-archives-XLVIII-M-1-2023-57-2023</w:t>
       </w:r>
     </w:p>
     <w:p>
@@ -5322,7 +5340,7 @@
         <w:pStyle w:val="ListParagraph"/>
       </w:pPr>
       <w:r>
-        <w:t>[7]  Lobo, J. M., Jiménez-Valverde, A. &amp; Real, R. (2008). AUC: a misleading measure of the performance of predictive distribution models. Global Ecology and Biogeography, 17, 145-151.</w:t>
+        <w:t>[7]  Chawla, N. V., Bowyer, K. W., Hall, L. O. &amp; Kegelmeyer, W. P. (2002). SMOTE: synthetic minority over-sampling technique. Journal of Artificial Intelligence Research, 16, 321-357. https://doi.org/10.1613/jair.953</w:t>
       </w:r>
     </w:p>
     <w:p>
@@ -5330,7 +5348,7 @@
         <w:pStyle w:val="ListParagraph"/>
       </w:pPr>
       <w:r>
-        <w:t>[8]  Phillips, S. J., Dudík, M., Elith, J., Graham, C. H., Lehmann, A., Leathwick, J. &amp; Ferrier, S. (2009). Sample selection bias and presence-only distribution models. Ecological Applications, 19, 181-197.</w:t>
+        <w:t>[8]  Eckerstorfer, M., Vickers, H., Malnes, E. &amp; Grahn, J. (2019). Near-real time automatic snow avalanche activity monitoring system using Sentinel-1 SAR data in Norway. Remote Sensing, 11, 2863. https://doi.org/10.3390/rs11232863</w:t>
       </w:r>
     </w:p>
     <w:p>
@@ -5338,7 +5356,7 @@
         <w:pStyle w:val="ListParagraph"/>
       </w:pPr>
       <w:r>
-        <w:t>[9]  Ploton, P. et al. (2020). Spatial validation reveals poor predictive performance of large-scale ecological mapping models. Nature Communications, 11, 4540.</w:t>
+        <w:t>[9]  Elkan, C. &amp; Noto, K. (2008). Learning classifiers from only positive and unlabeled data. Proceedings of the 14th ACM SIGKDD International Conference on Knowledge Discovery and Data Mining, 213-220. https://doi.org/10.1145/1401890.1401920</w:t>
       </w:r>
     </w:p>
     <w:p>
@@ -5346,7 +5364,7 @@
         <w:pStyle w:val="ListParagraph"/>
       </w:pPr>
       <w:r>
-        <w:t>[10]  Roberts, D. R. et al. (2017). Cross-validation strategies for data with temporal, spatial, hierarchical, or phylogenetic structure. Ecography, 40, 913-929.</w:t>
+        <w:t>[10]  Elith, J. et al. (2006). Novel methods improve prediction of species' distributions from occurrence data. Ecography, 29, 129-151. https://doi.org/10.1111/j.2006.0906-7590.04596.x</w:t>
       </w:r>
     </w:p>
     <w:p>
@@ -5354,7 +5372,7 @@
         <w:pStyle w:val="ListParagraph"/>
       </w:pPr>
       <w:r>
-        <w:t>[11]  Sahin, E. K., Ipbuker, C. &amp; Kavzoglu, T. (2023). Strategies for sampling pseudo-absences of landslide locations for landslide susceptibility mapping in complex mountainous terrain of Northwest Himalaya. Bulletin of Engineering Geology and the Environment, 82, 397.</w:t>
+        <w:t>[11]  Hanley, J. A. &amp; McNeil, B. J. (1982). The meaning and use of the area under a receiver operating characteristic (ROC) curve. Radiology, 143, 29-36. https://doi.org/10.1148/radiology.143.1.7063747</w:t>
       </w:r>
     </w:p>
     <w:p>
@@ -5362,7 +5380,95 @@
         <w:pStyle w:val="ListParagraph"/>
       </w:pPr>
       <w:r>
-        <w:t>[12]  Winstral, A., Elder, K. &amp; Davis, R. E. (2002). Spatial snow modeling of wind-redistributed snow using terrain-based parameters. Journal of Hydrometeorology, 3, 524-538.</w:t>
+        <w:t>[12]  Hastie, T. &amp; Fithian, W. (2013). Inference from presence-only data: the ongoing controversy. Ecography, 36, 864-867. https://doi.org/10.1111/j.1600-0587.2013.00321.x</w:t>
+      </w:r>
+    </w:p>
+    <w:p>
+      <w:pPr>
+        <w:pStyle w:val="ListParagraph"/>
+      </w:pPr>
+      <w:r>
+        <w:t>[13]  Lobo, J. M., Jiménez-Valverde, A. &amp; Real, R. (2008). AUC: a misleading measure of the performance of predictive distribution models. Global Ecology and Biogeography, 17, 145-151. https://doi.org/10.1111/j.1466-8238.2007.00358.x</w:t>
+      </w:r>
+    </w:p>
+    <w:p>
+      <w:pPr>
+        <w:pStyle w:val="ListParagraph"/>
+      </w:pPr>
+      <w:r>
+        <w:t>[14]  Meyer, H., Reudenbach, C., Wöllauer, S. &amp; Nauss, T. (2019). Importance of spatial predictor variable selection in machine learning applications. Ecological Modelling, 411, 108815. https://doi.org/10.1016/j.ecolmodel.2019.108815</w:t>
+      </w:r>
+    </w:p>
+    <w:p>
+      <w:pPr>
+        <w:pStyle w:val="ListParagraph"/>
+      </w:pPr>
+      <w:r>
+        <w:t>[15]  Phillips, S. J., Anderson, R. P. &amp; Schapire, R. E. (2006). Maximum entropy modeling of species geographic distributions. Ecological Modelling, 190, 231-259. https://doi.org/10.1016/j.ecolmodel.2005.03.026</w:t>
+      </w:r>
+    </w:p>
+    <w:p>
+      <w:pPr>
+        <w:pStyle w:val="ListParagraph"/>
+      </w:pPr>
+      <w:r>
+        <w:t>[16]  Phillips, S. J., Dudík, M., Elith, J., Graham, C. H., Lehmann, A., Leathwick, J. &amp; Ferrier, S. (2009). Sample selection bias and presence-only distribution models. Ecological Applications, 19, 181-197. https://doi.org/10.1890/07-2153.1</w:t>
+      </w:r>
+    </w:p>
+    <w:p>
+      <w:pPr>
+        <w:pStyle w:val="ListParagraph"/>
+      </w:pPr>
+      <w:r>
+        <w:t>[17]  Ploton, P. et al. (2020). Spatial validation reveals poor predictive performance of large-scale ecological mapping models. Nature Communications, 11, 4540. https://doi.org/10.1038/s41467-020-18321-y</w:t>
+      </w:r>
+    </w:p>
+    <w:p>
+      <w:pPr>
+        <w:pStyle w:val="ListParagraph"/>
+      </w:pPr>
+      <w:r>
+        <w:t>[18]  Roberts, D. R. et al. (2017). Cross-validation strategies for data with temporal, spatial, hierarchical, or phylogenetic structure. Ecography, 40, 913-929. https://doi.org/10.1111/ecog.02881</w:t>
+      </w:r>
+    </w:p>
+    <w:p>
+      <w:pPr>
+        <w:pStyle w:val="ListParagraph"/>
+      </w:pPr>
+      <w:r>
+        <w:t>[19]  Saito, T. &amp; Rehmsmeier, M. (2015). The precision-recall plot is more informative than the ROC plot when evaluating binary classifiers on imbalanced datasets. PLOS ONE, 10, e0118432. https://doi.org/10.1371/journal.pone.0118432</w:t>
+      </w:r>
+    </w:p>
+    <w:p>
+      <w:pPr>
+        <w:pStyle w:val="ListParagraph"/>
+      </w:pPr>
+      <w:r>
+        <w:t>[20]  Sahin, E. K., Ipbuker, C. &amp; Kavzoglu, T. (2023). Strategies for sampling pseudo-absences of landslide locations for landslide susceptibility mapping in complex mountainous terrain of Northwest Himalaya. Bulletin of Engineering Geology and the Environment, 82, 397. https://doi.org/10.1007/s10064-023-03333-x</w:t>
+      </w:r>
+    </w:p>
+    <w:p>
+      <w:pPr>
+        <w:pStyle w:val="ListParagraph"/>
+      </w:pPr>
+      <w:r>
+        <w:t>[21]  Valavi, R., Elith, J., Lahoz-Monfort, J. J. &amp; Guillera-Arroita, G. (2019). blockCV: an R package for generating spatially or environmentally separated folds. Methods in Ecology and Evolution, 10, 225-232. https://doi.org/10.1111/2041-210X.13107</w:t>
+      </w:r>
+    </w:p>
+    <w:p>
+      <w:pPr>
+        <w:pStyle w:val="ListParagraph"/>
+      </w:pPr>
+      <w:r>
+        <w:t>[22]  Ward, G., Hastie, T., Barry, S., Elith, J. &amp; Leathwick, J. R. (2009). Presence-only data and the EM algorithm. Biometrics, 65, 554-563. https://doi.org/10.1111/j.1541-0420.2008.01116.x</w:t>
+      </w:r>
+    </w:p>
+    <w:p>
+      <w:pPr>
+        <w:pStyle w:val="ListParagraph"/>
+      </w:pPr>
+      <w:r>
+        <w:t>[23]  Winstral, A., Elder, K. &amp; Davis, R. E. (2002). Spatial snow modeling of wind-redistributed snow using terrain-based parameters. Journal of Hydrometeorology, 3, 524-538. https://doi.org/10.1175/1525-7541(2002)003&lt;0524:SSMOWR&gt;2.0.CO;2</w:t>
       </w:r>
     </w:p>
     <w:sectPr>

--- a/Avalanche_Manuscript.docx
+++ b/Avalanche_Manuscript.docx
@@ -466,7 +466,7 @@
           <w:b/>
           <w:sz w:val="19"/>
         </w:rPr>
-        <w:t>Table 1. Reported AUC against absence displacement in synthetic data.</w:t>
+        <w:t>Table 1. Reported AUC against absence displacement in synthetic data, with 95% percentile intervals over 20 independent replications.</w:t>
       </w:r>
     </w:p>
     <w:tbl>
@@ -484,7 +484,7 @@
       <w:tr>
         <w:tc>
           <w:tcPr>
-            <w:tcW w:type="dxa" w:w="1440"/>
+            <w:tcW w:type="dxa" w:w="1296"/>
           </w:tcPr>
           <w:p>
             <w:r/>
@@ -499,7 +499,7 @@
         </w:tc>
         <w:tc>
           <w:tcPr>
-            <w:tcW w:type="dxa" w:w="2736"/>
+            <w:tcW w:type="dxa" w:w="3024"/>
           </w:tcPr>
           <w:p>
             <w:r/>
@@ -514,7 +514,7 @@
         </w:tc>
         <w:tc>
           <w:tcPr>
-            <w:tcW w:type="dxa" w:w="2880"/>
+            <w:tcW w:type="dxa" w:w="3024"/>
           </w:tcPr>
           <w:p>
             <w:r/>
@@ -523,7 +523,7 @@
                 <w:b/>
                 <w:sz w:val="18"/>
               </w:rPr>
-              <w:t>AUC, null model (no skill)</w:t>
+              <w:t>AUC, model with no skill</w:t>
             </w:r>
           </w:p>
         </w:tc>
@@ -531,7 +531,7 @@
       <w:tr>
         <w:tc>
           <w:tcPr>
-            <w:tcW w:type="dxa" w:w="1440"/>
+            <w:tcW w:type="dxa" w:w="1296"/>
           </w:tcPr>
           <w:p>
             <w:r/>
@@ -545,7 +545,7 @@
         </w:tc>
         <w:tc>
           <w:tcPr>
-            <w:tcW w:type="dxa" w:w="2736"/>
+            <w:tcW w:type="dxa" w:w="3024"/>
           </w:tcPr>
           <w:p>
             <w:r/>
@@ -553,13 +553,13 @@
               <w:rPr>
                 <w:sz w:val="18"/>
               </w:rPr>
-              <w:t>0.977</w:t>
+              <w:t>0.977 [0.970, 0.983]</w:t>
             </w:r>
           </w:p>
         </w:tc>
         <w:tc>
           <w:tcPr>
-            <w:tcW w:type="dxa" w:w="2880"/>
+            <w:tcW w:type="dxa" w:w="3024"/>
           </w:tcPr>
           <w:p>
             <w:r/>
@@ -567,7 +567,7 @@
               <w:rPr>
                 <w:sz w:val="18"/>
               </w:rPr>
-              <w:t>0.496</w:t>
+              <w:t>0.494 [0.465, 0.522]</w:t>
             </w:r>
           </w:p>
         </w:tc>
@@ -575,7 +575,7 @@
       <w:tr>
         <w:tc>
           <w:tcPr>
-            <w:tcW w:type="dxa" w:w="1440"/>
+            <w:tcW w:type="dxa" w:w="1296"/>
           </w:tcPr>
           <w:p>
             <w:r/>
@@ -589,7 +589,7 @@
         </w:tc>
         <w:tc>
           <w:tcPr>
-            <w:tcW w:type="dxa" w:w="2736"/>
+            <w:tcW w:type="dxa" w:w="3024"/>
           </w:tcPr>
           <w:p>
             <w:r/>
@@ -597,13 +597,13 @@
               <w:rPr>
                 <w:sz w:val="18"/>
               </w:rPr>
-              <w:t>0.978</w:t>
+              <w:t>0.977 [0.971, 0.983]</w:t>
             </w:r>
           </w:p>
         </w:tc>
         <w:tc>
           <w:tcPr>
-            <w:tcW w:type="dxa" w:w="2880"/>
+            <w:tcW w:type="dxa" w:w="3024"/>
           </w:tcPr>
           <w:p>
             <w:r/>
@@ -611,7 +611,7 @@
               <w:rPr>
                 <w:sz w:val="18"/>
               </w:rPr>
-              <w:t>0.607</w:t>
+              <w:t>0.604 [0.578, 0.639]</w:t>
             </w:r>
           </w:p>
         </w:tc>
@@ -619,7 +619,7 @@
       <w:tr>
         <w:tc>
           <w:tcPr>
-            <w:tcW w:type="dxa" w:w="1440"/>
+            <w:tcW w:type="dxa" w:w="1296"/>
           </w:tcPr>
           <w:p>
             <w:r/>
@@ -633,7 +633,7 @@
         </w:tc>
         <w:tc>
           <w:tcPr>
-            <w:tcW w:type="dxa" w:w="2736"/>
+            <w:tcW w:type="dxa" w:w="3024"/>
           </w:tcPr>
           <w:p>
             <w:r/>
@@ -641,13 +641,13 @@
               <w:rPr>
                 <w:sz w:val="18"/>
               </w:rPr>
-              <w:t>0.981</w:t>
+              <w:t>0.982 [0.974, 0.986]</w:t>
             </w:r>
           </w:p>
         </w:tc>
         <w:tc>
           <w:tcPr>
-            <w:tcW w:type="dxa" w:w="2880"/>
+            <w:tcW w:type="dxa" w:w="3024"/>
           </w:tcPr>
           <w:p>
             <w:r/>
@@ -655,7 +655,7 @@
               <w:rPr>
                 <w:sz w:val="18"/>
               </w:rPr>
-              <w:t>0.739</w:t>
+              <w:t>0.738 [0.707, 0.765]</w:t>
             </w:r>
           </w:p>
         </w:tc>
@@ -663,7 +663,7 @@
       <w:tr>
         <w:tc>
           <w:tcPr>
-            <w:tcW w:type="dxa" w:w="1440"/>
+            <w:tcW w:type="dxa" w:w="1296"/>
           </w:tcPr>
           <w:p>
             <w:r/>
@@ -677,7 +677,7 @@
         </w:tc>
         <w:tc>
           <w:tcPr>
-            <w:tcW w:type="dxa" w:w="2736"/>
+            <w:tcW w:type="dxa" w:w="3024"/>
           </w:tcPr>
           <w:p>
             <w:r/>
@@ -685,13 +685,13 @@
               <w:rPr>
                 <w:sz w:val="18"/>
               </w:rPr>
-              <w:t>0.986</w:t>
+              <w:t>0.986 [0.980, 0.989]</w:t>
             </w:r>
           </w:p>
         </w:tc>
         <w:tc>
           <w:tcPr>
-            <w:tcW w:type="dxa" w:w="2880"/>
+            <w:tcW w:type="dxa" w:w="3024"/>
           </w:tcPr>
           <w:p>
             <w:r/>
@@ -699,7 +699,7 @@
               <w:rPr>
                 <w:sz w:val="18"/>
               </w:rPr>
-              <w:t>0.840</w:t>
+              <w:t>0.840 [0.812, 0.858]</w:t>
             </w:r>
           </w:p>
         </w:tc>
@@ -707,7 +707,7 @@
       <w:tr>
         <w:tc>
           <w:tcPr>
-            <w:tcW w:type="dxa" w:w="1440"/>
+            <w:tcW w:type="dxa" w:w="1296"/>
           </w:tcPr>
           <w:p>
             <w:r/>
@@ -721,7 +721,7 @@
         </w:tc>
         <w:tc>
           <w:tcPr>
-            <w:tcW w:type="dxa" w:w="2736"/>
+            <w:tcW w:type="dxa" w:w="3024"/>
           </w:tcPr>
           <w:p>
             <w:r/>
@@ -729,13 +729,13 @@
               <w:rPr>
                 <w:sz w:val="18"/>
               </w:rPr>
-              <w:t>0.991</w:t>
+              <w:t>0.991 [0.986, 0.993]</w:t>
             </w:r>
           </w:p>
         </w:tc>
         <w:tc>
           <w:tcPr>
-            <w:tcW w:type="dxa" w:w="2880"/>
+            <w:tcW w:type="dxa" w:w="3024"/>
           </w:tcPr>
           <w:p>
             <w:r/>
@@ -743,7 +743,7 @@
               <w:rPr>
                 <w:sz w:val="18"/>
               </w:rPr>
-              <w:t>0.910</w:t>
+              <w:t>0.910 [0.888, 0.921]</w:t>
             </w:r>
           </w:p>
         </w:tc>
@@ -751,7 +751,7 @@
       <w:tr>
         <w:tc>
           <w:tcPr>
-            <w:tcW w:type="dxa" w:w="1440"/>
+            <w:tcW w:type="dxa" w:w="1296"/>
           </w:tcPr>
           <w:p>
             <w:r/>
@@ -765,7 +765,7 @@
         </w:tc>
         <w:tc>
           <w:tcPr>
-            <w:tcW w:type="dxa" w:w="2736"/>
+            <w:tcW w:type="dxa" w:w="3024"/>
           </w:tcPr>
           <w:p>
             <w:r/>
@@ -773,13 +773,13 @@
               <w:rPr>
                 <w:sz w:val="18"/>
               </w:rPr>
-              <w:t>0.997</w:t>
+              <w:t>0.997 [0.995, 0.999]</w:t>
             </w:r>
           </w:p>
         </w:tc>
         <w:tc>
           <w:tcPr>
-            <w:tcW w:type="dxa" w:w="2880"/>
+            <w:tcW w:type="dxa" w:w="3024"/>
           </w:tcPr>
           <w:p>
             <w:r/>
@@ -787,7 +787,7 @@
               <w:rPr>
                 <w:sz w:val="18"/>
               </w:rPr>
-              <w:t>0.974</w:t>
+              <w:t>0.976 [0.966, 0.980]</w:t>
             </w:r>
           </w:p>
         </w:tc>
@@ -795,7 +795,7 @@
       <w:tr>
         <w:tc>
           <w:tcPr>
-            <w:tcW w:type="dxa" w:w="1440"/>
+            <w:tcW w:type="dxa" w:w="1296"/>
           </w:tcPr>
           <w:p>
             <w:r/>
@@ -809,7 +809,7 @@
         </w:tc>
         <w:tc>
           <w:tcPr>
-            <w:tcW w:type="dxa" w:w="2736"/>
+            <w:tcW w:type="dxa" w:w="3024"/>
           </w:tcPr>
           <w:p>
             <w:r/>
@@ -817,13 +817,13 @@
               <w:rPr>
                 <w:sz w:val="18"/>
               </w:rPr>
-              <w:t>0.999</w:t>
+              <w:t>0.999 [0.999, 1.000]</w:t>
             </w:r>
           </w:p>
         </w:tc>
         <w:tc>
           <w:tcPr>
-            <w:tcW w:type="dxa" w:w="2880"/>
+            <w:tcW w:type="dxa" w:w="3024"/>
           </w:tcPr>
           <w:p>
             <w:r/>
@@ -831,7 +831,7 @@
               <w:rPr>
                 <w:sz w:val="18"/>
               </w:rPr>
-              <w:t>0.993</w:t>
+              <w:t>0.995 [0.989, 0.997]</w:t>
             </w:r>
           </w:p>
         </w:tc>
@@ -839,51 +839,7 @@
       <w:tr>
         <w:tc>
           <w:tcPr>
-            <w:tcW w:type="dxa" w:w="1440"/>
-          </w:tcPr>
-          <w:p>
-            <w:r/>
-            <w:r>
-              <w:rPr>
-                <w:sz w:val="18"/>
-              </w:rPr>
-              <w:t>5</w:t>
-            </w:r>
-          </w:p>
-        </w:tc>
-        <w:tc>
-          <w:tcPr>
-            <w:tcW w:type="dxa" w:w="2736"/>
-          </w:tcPr>
-          <w:p>
-            <w:r/>
-            <w:r>
-              <w:rPr>
-                <w:sz w:val="18"/>
-              </w:rPr>
-              <w:t>1.000</w:t>
-            </w:r>
-          </w:p>
-        </w:tc>
-        <w:tc>
-          <w:tcPr>
-            <w:tcW w:type="dxa" w:w="2880"/>
-          </w:tcPr>
-          <w:p>
-            <w:r/>
-            <w:r>
-              <w:rPr>
-                <w:sz w:val="18"/>
-              </w:rPr>
-              <w:t>0.998</w:t>
-            </w:r>
-          </w:p>
-        </w:tc>
-      </w:tr>
-      <w:tr>
-        <w:tc>
-          <w:tcPr>
-            <w:tcW w:type="dxa" w:w="1440"/>
+            <w:tcW w:type="dxa" w:w="1296"/>
           </w:tcPr>
           <w:p>
             <w:r/>
@@ -897,7 +853,7 @@
         </w:tc>
         <w:tc>
           <w:tcPr>
-            <w:tcW w:type="dxa" w:w="2736"/>
+            <w:tcW w:type="dxa" w:w="3024"/>
           </w:tcPr>
           <w:p>
             <w:r/>
@@ -905,13 +861,13 @@
               <w:rPr>
                 <w:sz w:val="18"/>
               </w:rPr>
-              <w:t>1.000</w:t>
+              <w:t>1.000 [1.000, 1.000]</w:t>
             </w:r>
           </w:p>
         </w:tc>
         <w:tc>
           <w:tcPr>
-            <w:tcW w:type="dxa" w:w="2880"/>
+            <w:tcW w:type="dxa" w:w="3024"/>
           </w:tcPr>
           <w:p>
             <w:r/>
@@ -919,7 +875,7 @@
               <w:rPr>
                 <w:sz w:val="18"/>
               </w:rPr>
-              <w:t>1.000</w:t>
+              <w:t>1.000 [0.998, 1.000]</w:t>
             </w:r>
           </w:p>
         </w:tc>
@@ -932,7 +888,7 @@
           <w:i w:val="0"/>
           <w:sz w:val="22"/>
         </w:rPr>
-        <w:t>The null model moves from 0.496 at δ = 0, correctly indicating no skill, to 0.910 at δ = 2 and 1.000 at δ = 6. A model that has learned nothing can therefore be made to report any AUC up to unity purely by choosing where its absences are drawn from. The informative arm is already near ceiling throughout, so once δ exceeds about 3 the two arms are indistinguishable: beyond that point a reported AUC cannot separate a model that works from one that does not.</w:t>
+        <w:t>Every figure is the mean over 20 independent replications, each drawing a fresh dataset and refitting, with seeds 0 to 19; intervals are the 2.5th to 97.5th percentiles across those replications, so they describe the variation a reader would see on re-running rather than an analytic approximation. The null model moves from 0.494 [0.465, 0.522] at δ = 0, correctly indicating no skill, to 0.910 [0.888, 0.921] at δ = 2 and 1.000 [0.998, 1.000] at δ = 6. A model that has learned nothing can therefore be made to report any AUC up to unity purely by choosing where its absences are drawn from. The informative arm is already near ceiling throughout, so once δ exceeds about 3 the two arms are indistinguishable: beyond that point a reported AUC cannot separate a model that works from one that does not.</w:t>
       </w:r>
     </w:p>
     <w:p>
@@ -1010,7 +966,7 @@
           <w:i w:val="0"/>
           <w:sz w:val="22"/>
         </w:rPr>
-        <w:t>Full results for both invariance checks are given in the supplementary material (Tables S1 and S2).</w:t>
+        <w:t>Three further checks are reported in the supplementary material. The behaviour is unchanged across learners, predictor counts and sample sizes (Table S1); across displacement directions, including displacement partly along the informative axis (Table S2); and across presence-to-background ratios from 1:1 to 1:10, where the null-arm AUC varies by at most 0.024 at any displacement (Table S6). The ratio check matters because susceptibility studies choose that ratio freely and rarely justify it.</w:t>
       </w:r>
     </w:p>
     <w:p>
